--- a/00-首页/题组Word/初赛模拟卷/真题版式/初赛模拟卷XIV（非有机·学生版·真题版式）.docx
+++ b/00-首页/题组Word/初赛模拟卷/真题版式/初赛模拟卷XIV（非有机·学生版·真题版式）.docx
@@ -678,6 +678,1022 @@
           <w:rFonts w:ascii="Times New Roman" w:hAnsi="Times New Roman" w:cs="Times New Roman" w:eastAsia="SimSun"/>
         </w:rPr>
         <w:t xml:space="preserve">其定义式为</w:t>
+      </w:r>
+      <w:r>
+        <w:t xml:space="preserve"> </w:t>
+      </w:r>
+      <m:oMath>
+        <m:sSubSup>
+          <m:e>
+            <m:r>
+              <w:rPr>
+                <w:rFonts w:ascii="Times New Roman" w:hAnsi="Times New Roman" w:cs="Times New Roman" w:eastAsia="SimSun"/>
+              </w:rPr>
+              <m:t>σ</m:t>
+            </m:r>
+          </m:e>
+          <m:sub>
+            <m:r>
+              <w:rPr>
+                <w:rFonts w:ascii="Times New Roman" w:hAnsi="Times New Roman" w:cs="Times New Roman" w:eastAsia="SimSun"/>
+              </w:rPr>
+              <m:t>2</m:t>
+            </m:r>
+          </m:sub>
+          <m:sup>
+            <m:r>
+              <w:rPr>
+                <w:rFonts w:ascii="Times New Roman" w:hAnsi="Times New Roman" w:cs="Times New Roman" w:eastAsia="SimSun"/>
+              </w:rPr>
+              <m:t>2</m:t>
+            </m:r>
+          </m:sup>
+        </m:sSubSup>
+        <m:r>
+          <m:rPr>
+            <m:sty m:val="p"/>
+          </m:rPr>
+          <w:rPr>
+            <w:rFonts w:ascii="Times New Roman" w:hAnsi="Times New Roman" w:cs="Times New Roman" w:eastAsia="SimSun"/>
+          </w:rPr>
+          <m:t>=</m:t>
+        </m:r>
+        <m:f>
+          <m:fPr>
+            <m:type m:val="bar"/>
+          </m:fPr>
+          <m:num>
+            <m:r>
+              <w:rPr>
+                <w:rFonts w:ascii="Times New Roman" w:hAnsi="Times New Roman" w:cs="Times New Roman" w:eastAsia="SimSun"/>
+              </w:rPr>
+              <m:t>1</m:t>
+            </m:r>
+          </m:num>
+          <m:den>
+            <m:r>
+              <w:rPr>
+                <w:rFonts w:ascii="Times New Roman" w:hAnsi="Times New Roman" w:cs="Times New Roman" w:eastAsia="SimSun"/>
+              </w:rPr>
+              <m:t>2</m:t>
+            </m:r>
+          </m:den>
+        </m:f>
+        <m:nary>
+          <m:naryPr>
+            <m:chr m:val="∑"/>
+            <m:limLoc m:val="undOvr"/>
+            <m:subHide m:val="off"/>
+            <m:supHide m:val="off"/>
+          </m:naryPr>
+          <m:sub>
+            <m:r>
+              <w:rPr>
+                <w:rFonts w:ascii="Times New Roman" w:hAnsi="Times New Roman" w:cs="Times New Roman" w:eastAsia="SimSun"/>
+              </w:rPr>
+              <m:t>i</m:t>
+            </m:r>
+            <m:r>
+              <m:rPr>
+                <m:sty m:val="p"/>
+              </m:rPr>
+              <w:rPr>
+                <w:rFonts w:ascii="Times New Roman" w:hAnsi="Times New Roman" w:cs="Times New Roman" w:eastAsia="SimSun"/>
+              </w:rPr>
+              <m:t>=</m:t>
+            </m:r>
+            <m:r>
+              <w:rPr>
+                <w:rFonts w:ascii="Times New Roman" w:hAnsi="Times New Roman" w:cs="Times New Roman" w:eastAsia="SimSun"/>
+              </w:rPr>
+              <m:t>1</m:t>
+            </m:r>
+          </m:sub>
+          <m:sup>
+            <m:r>
+              <w:rPr>
+                <w:rFonts w:ascii="Times New Roman" w:hAnsi="Times New Roman" w:cs="Times New Roman" w:eastAsia="SimSun"/>
+              </w:rPr>
+              <m:t>3</m:t>
+            </m:r>
+          </m:sup>
+          <m:e>
+            <m:r>
+              <m:rPr>
+                <m:sty m:val="p"/>
+              </m:rPr>
+              <w:rPr>
+                <w:rFonts w:ascii="Times New Roman" w:hAnsi="Times New Roman" w:cs="Times New Roman" w:eastAsia="SimSun"/>
+              </w:rPr>
+              <m:t>(</m:t>
+            </m:r>
+          </m:e>
+        </m:nary>
+        <m:sSub>
+          <m:e>
+            <m:r>
+              <w:rPr>
+                <w:rFonts w:ascii="Times New Roman" w:hAnsi="Times New Roman" w:cs="Times New Roman" w:eastAsia="SimSun"/>
+              </w:rPr>
+              <m:t>β</m:t>
+            </m:r>
+          </m:e>
+          <m:sub>
+            <m:r>
+              <w:rPr>
+                <w:rFonts w:ascii="Times New Roman" w:hAnsi="Times New Roman" w:cs="Times New Roman" w:eastAsia="SimSun"/>
+              </w:rPr>
+              <m:t>i</m:t>
+            </m:r>
+          </m:sub>
+        </m:sSub>
+        <m:r>
+          <m:rPr>
+            <m:sty m:val="p"/>
+          </m:rPr>
+          <w:rPr>
+            <w:rFonts w:ascii="Times New Roman" w:hAnsi="Times New Roman" w:cs="Times New Roman" w:eastAsia="SimSun"/>
+          </w:rPr>
+          <m:t>−</m:t>
+        </m:r>
+        <m:sSup>
+          <m:e>
+            <m:r>
+              <w:rPr>
+                <w:rFonts w:ascii="Times New Roman" w:hAnsi="Times New Roman" w:cs="Times New Roman" w:eastAsia="SimSun"/>
+              </w:rPr>
+              <m:t>180</m:t>
+            </m:r>
+          </m:e>
+          <m:sup>
+            <m:r>
+              <m:rPr>
+                <m:sty m:val="p"/>
+              </m:rPr>
+              <w:rPr>
+                <w:rFonts w:ascii="Times New Roman" w:hAnsi="Times New Roman" w:cs="Times New Roman" w:eastAsia="SimSun"/>
+              </w:rPr>
+              <m:t>∘</m:t>
+            </m:r>
+          </m:sup>
+        </m:sSup>
+        <m:sSup>
+          <m:e>
+            <m:r>
+              <m:rPr>
+                <m:sty m:val="p"/>
+              </m:rPr>
+              <w:rPr>
+                <w:rFonts w:ascii="Times New Roman" w:hAnsi="Times New Roman" w:cs="Times New Roman" w:eastAsia="SimSun"/>
+              </w:rPr>
+              <m:t>)</m:t>
+            </m:r>
+          </m:e>
+          <m:sup>
+            <m:r>
+              <w:rPr>
+                <w:rFonts w:ascii="Times New Roman" w:hAnsi="Times New Roman" w:cs="Times New Roman" w:eastAsia="SimSun"/>
+              </w:rPr>
+              <m:t>2</m:t>
+            </m:r>
+          </m:sup>
+        </m:sSup>
+      </m:oMath>
+      <w:r>
+        <w:t xml:space="preserve"> </w:t>
+      </w:r>
+      <w:r>
+        <w:rPr>
+          <w:rFonts w:ascii="Times New Roman" w:hAnsi="Times New Roman" w:cs="Times New Roman" w:eastAsia="SimSun"/>
+        </w:rPr>
+        <w:t xml:space="preserve">。其中</w:t>
+      </w:r>
+      <w:r>
+        <w:t xml:space="preserve"> </w:t>
+      </w:r>
+      <m:oMath>
+        <m:r>
+          <w:rPr>
+            <w:rFonts w:ascii="Times New Roman" w:hAnsi="Times New Roman" w:cs="Times New Roman" w:eastAsia="SimSun"/>
+          </w:rPr>
+          <m:t>β</m:t>
+        </m:r>
+      </m:oMath>
+      <w:r>
+        <w:t xml:space="preserve"> </w:t>
+      </w:r>
+      <w:r>
+        <w:rPr>
+          <w:rFonts w:ascii="Times New Roman" w:hAnsi="Times New Roman" w:cs="Times New Roman" w:eastAsia="SimSun"/>
+        </w:rPr>
+        <w:t xml:space="preserve">为八面体中处于相对位置的</w:t>
+      </w:r>
+      <w:r>
+        <w:t xml:space="preserve"> X-B-X </w:t>
+      </w:r>
+      <w:r>
+        <w:rPr>
+          <w:rFonts w:ascii="Times New Roman" w:hAnsi="Times New Roman" w:cs="Times New Roman" w:eastAsia="SimSun"/>
+        </w:rPr>
+        <w:t xml:space="preserve">键角。对于理想情况下的八面体其</w:t>
+      </w:r>
+      <w:r>
+        <w:t xml:space="preserve"> </w:t>
+      </w:r>
+      <m:oMath>
+        <m:sSubSup>
+          <m:e>
+            <m:r>
+              <w:rPr>
+                <w:rFonts w:ascii="Times New Roman" w:hAnsi="Times New Roman" w:cs="Times New Roman" w:eastAsia="SimSun"/>
+              </w:rPr>
+              <m:t>σ</m:t>
+            </m:r>
+          </m:e>
+          <m:sub>
+            <m:r>
+              <w:rPr>
+                <w:rFonts w:ascii="Times New Roman" w:hAnsi="Times New Roman" w:cs="Times New Roman" w:eastAsia="SimSun"/>
+              </w:rPr>
+              <m:t>2</m:t>
+            </m:r>
+          </m:sub>
+          <m:sup>
+            <m:r>
+              <w:rPr>
+                <w:rFonts w:ascii="Times New Roman" w:hAnsi="Times New Roman" w:cs="Times New Roman" w:eastAsia="SimSun"/>
+              </w:rPr>
+              <m:t>2</m:t>
+            </m:r>
+          </m:sup>
+        </m:sSubSup>
+        <m:r>
+          <m:rPr>
+            <m:sty m:val="p"/>
+          </m:rPr>
+          <w:rPr>
+            <w:rFonts w:ascii="Times New Roman" w:hAnsi="Times New Roman" w:cs="Times New Roman" w:eastAsia="SimSun"/>
+          </w:rPr>
+          <m:t>=</m:t>
+        </m:r>
+        <m:r>
+          <w:rPr>
+            <w:rFonts w:ascii="Times New Roman" w:hAnsi="Times New Roman" w:cs="Times New Roman" w:eastAsia="SimSun"/>
+          </w:rPr>
+          <m:t>0</m:t>
+        </m:r>
+      </m:oMath>
+      <w:r>
+        <w:t xml:space="preserve"> </w:t>
+      </w:r>
+      <w:r>
+        <w:t xml:space="preserve">。</w:t>
+      </w:r>
+      <w:r>
+        <w:t xml:space="preserve"> </w:t>
+      </w:r>
+      <m:oMath>
+        <m:sSub>
+          <m:e>
+            <m:r>
+              <m:rPr>
+                <m:sty m:val="p"/>
+              </m:rPr>
+              <w:rPr>
+                <w:rFonts w:ascii="Times New Roman" w:hAnsi="Times New Roman" w:cs="Times New Roman" w:eastAsia="SimSun"/>
+              </w:rPr>
+              <m:t>B</m:t>
+            </m:r>
+            <m:r>
+              <m:rPr>
+                <m:sty m:val="p"/>
+              </m:rPr>
+              <w:rPr>
+                <w:rFonts w:ascii="Times New Roman" w:hAnsi="Times New Roman" w:cs="Times New Roman" w:eastAsia="SimSun"/>
+              </w:rPr>
+              <m:t>a</m:t>
+            </m:r>
+            <m:r>
+              <m:rPr>
+                <m:sty m:val="p"/>
+              </m:rPr>
+              <w:rPr>
+                <w:rFonts w:ascii="Times New Roman" w:hAnsi="Times New Roman" w:cs="Times New Roman" w:eastAsia="SimSun"/>
+              </w:rPr>
+              <m:t>T</m:t>
+            </m:r>
+            <m:r>
+              <m:rPr>
+                <m:sty m:val="p"/>
+              </m:rPr>
+              <w:rPr>
+                <w:rFonts w:ascii="Times New Roman" w:hAnsi="Times New Roman" w:cs="Times New Roman" w:eastAsia="SimSun"/>
+              </w:rPr>
+              <m:t>i</m:t>
+            </m:r>
+            <m:r>
+              <m:rPr>
+                <m:sty m:val="p"/>
+              </m:rPr>
+              <w:rPr>
+                <w:rFonts w:ascii="Times New Roman" w:hAnsi="Times New Roman" w:cs="Times New Roman" w:eastAsia="SimSun"/>
+              </w:rPr>
+              <m:t>O</m:t>
+            </m:r>
+          </m:e>
+          <m:sub>
+            <m:r>
+              <w:rPr>
+                <w:rFonts w:ascii="Times New Roman" w:hAnsi="Times New Roman" w:cs="Times New Roman" w:eastAsia="SimSun"/>
+              </w:rPr>
+              <m:t>3</m:t>
+            </m:r>
+          </m:sub>
+        </m:sSub>
+      </m:oMath>
+      <w:r>
+        <w:t xml:space="preserve"> </w:t>
+      </w:r>
+      <w:r>
+        <w:rPr>
+          <w:rFonts w:ascii="Times New Roman" w:hAnsi="Times New Roman" w:cs="Times New Roman" w:eastAsia="SimSun"/>
+        </w:rPr>
+        <w:t xml:space="preserve">晶体属四方晶系,</w:t>
+      </w:r>
+      <w:r>
+        <w:t xml:space="preserve"> </w:t>
+      </w:r>
+      <w:r>
+        <w:rPr>
+          <w:rFonts w:ascii="Times New Roman" w:hAnsi="Times New Roman" w:cs="Times New Roman" w:eastAsia="SimSun"/>
+        </w:rPr>
+        <w:t xml:space="preserve">其晶胞参数</w:t>
+      </w:r>
+      <w:r>
+        <w:t xml:space="preserve"> </w:t>
+      </w:r>
+      <m:oMath>
+        <m:r>
+          <w:rPr>
+            <w:rFonts w:ascii="Times New Roman" w:hAnsi="Times New Roman" w:cs="Times New Roman" w:eastAsia="SimSun"/>
+          </w:rPr>
+          <m:t>a</m:t>
+        </m:r>
+        <m:r>
+          <m:rPr>
+            <m:sty m:val="p"/>
+          </m:rPr>
+          <w:rPr>
+            <w:rFonts w:ascii="Times New Roman" w:hAnsi="Times New Roman" w:cs="Times New Roman" w:eastAsia="SimSun"/>
+          </w:rPr>
+          <m:t>=</m:t>
+        </m:r>
+        <m:r>
+          <w:rPr>
+            <w:rFonts w:ascii="Times New Roman" w:hAnsi="Times New Roman" w:cs="Times New Roman" w:eastAsia="SimSun"/>
+          </w:rPr>
+          <m:t>b</m:t>
+        </m:r>
+        <m:r>
+          <m:rPr>
+            <m:sty m:val="p"/>
+          </m:rPr>
+          <w:rPr>
+            <w:rFonts w:ascii="Times New Roman" w:hAnsi="Times New Roman" w:cs="Times New Roman" w:eastAsia="SimSun"/>
+          </w:rPr>
+          <m:t>=</m:t>
+        </m:r>
+        <m:r>
+          <w:rPr>
+            <w:rFonts w:ascii="Times New Roman" w:hAnsi="Times New Roman" w:cs="Times New Roman" w:eastAsia="SimSun"/>
+          </w:rPr>
+          <m:t>400.0</m:t>
+        </m:r>
+        <m:r>
+          <w:rPr>
+            <w:rFonts w:ascii="Times New Roman" w:hAnsi="Times New Roman" w:cs="Times New Roman" w:eastAsia="SimSun"/>
+          </w:rPr>
+          <m:t> </m:t>
+        </m:r>
+        <m:r>
+          <m:rPr>
+            <m:sty m:val="p"/>
+          </m:rPr>
+          <w:rPr>
+            <w:rFonts w:ascii="Times New Roman" w:hAnsi="Times New Roman" w:cs="Times New Roman" w:eastAsia="SimSun"/>
+          </w:rPr>
+          <m:t>p</m:t>
+        </m:r>
+        <m:r>
+          <m:rPr>
+            <m:sty m:val="p"/>
+          </m:rPr>
+          <w:rPr>
+            <w:rFonts w:ascii="Times New Roman" w:hAnsi="Times New Roman" w:cs="Times New Roman" w:eastAsia="SimSun"/>
+          </w:rPr>
+          <m:t>m</m:t>
+        </m:r>
+      </m:oMath>
+      <w:r>
+        <w:t xml:space="preserve"> </w:t>
+      </w:r>
+      <w:r>
+        <w:t xml:space="preserve">,</w:t>
+      </w:r>
+      <w:r>
+        <w:t xml:space="preserve"> </w:t>
+      </w:r>
+      <m:oMath>
+        <m:r>
+          <w:rPr>
+            <w:rFonts w:ascii="Times New Roman" w:hAnsi="Times New Roman" w:cs="Times New Roman" w:eastAsia="SimSun"/>
+          </w:rPr>
+          <m:t>c</m:t>
+        </m:r>
+        <m:r>
+          <m:rPr>
+            <m:sty m:val="p"/>
+          </m:rPr>
+          <w:rPr>
+            <w:rFonts w:ascii="Times New Roman" w:hAnsi="Times New Roman" w:cs="Times New Roman" w:eastAsia="SimSun"/>
+          </w:rPr>
+          <m:t>=</m:t>
+        </m:r>
+        <m:r>
+          <w:rPr>
+            <w:rFonts w:ascii="Times New Roman" w:hAnsi="Times New Roman" w:cs="Times New Roman" w:eastAsia="SimSun"/>
+          </w:rPr>
+          <m:t>401.7</m:t>
+        </m:r>
+        <m:r>
+          <w:rPr>
+            <w:rFonts w:ascii="Times New Roman" w:hAnsi="Times New Roman" w:cs="Times New Roman" w:eastAsia="SimSun"/>
+          </w:rPr>
+          <m:t> </m:t>
+        </m:r>
+        <m:r>
+          <m:rPr>
+            <m:sty m:val="p"/>
+          </m:rPr>
+          <w:rPr>
+            <w:rFonts w:ascii="Times New Roman" w:hAnsi="Times New Roman" w:cs="Times New Roman" w:eastAsia="SimSun"/>
+          </w:rPr>
+          <m:t>p</m:t>
+        </m:r>
+        <m:r>
+          <m:rPr>
+            <m:sty m:val="p"/>
+          </m:rPr>
+          <w:rPr>
+            <w:rFonts w:ascii="Times New Roman" w:hAnsi="Times New Roman" w:cs="Times New Roman" w:eastAsia="SimSun"/>
+          </w:rPr>
+          <m:t>m</m:t>
+        </m:r>
+      </m:oMath>
+      <w:r>
+        <w:t xml:space="preserve"> </w:t>
+      </w:r>
+      <w:r>
+        <w:t xml:space="preserve">, </w:t>
+      </w:r>
+      <w:r>
+        <w:rPr>
+          <w:rFonts w:ascii="Times New Roman" w:hAnsi="Times New Roman" w:cs="Times New Roman" w:eastAsia="SimSun"/>
+        </w:rPr>
+        <w:t xml:space="preserve">晶胞中部分原子坐标如下表所示。计算</w:t>
+      </w:r>
+      <w:r>
+        <w:t xml:space="preserve"> </w:t>
+      </w:r>
+      <m:oMath>
+        <m:sSub>
+          <m:e>
+            <m:r>
+              <m:rPr>
+                <m:sty m:val="p"/>
+              </m:rPr>
+              <w:rPr>
+                <w:rFonts w:ascii="Times New Roman" w:hAnsi="Times New Roman" w:cs="Times New Roman" w:eastAsia="SimSun"/>
+              </w:rPr>
+              <m:t>C</m:t>
+            </m:r>
+            <m:r>
+              <m:rPr>
+                <m:sty m:val="p"/>
+              </m:rPr>
+              <w:rPr>
+                <w:rFonts w:ascii="Times New Roman" w:hAnsi="Times New Roman" w:cs="Times New Roman" w:eastAsia="SimSun"/>
+              </w:rPr>
+              <m:t>a</m:t>
+            </m:r>
+            <m:r>
+              <m:rPr>
+                <m:sty m:val="p"/>
+              </m:rPr>
+              <w:rPr>
+                <w:rFonts w:ascii="Times New Roman" w:hAnsi="Times New Roman" w:cs="Times New Roman" w:eastAsia="SimSun"/>
+              </w:rPr>
+              <m:t>T</m:t>
+            </m:r>
+            <m:r>
+              <m:rPr>
+                <m:sty m:val="p"/>
+              </m:rPr>
+              <w:rPr>
+                <w:rFonts w:ascii="Times New Roman" w:hAnsi="Times New Roman" w:cs="Times New Roman" w:eastAsia="SimSun"/>
+              </w:rPr>
+              <m:t>i</m:t>
+            </m:r>
+            <m:r>
+              <m:rPr>
+                <m:sty m:val="p"/>
+              </m:rPr>
+              <w:rPr>
+                <w:rFonts w:ascii="Times New Roman" w:hAnsi="Times New Roman" w:cs="Times New Roman" w:eastAsia="SimSun"/>
+              </w:rPr>
+              <m:t>O</m:t>
+            </m:r>
+          </m:e>
+          <m:sub>
+            <m:r>
+              <w:rPr>
+                <w:rFonts w:ascii="Times New Roman" w:hAnsi="Times New Roman" w:cs="Times New Roman" w:eastAsia="SimSun"/>
+              </w:rPr>
+              <m:t>3</m:t>
+            </m:r>
+          </m:sub>
+        </m:sSub>
+      </m:oMath>
+      <w:r>
+        <w:t xml:space="preserve"> </w:t>
+      </w:r>
+      <w:r>
+        <w:rPr>
+          <w:rFonts w:ascii="Times New Roman" w:hAnsi="Times New Roman" w:cs="Times New Roman" w:eastAsia="SimSun"/>
+        </w:rPr>
+        <w:t xml:space="preserve">和</w:t>
+      </w:r>
+      <w:r>
+        <w:t xml:space="preserve"> </w:t>
+      </w:r>
+      <m:oMath>
+        <m:sSub>
+          <m:e>
+            <m:r>
+              <m:rPr>
+                <m:sty m:val="p"/>
+              </m:rPr>
+              <w:rPr>
+                <w:rFonts w:ascii="Times New Roman" w:hAnsi="Times New Roman" w:cs="Times New Roman" w:eastAsia="SimSun"/>
+              </w:rPr>
+              <m:t>B</m:t>
+            </m:r>
+            <m:r>
+              <m:rPr>
+                <m:sty m:val="p"/>
+              </m:rPr>
+              <w:rPr>
+                <w:rFonts w:ascii="Times New Roman" w:hAnsi="Times New Roman" w:cs="Times New Roman" w:eastAsia="SimSun"/>
+              </w:rPr>
+              <m:t>a</m:t>
+            </m:r>
+            <m:r>
+              <m:rPr>
+                <m:sty m:val="p"/>
+              </m:rPr>
+              <w:rPr>
+                <w:rFonts w:ascii="Times New Roman" w:hAnsi="Times New Roman" w:cs="Times New Roman" w:eastAsia="SimSun"/>
+              </w:rPr>
+              <m:t>T</m:t>
+            </m:r>
+            <m:r>
+              <m:rPr>
+                <m:sty m:val="p"/>
+              </m:rPr>
+              <w:rPr>
+                <w:rFonts w:ascii="Times New Roman" w:hAnsi="Times New Roman" w:cs="Times New Roman" w:eastAsia="SimSun"/>
+              </w:rPr>
+              <m:t>i</m:t>
+            </m:r>
+            <m:r>
+              <m:rPr>
+                <m:sty m:val="p"/>
+              </m:rPr>
+              <w:rPr>
+                <w:rFonts w:ascii="Times New Roman" w:hAnsi="Times New Roman" w:cs="Times New Roman" w:eastAsia="SimSun"/>
+              </w:rPr>
+              <m:t>O</m:t>
+            </m:r>
+          </m:e>
+          <m:sub>
+            <m:r>
+              <w:rPr>
+                <w:rFonts w:ascii="Times New Roman" w:hAnsi="Times New Roman" w:cs="Times New Roman" w:eastAsia="SimSun"/>
+              </w:rPr>
+              <m:t>3</m:t>
+            </m:r>
+          </m:sub>
+        </m:sSub>
+      </m:oMath>
+      <w:r>
+        <w:t xml:space="preserve"> </w:t>
+      </w:r>
+      <w:r>
+        <w:rPr>
+          <w:rFonts w:ascii="Times New Roman" w:hAnsi="Times New Roman" w:cs="Times New Roman" w:eastAsia="SimSun"/>
+        </w:rPr>
+        <w:t xml:space="preserve">的</w:t>
+      </w:r>
+      <w:r>
+        <w:t xml:space="preserve"> </w:t>
+      </w:r>
+      <m:oMath>
+        <m:sSubSup>
+          <m:e>
+            <m:r>
+              <w:rPr>
+                <w:rFonts w:ascii="Times New Roman" w:hAnsi="Times New Roman" w:cs="Times New Roman" w:eastAsia="SimSun"/>
+              </w:rPr>
+              <m:t>σ</m:t>
+            </m:r>
+          </m:e>
+          <m:sub>
+            <m:r>
+              <w:rPr>
+                <w:rFonts w:ascii="Times New Roman" w:hAnsi="Times New Roman" w:cs="Times New Roman" w:eastAsia="SimSun"/>
+              </w:rPr>
+              <m:t>2</m:t>
+            </m:r>
+          </m:sub>
+          <m:sup>
+            <m:r>
+              <w:rPr>
+                <w:rFonts w:ascii="Times New Roman" w:hAnsi="Times New Roman" w:cs="Times New Roman" w:eastAsia="SimSun"/>
+              </w:rPr>
+              <m:t>2</m:t>
+            </m:r>
+          </m:sup>
+        </m:sSubSup>
+      </m:oMath>
+      <w:r>
+        <w:t xml:space="preserve"> </w:t>
+      </w:r>
+      <w:r>
+        <w:rPr>
+          <w:rFonts w:ascii="Times New Roman" w:hAnsi="Times New Roman" w:cs="Times New Roman" w:eastAsia="SimSun"/>
+        </w:rPr>
+        <w:t xml:space="preserve">参数。</w:t>
+      </w:r>
+    </w:p>
+    <w:tbl>
+      <w:tblPr>
+        <w:tblStyle w:val="Table"/>
+        <w:tblW w:type="dxa" w:w="9752"/>
+        <w:tblBorders>
+          <w:top w:val="single" w:sz="6" w:space="0" w:color="000000"/>
+          <w:left w:val="single" w:sz="6" w:space="0" w:color="000000"/>
+          <w:bottom w:val="single" w:sz="6" w:space="0" w:color="000000"/>
+          <w:right w:val="single" w:sz="6" w:space="0" w:color="000000"/>
+          <w:insideH w:val="single" w:sz="6" w:space="0" w:color="000000"/>
+          <w:insideV w:val="single" w:sz="6" w:space="0" w:color="000000"/>
+        </w:tblBorders>
+        <w:tblLayout w:type="fixed"/>
+        <w:tblLook w:firstRow="1" w:lastRow="0" w:firstColumn="0" w:lastColumn="0" w:noHBand="0" w:noVBand="0" w:val="0020"/>
+      </w:tblPr>
+      <w:tblGrid>
+        <w:gridCol w:w="3828"/>
+        <w:gridCol w:w="1974"/>
+        <w:gridCol w:w="1974"/>
+        <w:gridCol w:w="1976"/>
+      </w:tblGrid>
+      <w:tr>
+        <w:trPr>
+          <w:tblHeader w:val="on"/>
+        </w:trPr>
+        <w:tc>
+          <w:tcPr>
+            <w:tcW w:type="dxa" w:w="3828"/>
+          </w:tcPr>
+          <w:tcPr/>
+          <w:p>
+            <w:pPr>
+              <w:pStyle w:val="Compact"/>
+              <w:jc w:val="center"/>
+            </w:pPr>
+            <w:r>
+              <w:rPr>
+                <w:rFonts w:ascii="Times New Roman" w:hAnsi="Times New Roman" w:cs="Times New Roman" w:eastAsia="SimSun"/>
+              </w:rPr>
+              <w:t xml:space="preserve">原子种类</w:t>
+            </w:r>
+          </w:p>
+        </w:tc>
+        <w:tc>
+          <w:tcPr>
+            <w:tcW w:type="dxa" w:w="1974"/>
+          </w:tcPr>
+          <w:tcPr/>
+          <w:p>
+            <w:pPr>
+              <w:pStyle w:val="Compact"/>
+              <w:jc w:val="center"/>
+            </w:pPr>
+            <w:r>
+              <w:t xml:space="preserve">x</w:t>
+            </w:r>
+          </w:p>
+        </w:tc>
+        <w:tc>
+          <w:tcPr>
+            <w:tcW w:type="dxa" w:w="1974"/>
+          </w:tcPr>
+          <w:tcPr/>
+          <w:p>
+            <w:pPr>
+              <w:pStyle w:val="Compact"/>
+              <w:jc w:val="center"/>
+            </w:pPr>
+            <w:r>
+              <w:t xml:space="preserve">y</w:t>
+            </w:r>
+          </w:p>
+        </w:tc>
+        <w:tc>
+          <w:tcPr>
+            <w:tcW w:type="dxa" w:w="1976"/>
+          </w:tcPr>
+          <w:tcPr/>
+          <w:p>
+            <w:pPr>
+              <w:pStyle w:val="Compact"/>
+              <w:jc w:val="center"/>
+            </w:pPr>
+            <w:r>
+              <w:t xml:space="preserve">z</w:t>
+            </w:r>
+          </w:p>
+        </w:tc>
+      </w:tr>
+      <w:tr>
+        <w:tc>
+          <w:tcPr>
+            <w:tcW w:type="dxa" w:w="3828"/>
+          </w:tcPr>
+          <w:tcPr/>
+          <w:p>
+            <w:pPr>
+              <w:pStyle w:val="Compact"/>
+              <w:jc w:val="center"/>
+            </w:pPr>
+            <w:r>
+              <w:t xml:space="preserve">Ba</w:t>
+            </w:r>
+          </w:p>
+        </w:tc>
+        <w:tc>
+          <w:tcPr>
+            <w:tcW w:type="dxa" w:w="1974"/>
+          </w:tcPr>
+          <w:tcPr/>
+          <w:p>
+            <w:pPr>
+              <w:pStyle w:val="Compact"/>
+              <w:jc w:val="center"/>
+            </w:pPr>
+            <w:r>
+              <w:t xml:space="preserve">0</w:t>
+            </w:r>
+          </w:p>
+        </w:tc>
+        <w:tc>
+          <w:tcPr>
+            <w:tcW w:type="dxa" w:w="1974"/>
+          </w:tcPr>
+          <w:tcPr/>
+          <w:p>
+            <w:pPr>
+              <w:pStyle w:val="Compact"/>
+              <w:jc w:val="center"/>
+            </w:pPr>
+            <w:r>
+              <w:t xml:space="preserve">0</w:t>
+            </w:r>
+          </w:p>
+        </w:tc>
+        <w:tc>
+          <w:tcPr>
+            <w:tcW w:type="dxa" w:w="1976"/>
+          </w:tcPr>
+          <w:tcPr/>
+          <w:p>
+            <w:pPr>
+              <w:pStyle w:val="Compact"/>
+              <w:jc w:val="center"/>
+            </w:pPr>
+            <w:r>
+              <w:t xml:space="preserve">0</w:t>
+            </w:r>
+          </w:p>
+        </w:tc>
+      </w:tr>
+      <w:tr>
+        <w:tc>
+          <w:tcPr>
+            <w:tcW w:type="dxa" w:w="3828"/>
+          </w:tcPr>
+          <w:tcPr/>
+          <w:p>
+            <w:pPr>
+              <w:pStyle w:val="Compact"/>
+              <w:jc w:val="center"/>
+            </w:pPr>
+            <w:r>
+              <w:t xml:space="preserve">Ti</w:t>
+            </w:r>
+          </w:p>
+        </w:tc>
+        <w:tc>
+          <w:tcPr>
+            <w:tcW w:type="dxa" w:w="1974"/>
+          </w:tcPr>
+          <w:tcPr/>
+          <w:p>
+            <w:pPr>
+              <w:pStyle w:val="Compact"/>
+              <w:jc w:val="center"/>
+            </w:pPr>
+            <w:r>
+              <w:t xml:space="preserve">0.500</w:t>
+            </w:r>
+          </w:p>
+        </w:tc>
+        <w:tc>
+          <w:tcPr>
+            <w:tcW w:type="dxa" w:w="1974"/>
+          </w:tcPr>
+          <w:tcPr/>
+          <w:p>
+            <w:pPr>
+              <w:pStyle w:val="Compact"/>
+              <w:jc w:val="center"/>
+            </w:pPr>
+            <w:r>
+              <w:t xml:space="preserve">0.500</w:t>
+            </w:r>
+          </w:p>
+        </w:tc>
+        <w:tc>
+          <w:tcPr>
+            <w:tcW w:type="dxa" w:w="1976"/>
+          </w:tcPr>
+          <w:tcPr/>
+          <w:p>
+            <w:pPr>
+              <w:pStyle w:val="Compact"/>
+              <w:jc w:val="center"/>
+            </w:pPr>
+            <w:r>
+              <w:t xml:space="preserve">0.482</w:t>
+            </w:r>
+          </w:p>
+        </w:tc>
+      </w:tr>
+      <w:tr>
+        <w:tc>
+          <w:tcPr>
+            <w:tcW w:type="dxa" w:w="3828"/>
+          </w:tcPr>
+          <w:tcPr/>
+          <w:p>
+            <w:pPr>
+              <w:pStyle w:val="Compact"/>
+              <w:jc w:val="center"/>
+            </w:pPr>
+            <w:r>
+              <w:t xml:space="preserve">O</w:t>
+            </w:r>
+          </w:p>
+        </w:tc>
+        <w:tc>
+          <w:tcPr>
+            <w:tcW w:type="dxa" w:w="1974"/>
+          </w:tcPr>
+          <w:tcPr/>
+          <w:p>
+            <w:pPr>
+              <w:pStyle w:val="Compact"/>
+              <w:jc w:val="center"/>
+            </w:pPr>
+            <w:r>
+              <w:t xml:space="preserve">0.500</w:t>
+            </w:r>
+          </w:p>
+        </w:tc>
+        <w:tc>
+          <w:tcPr>
+            <w:tcW w:type="dxa" w:w="1974"/>
+          </w:tcPr>
+          <w:tcPr/>
+          <w:p>
+            <w:pPr>
+              <w:pStyle w:val="Compact"/>
+              <w:jc w:val="center"/>
+            </w:pPr>
+            <w:r>
+              <w:t xml:space="preserve">0.500</w:t>
+            </w:r>
+          </w:p>
+        </w:tc>
+        <w:tc>
+          <w:tcPr>
+            <w:tcW w:type="dxa" w:w="1976"/>
+          </w:tcPr>
+          <w:tcPr/>
+          <w:p>
+            <w:pPr>
+              <w:pStyle w:val="Compact"/>
+              <w:jc w:val="center"/>
+            </w:pPr>
+            <w:r>
+              <w:t xml:space="preserve">0.016</w:t>
+            </w:r>
+          </w:p>
+        </w:tc>
+      </w:tr>
+      <w:tr>
+        <w:tc>
+          <w:tcPr>
+            <w:tcW w:type="dxa" w:w="3828"/>
+          </w:tcPr>
+          <w:tcPr/>
+          <w:p>
+            <w:pPr>
+              <w:pStyle w:val="Compact"/>
+              <w:jc w:val="center"/>
+            </w:pPr>
+            <w:r>
+              <w:t xml:space="preserve">O</w:t>
+            </w:r>
+          </w:p>
+        </w:tc>
+        <w:tc>
+          <w:tcPr>
+            <w:tcW w:type="dxa" w:w="1974"/>
+          </w:tcPr>
+          <w:tcPr/>
+          <w:p>
+            <w:pPr>
+              <w:pStyle w:val="Compact"/>
+              <w:jc w:val="center"/>
+            </w:pPr>
+            <w:r>
+              <w:t xml:space="preserve">0.500</w:t>
+            </w:r>
+          </w:p>
+        </w:tc>
+        <w:tc>
+          <w:tcPr>
+            <w:tcW w:type="dxa" w:w="1974"/>
+          </w:tcPr>
+          <w:tcPr/>
+          <w:p>
+            <w:pPr>
+              <w:pStyle w:val="Compact"/>
+              <w:jc w:val="center"/>
+            </w:pPr>
+            <w:r>
+              <w:t xml:space="preserve">0</w:t>
+            </w:r>
+          </w:p>
+        </w:tc>
+        <w:tc>
+          <w:tcPr>
+            <w:tcW w:type="dxa" w:w="1976"/>
+          </w:tcPr>
+          <w:tcPr/>
+          <w:p>
+            <w:pPr>
+              <w:pStyle w:val="Compact"/>
+              <w:jc w:val="center"/>
+            </w:pPr>
+            <w:r>
+              <w:t xml:space="preserve">0.515</w:t>
+            </w:r>
+          </w:p>
+        </w:tc>
+      </w:tr>
+    </w:tbl>
+    <w:p>
+      <w:pPr>
+        <w:pStyle w:val="BodyText"/>
+        <w:spacing w:before="0" w:after="0" w:line="276" w:lineRule="auto"/>
+        <w:ind w:firstLineChars="200" w:firstLine="420"/>
+      </w:pPr>
+      <w:r>
+        <w:rPr>
+          <w:rFonts w:ascii="Times New Roman" w:hAnsi="Times New Roman" w:cs="Times New Roman" w:eastAsia="SimSun"/>
+        </w:rPr>
+        <w:t xml:space="preserve">提示：晶胞图中给出的原子并不都在晶胞内。</w:t>
       </w:r>
       <w:r>
         <w:t xml:space="preserve"> </w:t>
@@ -2095,12 +3111,13 @@
         </m:r>
         <m:r>
           <m:rPr>
+            <m:nor/>
             <m:sty m:val="p"/>
           </m:rPr>
           <w:rPr>
             <w:rFonts w:ascii="Times New Roman" w:hAnsi="Times New Roman" w:cs="Times New Roman" w:eastAsia="SimSun"/>
           </w:rPr>
-          <m:t>m</m:t>
+          <m:t>Å</m:t>
         </m:r>
         <m:r>
           <m:rPr>
@@ -2109,7 +3126,13 @@
           <w:rPr>
             <w:rFonts w:ascii="Times New Roman" w:hAnsi="Times New Roman" w:cs="Times New Roman" w:eastAsia="SimSun"/>
           </w:rPr>
-          <m:t>a</m:t>
+          <m:t>,</m:t>
+        </m:r>
+        <m:r>
+          <w:rPr>
+            <w:rFonts w:ascii="Times New Roman" w:hAnsi="Times New Roman" w:cs="Times New Roman" w:eastAsia="SimSun"/>
+          </w:rPr>
+          <m:t>b</m:t>
         </m:r>
         <m:r>
           <m:rPr>
@@ -2118,7 +3141,23 @@
           <w:rPr>
             <w:rFonts w:ascii="Times New Roman" w:hAnsi="Times New Roman" w:cs="Times New Roman" w:eastAsia="SimSun"/>
           </w:rPr>
-          <m:t>t</m:t>
+          <m:t>=</m:t>
+        </m:r>
+        <m:r>
+          <w:rPr>
+            <w:rFonts w:ascii="Times New Roman" w:hAnsi="Times New Roman" w:cs="Times New Roman" w:eastAsia="SimSun"/>
+          </w:rPr>
+          <m:t>7.626</m:t>
+        </m:r>
+        <m:r>
+          <m:rPr>
+            <m:nor/>
+            <m:sty m:val="p"/>
+          </m:rPr>
+          <w:rPr>
+            <w:rFonts w:ascii="Times New Roman" w:hAnsi="Times New Roman" w:cs="Times New Roman" w:eastAsia="SimSun"/>
+          </w:rPr>
+          <m:t>Å</m:t>
         </m:r>
         <m:r>
           <m:rPr>
@@ -2127,7 +3166,13 @@
           <w:rPr>
             <w:rFonts w:ascii="Times New Roman" w:hAnsi="Times New Roman" w:cs="Times New Roman" w:eastAsia="SimSun"/>
           </w:rPr>
-          <m:t>h</m:t>
+          <m:t>,</m:t>
+        </m:r>
+        <m:r>
+          <w:rPr>
+            <w:rFonts w:ascii="Times New Roman" w:hAnsi="Times New Roman" w:cs="Times New Roman" w:eastAsia="SimSun"/>
+          </w:rPr>
+          <m:t>c</m:t>
         </m:r>
         <m:r>
           <m:rPr>
@@ -2136,265 +3181,23 @@
           <w:rPr>
             <w:rFonts w:ascii="Times New Roman" w:hAnsi="Times New Roman" w:cs="Times New Roman" w:eastAsia="SimSun"/>
           </w:rPr>
-          <m:t>r</m:t>
+          <m:t>=</m:t>
+        </m:r>
+        <m:r>
+          <w:rPr>
+            <w:rFonts w:ascii="Times New Roman" w:hAnsi="Times New Roman" w:cs="Times New Roman" w:eastAsia="SimSun"/>
+          </w:rPr>
+          <m:t>11.670</m:t>
         </m:r>
         <m:r>
           <m:rPr>
+            <m:nor/>
             <m:sty m:val="p"/>
           </m:rPr>
           <w:rPr>
             <w:rFonts w:ascii="Times New Roman" w:hAnsi="Times New Roman" w:cs="Times New Roman" w:eastAsia="SimSun"/>
           </w:rPr>
-          <m:t>i</m:t>
-        </m:r>
-        <m:r>
-          <m:rPr>
-            <m:sty m:val="p"/>
-          </m:rPr>
-          <w:rPr>
-            <w:rFonts w:ascii="Times New Roman" w:hAnsi="Times New Roman" w:cs="Times New Roman" w:eastAsia="SimSun"/>
-          </w:rPr>
-          <m:t>n</m:t>
-        </m:r>
-        <m:r>
-          <m:rPr>
-            <m:sty m:val="p"/>
-          </m:rPr>
-          <w:rPr>
-            <w:rFonts w:ascii="Times New Roman" w:hAnsi="Times New Roman" w:cs="Times New Roman" w:eastAsia="SimSun"/>
-          </w:rPr>
-          <m:t>g</m:t>
-        </m:r>
-        <m:r>
-          <m:rPr>
-            <m:sty m:val="p"/>
-          </m:rPr>
-          <w:rPr>
-            <w:rFonts w:ascii="Times New Roman" w:hAnsi="Times New Roman" w:cs="Times New Roman" w:eastAsia="SimSun"/>
-          </w:rPr>
-          <m:t>A</m:t>
-        </m:r>
-        <m:r>
-          <m:rPr>
-            <m:sty m:val="p"/>
-          </m:rPr>
-          <w:rPr>
-            <w:rFonts w:ascii="Times New Roman" w:hAnsi="Times New Roman" w:cs="Times New Roman" w:eastAsia="SimSun"/>
-          </w:rPr>
-          <m:t>,</m:t>
-        </m:r>
-        <m:r>
-          <w:rPr>
-            <w:rFonts w:ascii="Times New Roman" w:hAnsi="Times New Roman" w:cs="Times New Roman" w:eastAsia="SimSun"/>
-          </w:rPr>
-          <m:t>b</m:t>
-        </m:r>
-        <m:r>
-          <m:rPr>
-            <m:sty m:val="p"/>
-          </m:rPr>
-          <w:rPr>
-            <w:rFonts w:ascii="Times New Roman" w:hAnsi="Times New Roman" w:cs="Times New Roman" w:eastAsia="SimSun"/>
-          </w:rPr>
-          <m:t>=</m:t>
-        </m:r>
-        <m:r>
-          <w:rPr>
-            <w:rFonts w:ascii="Times New Roman" w:hAnsi="Times New Roman" w:cs="Times New Roman" w:eastAsia="SimSun"/>
-          </w:rPr>
-          <m:t>7.626</m:t>
-        </m:r>
-        <m:r>
-          <m:rPr>
-            <m:sty m:val="p"/>
-          </m:rPr>
-          <w:rPr>
-            <w:rFonts w:ascii="Times New Roman" w:hAnsi="Times New Roman" w:cs="Times New Roman" w:eastAsia="SimSun"/>
-          </w:rPr>
-          <m:t>m</m:t>
-        </m:r>
-        <m:r>
-          <m:rPr>
-            <m:sty m:val="p"/>
-          </m:rPr>
-          <w:rPr>
-            <w:rFonts w:ascii="Times New Roman" w:hAnsi="Times New Roman" w:cs="Times New Roman" w:eastAsia="SimSun"/>
-          </w:rPr>
-          <m:t>a</m:t>
-        </m:r>
-        <m:r>
-          <m:rPr>
-            <m:sty m:val="p"/>
-          </m:rPr>
-          <w:rPr>
-            <w:rFonts w:ascii="Times New Roman" w:hAnsi="Times New Roman" w:cs="Times New Roman" w:eastAsia="SimSun"/>
-          </w:rPr>
-          <m:t>t</m:t>
-        </m:r>
-        <m:r>
-          <m:rPr>
-            <m:sty m:val="p"/>
-          </m:rPr>
-          <w:rPr>
-            <w:rFonts w:ascii="Times New Roman" w:hAnsi="Times New Roman" w:cs="Times New Roman" w:eastAsia="SimSun"/>
-          </w:rPr>
-          <m:t>h</m:t>
-        </m:r>
-        <m:r>
-          <m:rPr>
-            <m:sty m:val="p"/>
-          </m:rPr>
-          <w:rPr>
-            <w:rFonts w:ascii="Times New Roman" w:hAnsi="Times New Roman" w:cs="Times New Roman" w:eastAsia="SimSun"/>
-          </w:rPr>
-          <m:t>r</m:t>
-        </m:r>
-        <m:r>
-          <m:rPr>
-            <m:sty m:val="p"/>
-          </m:rPr>
-          <w:rPr>
-            <w:rFonts w:ascii="Times New Roman" w:hAnsi="Times New Roman" w:cs="Times New Roman" w:eastAsia="SimSun"/>
-          </w:rPr>
-          <m:t>i</m:t>
-        </m:r>
-        <m:r>
-          <m:rPr>
-            <m:sty m:val="p"/>
-          </m:rPr>
-          <w:rPr>
-            <w:rFonts w:ascii="Times New Roman" w:hAnsi="Times New Roman" w:cs="Times New Roman" w:eastAsia="SimSun"/>
-          </w:rPr>
-          <m:t>n</m:t>
-        </m:r>
-        <m:r>
-          <m:rPr>
-            <m:sty m:val="p"/>
-          </m:rPr>
-          <w:rPr>
-            <w:rFonts w:ascii="Times New Roman" w:hAnsi="Times New Roman" w:cs="Times New Roman" w:eastAsia="SimSun"/>
-          </w:rPr>
-          <m:t>g</m:t>
-        </m:r>
-        <m:r>
-          <m:rPr>
-            <m:sty m:val="p"/>
-          </m:rPr>
-          <w:rPr>
-            <w:rFonts w:ascii="Times New Roman" w:hAnsi="Times New Roman" w:cs="Times New Roman" w:eastAsia="SimSun"/>
-          </w:rPr>
-          <m:t>A</m:t>
-        </m:r>
-        <m:r>
-          <m:rPr>
-            <m:sty m:val="p"/>
-          </m:rPr>
-          <w:rPr>
-            <w:rFonts w:ascii="Times New Roman" w:hAnsi="Times New Roman" w:cs="Times New Roman" w:eastAsia="SimSun"/>
-          </w:rPr>
-          <m:t>,</m:t>
-        </m:r>
-        <m:r>
-          <w:rPr>
-            <w:rFonts w:ascii="Times New Roman" w:hAnsi="Times New Roman" w:cs="Times New Roman" w:eastAsia="SimSun"/>
-          </w:rPr>
-          <m:t>c</m:t>
-        </m:r>
-        <m:r>
-          <m:rPr>
-            <m:sty m:val="p"/>
-          </m:rPr>
-          <w:rPr>
-            <w:rFonts w:ascii="Times New Roman" w:hAnsi="Times New Roman" w:cs="Times New Roman" w:eastAsia="SimSun"/>
-          </w:rPr>
-          <m:t>=</m:t>
-        </m:r>
-        <m:r>
-          <w:rPr>
-            <w:rFonts w:ascii="Times New Roman" w:hAnsi="Times New Roman" w:cs="Times New Roman" w:eastAsia="SimSun"/>
-          </w:rPr>
-          <m:t>11.670</m:t>
-        </m:r>
-        <m:r>
-          <m:rPr>
-            <m:sty m:val="p"/>
-          </m:rPr>
-          <w:rPr>
-            <w:rFonts w:ascii="Times New Roman" w:hAnsi="Times New Roman" w:cs="Times New Roman" w:eastAsia="SimSun"/>
-          </w:rPr>
-          <m:t>m</m:t>
-        </m:r>
-        <m:r>
-          <m:rPr>
-            <m:sty m:val="p"/>
-          </m:rPr>
-          <w:rPr>
-            <w:rFonts w:ascii="Times New Roman" w:hAnsi="Times New Roman" w:cs="Times New Roman" w:eastAsia="SimSun"/>
-          </w:rPr>
-          <m:t>a</m:t>
-        </m:r>
-        <m:r>
-          <m:rPr>
-            <m:sty m:val="p"/>
-          </m:rPr>
-          <w:rPr>
-            <w:rFonts w:ascii="Times New Roman" w:hAnsi="Times New Roman" w:cs="Times New Roman" w:eastAsia="SimSun"/>
-          </w:rPr>
-          <m:t>t</m:t>
-        </m:r>
-        <m:r>
-          <m:rPr>
-            <m:sty m:val="p"/>
-          </m:rPr>
-          <w:rPr>
-            <w:rFonts w:ascii="Times New Roman" w:hAnsi="Times New Roman" w:cs="Times New Roman" w:eastAsia="SimSun"/>
-          </w:rPr>
-          <m:t>h</m:t>
-        </m:r>
-        <m:r>
-          <m:rPr>
-            <m:sty m:val="p"/>
-          </m:rPr>
-          <w:rPr>
-            <w:rFonts w:ascii="Times New Roman" w:hAnsi="Times New Roman" w:cs="Times New Roman" w:eastAsia="SimSun"/>
-          </w:rPr>
-          <m:t>r</m:t>
-        </m:r>
-        <m:r>
-          <m:rPr>
-            <m:sty m:val="p"/>
-          </m:rPr>
-          <w:rPr>
-            <w:rFonts w:ascii="Times New Roman" w:hAnsi="Times New Roman" w:cs="Times New Roman" w:eastAsia="SimSun"/>
-          </w:rPr>
-          <m:t>i</m:t>
-        </m:r>
-        <m:r>
-          <m:rPr>
-            <m:sty m:val="p"/>
-          </m:rPr>
-          <w:rPr>
-            <w:rFonts w:ascii="Times New Roman" w:hAnsi="Times New Roman" w:cs="Times New Roman" w:eastAsia="SimSun"/>
-          </w:rPr>
-          <m:t>n</m:t>
-        </m:r>
-        <m:r>
-          <m:rPr>
-            <m:sty m:val="p"/>
-          </m:rPr>
-          <w:rPr>
-            <w:rFonts w:ascii="Times New Roman" w:hAnsi="Times New Roman" w:cs="Times New Roman" w:eastAsia="SimSun"/>
-          </w:rPr>
-          <m:t>g</m:t>
-        </m:r>
-        <m:r>
-          <m:rPr>
-            <m:sty m:val="p"/>
-          </m:rPr>
-          <w:rPr>
-            <w:rFonts w:ascii="Times New Roman" w:hAnsi="Times New Roman" w:cs="Times New Roman" w:eastAsia="SimSun"/>
-          </w:rPr>
-          <m:t>A</m:t>
+          <m:t>Å</m:t>
         </m:r>
         <m:r>
           <m:rPr>
@@ -2932,12 +3735,33 @@
         </m:r>
         <m:r>
           <m:rPr>
+            <m:nor/>
             <m:sty m:val="p"/>
           </m:rPr>
           <w:rPr>
             <w:rFonts w:ascii="Times New Roman" w:hAnsi="Times New Roman" w:cs="Times New Roman" w:eastAsia="SimSun"/>
           </w:rPr>
-          <m:t>m</m:t>
+          <m:t>Å</m:t>
+        </m:r>
+      </m:oMath>
+      <w:r>
+        <w:t xml:space="preserve"> </w:t>
+      </w:r>
+      <w:r>
+        <w:rPr>
+          <w:rFonts w:ascii="Times New Roman" w:hAnsi="Times New Roman" w:cs="Times New Roman" w:eastAsia="SimSun"/>
+        </w:rPr>
+        <w:t xml:space="preserve">，</w:t>
+      </w:r>
+      <w:r>
+        <w:t xml:space="preserve"> </w:t>
+      </w:r>
+      <m:oMath>
+        <m:r>
+          <w:rPr>
+            <w:rFonts w:ascii="Times New Roman" w:hAnsi="Times New Roman" w:cs="Times New Roman" w:eastAsia="SimSun"/>
+          </w:rPr>
+          <m:t>c</m:t>
         </m:r>
         <m:r>
           <m:rPr>
@@ -2946,192 +3770,29 @@
           <w:rPr>
             <w:rFonts w:ascii="Times New Roman" w:hAnsi="Times New Roman" w:cs="Times New Roman" w:eastAsia="SimSun"/>
           </w:rPr>
-          <m:t>a</m:t>
+          <m:t>=</m:t>
+        </m:r>
+        <m:r>
+          <w:rPr>
+            <w:rFonts w:ascii="Times New Roman" w:hAnsi="Times New Roman" w:cs="Times New Roman" w:eastAsia="SimSun"/>
+          </w:rPr>
+          <m:t>13.295</m:t>
+        </m:r>
+        <m:r>
+          <w:rPr>
+            <w:rFonts w:ascii="Times New Roman" w:hAnsi="Times New Roman" w:cs="Times New Roman" w:eastAsia="SimSun"/>
+          </w:rPr>
+          <m:t> </m:t>
         </m:r>
         <m:r>
           <m:rPr>
+            <m:nor/>
             <m:sty m:val="p"/>
           </m:rPr>
           <w:rPr>
             <w:rFonts w:ascii="Times New Roman" w:hAnsi="Times New Roman" w:cs="Times New Roman" w:eastAsia="SimSun"/>
           </w:rPr>
-          <m:t>t</m:t>
-        </m:r>
-        <m:r>
-          <m:rPr>
-            <m:sty m:val="p"/>
-          </m:rPr>
-          <w:rPr>
-            <w:rFonts w:ascii="Times New Roman" w:hAnsi="Times New Roman" w:cs="Times New Roman" w:eastAsia="SimSun"/>
-          </w:rPr>
-          <m:t>h</m:t>
-        </m:r>
-        <m:r>
-          <m:rPr>
-            <m:sty m:val="p"/>
-          </m:rPr>
-          <w:rPr>
-            <w:rFonts w:ascii="Times New Roman" w:hAnsi="Times New Roman" w:cs="Times New Roman" w:eastAsia="SimSun"/>
-          </w:rPr>
-          <m:t>r</m:t>
-        </m:r>
-        <m:r>
-          <m:rPr>
-            <m:sty m:val="p"/>
-          </m:rPr>
-          <w:rPr>
-            <w:rFonts w:ascii="Times New Roman" w:hAnsi="Times New Roman" w:cs="Times New Roman" w:eastAsia="SimSun"/>
-          </w:rPr>
-          <m:t>i</m:t>
-        </m:r>
-        <m:r>
-          <m:rPr>
-            <m:sty m:val="p"/>
-          </m:rPr>
-          <w:rPr>
-            <w:rFonts w:ascii="Times New Roman" w:hAnsi="Times New Roman" w:cs="Times New Roman" w:eastAsia="SimSun"/>
-          </w:rPr>
-          <m:t>n</m:t>
-        </m:r>
-        <m:r>
-          <m:rPr>
-            <m:sty m:val="p"/>
-          </m:rPr>
-          <w:rPr>
-            <w:rFonts w:ascii="Times New Roman" w:hAnsi="Times New Roman" w:cs="Times New Roman" w:eastAsia="SimSun"/>
-          </w:rPr>
-          <m:t>g</m:t>
-        </m:r>
-        <m:r>
-          <m:rPr>
-            <m:sty m:val="p"/>
-          </m:rPr>
-          <w:rPr>
-            <w:rFonts w:ascii="Times New Roman" w:hAnsi="Times New Roman" w:cs="Times New Roman" w:eastAsia="SimSun"/>
-          </w:rPr>
-          <m:t>A</m:t>
-        </m:r>
-      </m:oMath>
-      <w:r>
-        <w:t xml:space="preserve"> </w:t>
-      </w:r>
-      <w:r>
-        <w:rPr>
-          <w:rFonts w:ascii="Times New Roman" w:hAnsi="Times New Roman" w:cs="Times New Roman" w:eastAsia="SimSun"/>
-        </w:rPr>
-        <w:t xml:space="preserve">，</w:t>
-      </w:r>
-      <w:r>
-        <w:t xml:space="preserve"> </w:t>
-      </w:r>
-      <m:oMath>
-        <m:r>
-          <w:rPr>
-            <w:rFonts w:ascii="Times New Roman" w:hAnsi="Times New Roman" w:cs="Times New Roman" w:eastAsia="SimSun"/>
-          </w:rPr>
-          <m:t>c</m:t>
-        </m:r>
-        <m:r>
-          <m:rPr>
-            <m:sty m:val="p"/>
-          </m:rPr>
-          <w:rPr>
-            <w:rFonts w:ascii="Times New Roman" w:hAnsi="Times New Roman" w:cs="Times New Roman" w:eastAsia="SimSun"/>
-          </w:rPr>
-          <m:t>=</m:t>
-        </m:r>
-        <m:r>
-          <w:rPr>
-            <w:rFonts w:ascii="Times New Roman" w:hAnsi="Times New Roman" w:cs="Times New Roman" w:eastAsia="SimSun"/>
-          </w:rPr>
-          <m:t>13.295</m:t>
-        </m:r>
-        <m:r>
-          <w:rPr>
-            <w:rFonts w:ascii="Times New Roman" w:hAnsi="Times New Roman" w:cs="Times New Roman" w:eastAsia="SimSun"/>
-          </w:rPr>
-          <m:t> </m:t>
-        </m:r>
-        <m:r>
-          <m:rPr>
-            <m:sty m:val="p"/>
-          </m:rPr>
-          <w:rPr>
-            <w:rFonts w:ascii="Times New Roman" w:hAnsi="Times New Roman" w:cs="Times New Roman" w:eastAsia="SimSun"/>
-          </w:rPr>
-          <m:t>m</m:t>
-        </m:r>
-        <m:r>
-          <m:rPr>
-            <m:sty m:val="p"/>
-          </m:rPr>
-          <w:rPr>
-            <w:rFonts w:ascii="Times New Roman" w:hAnsi="Times New Roman" w:cs="Times New Roman" w:eastAsia="SimSun"/>
-          </w:rPr>
-          <m:t>a</m:t>
-        </m:r>
-        <m:r>
-          <m:rPr>
-            <m:sty m:val="p"/>
-          </m:rPr>
-          <w:rPr>
-            <w:rFonts w:ascii="Times New Roman" w:hAnsi="Times New Roman" w:cs="Times New Roman" w:eastAsia="SimSun"/>
-          </w:rPr>
-          <m:t>t</m:t>
-        </m:r>
-        <m:r>
-          <m:rPr>
-            <m:sty m:val="p"/>
-          </m:rPr>
-          <w:rPr>
-            <w:rFonts w:ascii="Times New Roman" w:hAnsi="Times New Roman" w:cs="Times New Roman" w:eastAsia="SimSun"/>
-          </w:rPr>
-          <m:t>h</m:t>
-        </m:r>
-        <m:r>
-          <m:rPr>
-            <m:sty m:val="p"/>
-          </m:rPr>
-          <w:rPr>
-            <w:rFonts w:ascii="Times New Roman" w:hAnsi="Times New Roman" w:cs="Times New Roman" w:eastAsia="SimSun"/>
-          </w:rPr>
-          <m:t>r</m:t>
-        </m:r>
-        <m:r>
-          <m:rPr>
-            <m:sty m:val="p"/>
-          </m:rPr>
-          <w:rPr>
-            <w:rFonts w:ascii="Times New Roman" w:hAnsi="Times New Roman" w:cs="Times New Roman" w:eastAsia="SimSun"/>
-          </w:rPr>
-          <m:t>i</m:t>
-        </m:r>
-        <m:r>
-          <m:rPr>
-            <m:sty m:val="p"/>
-          </m:rPr>
-          <w:rPr>
-            <w:rFonts w:ascii="Times New Roman" w:hAnsi="Times New Roman" w:cs="Times New Roman" w:eastAsia="SimSun"/>
-          </w:rPr>
-          <m:t>n</m:t>
-        </m:r>
-        <m:r>
-          <m:rPr>
-            <m:sty m:val="p"/>
-          </m:rPr>
-          <w:rPr>
-            <w:rFonts w:ascii="Times New Roman" w:hAnsi="Times New Roman" w:cs="Times New Roman" w:eastAsia="SimSun"/>
-          </w:rPr>
-          <m:t>g</m:t>
-        </m:r>
-        <m:r>
-          <m:rPr>
-            <m:sty m:val="p"/>
-          </m:rPr>
-          <w:rPr>
-            <w:rFonts w:ascii="Times New Roman" w:hAnsi="Times New Roman" w:cs="Times New Roman" w:eastAsia="SimSun"/>
-          </w:rPr>
-          <m:t>A</m:t>
+          <m:t>Å</m:t>
         </m:r>
       </m:oMath>
       <w:r>
@@ -3571,18 +4232,6 @@
           <w:rFonts w:ascii="Times New Roman" w:hAnsi="Times New Roman" w:cs="Times New Roman" w:eastAsia="SimSun"/>
         </w:rPr>
         <w:t xml:space="preserve">八面体的连接方式。</w:t>
-      </w:r>
-      <w:r>
-        <w:t xml:space="preserve"> </w:t>
-      </w:r>
-      <w:r>
-        <w:t xml:space="preserve">4 </w:t>
-      </w:r>
-      <w:r>
-        <w:rPr>
-          <w:rFonts w:ascii="Times New Roman" w:hAnsi="Times New Roman" w:cs="Times New Roman" w:eastAsia="SimSun"/>
-        </w:rPr>
-        <w:t xml:space="preserve">指出[GeO6]八面体的连接方式。3-3</w:t>
       </w:r>
     </w:p>
     <w:p>

--- a/00-首页/题组Word/初赛模拟卷/真题版式/初赛模拟卷XIV（非有机·学生版·真题版式）.docx
+++ b/00-首页/题组Word/初赛模拟卷/真题版式/初赛模拟卷XIV（非有机·学生版·真题版式）.docx
@@ -2097,7 +2097,108 @@
         <w:rPr>
           <w:rFonts w:ascii="Times New Roman" w:hAnsi="Times New Roman" w:cs="Times New Roman" w:eastAsia="SimSun"/>
         </w:rPr>
-        <w:t xml:space="preserve">，</w:t>
+        <w:t xml:space="preserve">，计算出的理论密度</w:t>
+      </w:r>
+      <w:r>
+        <w:t xml:space="preserve"> </w:t>
+      </w:r>
+      <m:oMath>
+        <m:r>
+          <w:rPr>
+            <w:rFonts w:ascii="Times New Roman" w:hAnsi="Times New Roman" w:cs="Times New Roman" w:eastAsia="SimSun"/>
+          </w:rPr>
+          <m:t>D</m:t>
+        </m:r>
+        <m:r>
+          <m:rPr>
+            <m:sty m:val="p"/>
+          </m:rPr>
+          <w:rPr>
+            <w:rFonts w:ascii="Times New Roman" w:hAnsi="Times New Roman" w:cs="Times New Roman" w:eastAsia="SimSun"/>
+          </w:rPr>
+          <m:t>=</m:t>
+        </m:r>
+        <m:r>
+          <w:rPr>
+            <w:rFonts w:ascii="Times New Roman" w:hAnsi="Times New Roman" w:cs="Times New Roman" w:eastAsia="SimSun"/>
+          </w:rPr>
+          <m:t>3.243</m:t>
+        </m:r>
+        <m:r>
+          <w:rPr>
+            <w:rFonts w:ascii="Times New Roman" w:hAnsi="Times New Roman" w:cs="Times New Roman" w:eastAsia="SimSun"/>
+          </w:rPr>
+          <m:t> </m:t>
+        </m:r>
+        <m:r>
+          <m:rPr>
+            <m:sty m:val="p"/>
+          </m:rPr>
+          <w:rPr>
+            <w:rFonts w:ascii="Times New Roman" w:hAnsi="Times New Roman" w:cs="Times New Roman" w:eastAsia="SimSun"/>
+          </w:rPr>
+          <m:t>g</m:t>
+        </m:r>
+        <m:r>
+          <m:rPr>
+            <m:sty m:val="p"/>
+          </m:rPr>
+          <w:rPr>
+            <w:rFonts w:ascii="Times New Roman" w:hAnsi="Times New Roman" w:cs="Times New Roman" w:eastAsia="SimSun"/>
+          </w:rPr>
+          <m:t>/</m:t>
+        </m:r>
+        <m:r>
+          <m:rPr>
+            <m:sty m:val="p"/>
+          </m:rPr>
+          <w:rPr>
+            <w:rFonts w:ascii="Times New Roman" w:hAnsi="Times New Roman" w:cs="Times New Roman" w:eastAsia="SimSun"/>
+          </w:rPr>
+          <m:t>c</m:t>
+        </m:r>
+        <m:sSup>
+          <m:e>
+            <m:r>
+              <m:rPr>
+                <m:sty m:val="p"/>
+              </m:rPr>
+              <w:rPr>
+                <w:rFonts w:ascii="Times New Roman" w:hAnsi="Times New Roman" w:cs="Times New Roman" w:eastAsia="SimSun"/>
+              </w:rPr>
+              <m:t>m</m:t>
+            </m:r>
+          </m:e>
+          <m:sup>
+            <m:r>
+              <m:rPr>
+                <m:sty m:val="p"/>
+              </m:rPr>
+              <w:rPr>
+                <w:rFonts w:ascii="Times New Roman" w:hAnsi="Times New Roman" w:cs="Times New Roman" w:eastAsia="SimSun"/>
+              </w:rPr>
+              <m:t>3</m:t>
+            </m:r>
+          </m:sup>
+        </m:sSup>
+      </m:oMath>
+      <w:r>
+        <w:t xml:space="preserve"> </w:t>
+      </w:r>
+      <w:r>
+        <w:rPr>
+          <w:rFonts w:ascii="Times New Roman" w:hAnsi="Times New Roman" w:cs="Times New Roman" w:eastAsia="SimSun"/>
+        </w:rPr>
+        <w:t xml:space="preserve">，据此计算</w:t>
+      </w:r>
+      <w:r>
+        <w:t xml:space="preserve"> M </w:t>
+      </w:r>
+      <w:r>
+        <w:rPr>
+          <w:rFonts w:ascii="Times New Roman" w:hAnsi="Times New Roman" w:cs="Times New Roman" w:eastAsia="SimSun"/>
+        </w:rPr>
+        <w:t xml:space="preserve">的化学式。</w:t>
       </w:r>
       <w:r>
         <w:t xml:space="preserve"> </w:t>
@@ -5248,10 +5349,16 @@
         <w:rPr>
           <w:rFonts w:ascii="Times New Roman" w:hAnsi="Times New Roman" w:cs="Times New Roman" w:eastAsia="SimSun"/>
         </w:rPr>
-        <w:t xml:space="preserve">分别代表立方/三方/六方对称性。5-1</w:t>
-      </w:r>
-      <w:r>
-        <w:t xml:space="preserve"> </w:t>
+        <w:t xml:space="preserve">分别代表立方/三方/六方对称性。</w:t>
+      </w:r>
+    </w:p>
+    <w:p>
+      <w:pPr>
+        <w:pStyle w:val="BodyText"/>
+        <w:spacing w:before="0" w:after="0" w:line="276" w:lineRule="auto"/>
+      </w:pPr>
+      <w:r>
+        <w:t xml:space="preserve">5-1 </w:t>
       </w:r>
       <w:r>
         <w:rPr>
@@ -7617,7 +7724,7 @@
         <w:rPr>
           <w:rFonts w:ascii="Times New Roman" w:hAnsi="Times New Roman" w:cs="Times New Roman" w:eastAsia="SimSun"/>
         </w:rPr>
-        <w:t xml:space="preserve">中的中的五种菱形平面格子缩放至相同大小，以</w:t>
+        <w:t xml:space="preserve">中的五种菱形平面格子缩放至相同大小，以</w:t>
       </w:r>
       <w:r>
         <w:t xml:space="preserve"> A、B、C </w:t>
@@ -12650,10 +12757,16 @@
         <w:rPr>
           <w:rFonts w:ascii="Times New Roman" w:hAnsi="Times New Roman" w:cs="Times New Roman" w:eastAsia="SimSun"/>
         </w:rPr>
-        <w:t xml:space="preserve">并没有画出，结合对称性看)10-3-1</w:t>
-      </w:r>
-      <w:r>
-        <w:t xml:space="preserve"> </w:t>
+        <w:t xml:space="preserve">并没有画出，结合对称性看)</w:t>
+      </w:r>
+    </w:p>
+    <w:p>
+      <w:pPr>
+        <w:pStyle w:val="BodyText"/>
+        <w:spacing w:before="0" w:after="0" w:line="276" w:lineRule="auto"/>
+      </w:pPr>
+      <w:r>
+        <w:t xml:space="preserve">10-3-1 </w:t>
       </w:r>
       <w:r>
         <w:rPr>

--- a/00-首页/题组Word/初赛模拟卷/真题版式/初赛模拟卷XIV（非有机·学生版·真题版式）.docx
+++ b/00-首页/题组Word/初赛模拟卷/真题版式/初赛模拟卷XIV（非有机·学生版·真题版式）.docx
@@ -2,7 +2,7 @@
 <file path=word/document.xml><?xml version="1.0" encoding="utf-8"?>
 <w:document xmlns:w="http://schemas.openxmlformats.org/wordprocessingml/2006/main" xmlns:m="http://schemas.openxmlformats.org/officeDocument/2006/math" xmlns:r="http://schemas.openxmlformats.org/officeDocument/2006/relationships" xmlns:o="urn:schemas-microsoft-com:office:office" xmlns:v="urn:schemas-microsoft-com:vml" xmlns:w10="urn:schemas-microsoft-com:office:word" xmlns:a="http://schemas.openxmlformats.org/drawingml/2006/main" xmlns:pic="http://schemas.openxmlformats.org/drawingml/2006/picture" xmlns:wp="http://schemas.openxmlformats.org/drawingml/2006/wordprocessingDrawing">
   <w:body>
-    <w:bookmarkStart w:id="87" w:name="初赛模拟卷-xiv非有机"/>
+    <w:bookmarkStart w:id="90" w:name="初赛模拟卷-xiv非有机"/>
     <w:p>
       <w:pPr>
         <w:pStyle w:val="Heading1"/>
@@ -23,7 +23,7 @@
         <w:t xml:space="preserve">XIV（非有机）</w:t>
       </w:r>
     </w:p>
-    <w:bookmarkStart w:id="86" w:name="第一部分-晶体结构第-110-题共-130-分"/>
+    <w:bookmarkStart w:id="89" w:name="第一部分-晶体结构第-110-题共-130-分"/>
     <w:p>
       <w:pPr>
         <w:pStyle w:val="Heading2"/>
@@ -62,7 +62,7 @@
         <w:t xml:space="preserve">分）</w:t>
       </w:r>
     </w:p>
-    <w:bookmarkStart w:id="22" w:name="第-1-题13-分"/>
+    <w:bookmarkStart w:id="25" w:name="第-1-题13-分"/>
     <w:p>
       <w:pPr>
         <w:pStyle w:val="Heading3"/>
@@ -105,19 +105,37 @@
         <w:t xml:space="preserve">很多具有钙钛矿结构的化合物是重要的功能材料。三维钙钛矿组成常用</w:t>
       </w:r>
       <w:r>
-        <w:t xml:space="preserve"> ABX</w:t>
-      </w:r>
-      <w:r>
         <w:t xml:space="preserve"> </w:t>
       </w:r>
       <m:oMath>
         <m:sSub>
           <m:e>
             <m:r>
-              <w:rPr>
-                <w:rFonts w:ascii="Times New Roman" w:hAnsi="Times New Roman" w:cs="Times New Roman" w:eastAsia="SimSun"/>
-              </w:rPr>
-              <m:t xml:space="preserve"> </m:t>
+              <m:rPr>
+                <m:sty m:val="p"/>
+              </m:rPr>
+              <w:rPr>
+                <w:rFonts w:ascii="Times New Roman" w:hAnsi="Times New Roman" w:cs="Times New Roman" w:eastAsia="SimSun"/>
+              </w:rPr>
+              <m:t>A</m:t>
+            </m:r>
+            <m:r>
+              <m:rPr>
+                <m:sty m:val="p"/>
+              </m:rPr>
+              <w:rPr>
+                <w:rFonts w:ascii="Times New Roman" w:hAnsi="Times New Roman" w:cs="Times New Roman" w:eastAsia="SimSun"/>
+              </w:rPr>
+              <m:t>B</m:t>
+            </m:r>
+            <m:r>
+              <m:rPr>
+                <m:sty m:val="p"/>
+              </m:rPr>
+              <w:rPr>
+                <w:rFonts w:ascii="Times New Roman" w:hAnsi="Times New Roman" w:cs="Times New Roman" w:eastAsia="SimSun"/>
+              </w:rPr>
+              <m:t>X</m:t>
             </m:r>
           </m:e>
           <m:sub>
@@ -1695,9 +1713,12 @@
         </w:rPr>
         <w:t xml:space="preserve">提示：晶胞图中给出的原子并不都在晶胞内。</w:t>
       </w:r>
-      <w:r>
-        <w:t xml:space="preserve"> </w:t>
-      </w:r>
+    </w:p>
+    <w:p>
+      <w:pPr>
+        <w:pStyle w:val="BodyText"/>
+        <w:spacing w:before="0" w:after="0" w:line="276" w:lineRule="auto"/>
+      </w:pPr>
       <w:r>
         <w:t xml:space="preserve">1-1-3 </w:t>
       </w:r>
@@ -1832,9 +1853,25 @@
         </w:rPr>
         <w:t xml:space="preserve">属于铁电相。</w:t>
       </w:r>
-      <w:r>
-        <w:t xml:space="preserve"> </w:t>
-      </w:r>
+    </w:p>
+    <w:p>
+      <w:pPr>
+        <w:pStyle w:val="BodyText"/>
+        <w:spacing w:before="0" w:after="0" w:line="276" w:lineRule="auto"/>
+        <w:ind w:firstLineChars="200" w:firstLine="420"/>
+      </w:pPr>
+      <w:r>
+        <w:rPr>
+          <w:rFonts w:ascii="Times New Roman" w:hAnsi="Times New Roman" w:cs="Times New Roman" w:eastAsia="SimSun"/>
+        </w:rPr>
+        <w:t xml:space="preserve">对称性的下降是产生钙钛矿独特物理化学性质的必要条件,调控钙钛矿的对称性也是科研领域的重要课题。将三维钙钛矿沿垂直四重轴的平面切开,并调整层间的原子即可得到一系列二维钙钛矿结构。</w:t>
+      </w:r>
+    </w:p>
+    <w:p>
+      <w:pPr>
+        <w:pStyle w:val="BodyText"/>
+        <w:spacing w:before="0" w:after="0" w:line="276" w:lineRule="auto"/>
+      </w:pPr>
       <w:r>
         <w:t xml:space="preserve">1-2 </w:t>
       </w:r>
@@ -1856,9 +1893,83 @@
       <w:r>
         <w:t xml:space="preserve"> C)</w:t>
       </w:r>
-      <w:r>
-        <w:t xml:space="preserve"> </w:t>
-      </w:r>
+    </w:p>
+    <w:p>
+      <w:pPr>
+        <w:pStyle w:val="BodyText"/>
+        <w:spacing w:before="120" w:after="120" w:line="240" w:lineRule="auto"/>
+        <w:jc w:val="center"/>
+      </w:pPr>
+      <w:r>
+        <w:drawing>
+          <wp:inline>
+            <wp:extent cx="2520000" cy="1482666"/>
+            <wp:effectExtent b="0" l="0" r="0" t="0"/>
+            <wp:docPr descr="" title="" id="23" name="Picture"/>
+            <a:graphic>
+              <a:graphicData uri="http://schemas.openxmlformats.org/drawingml/2006/picture">
+                <pic:pic>
+                  <pic:nvPicPr>
+                    <pic:cNvPr descr="3e836873135ef1527b0d40dee3f60bd50288ec5efe97a648cd0d1c079f700927.jpg" id="24" name="Picture"/>
+                    <pic:cNvPicPr>
+                      <a:picLocks noChangeArrowheads="1" noChangeAspect="1"/>
+                    </pic:cNvPicPr>
+                  </pic:nvPicPr>
+                  <pic:blipFill>
+                    <a:blip r:embed="rId22"/>
+                    <a:stretch>
+                      <a:fillRect/>
+                    </a:stretch>
+                  </pic:blipFill>
+                  <pic:spPr bwMode="auto">
+                    <a:xfrm>
+                      <a:off x="0" y="0"/>
+                      <a:ext cx="2520000" cy="1482666"/>
+                    </a:xfrm>
+                    <a:prstGeom prst="rect">
+                      <a:avLst/>
+                    </a:prstGeom>
+                    <a:noFill/>
+                    <a:ln w="9525">
+                      <a:noFill/>
+                      <a:headEnd/>
+                      <a:tailEnd/>
+                    </a:ln>
+                  </pic:spPr>
+                </pic:pic>
+              </a:graphicData>
+            </a:graphic>
+          </wp:inline>
+        </w:drawing>
+      </w:r>
+    </w:p>
+    <w:p>
+      <w:pPr>
+        <w:pStyle w:val="BodyText"/>
+        <w:spacing w:before="0" w:after="0" w:line="276" w:lineRule="auto"/>
+        <w:ind w:firstLineChars="200" w:firstLine="420"/>
+      </w:pPr>
+      <w:r>
+        <w:rPr>
+          <w:rFonts w:ascii="Times New Roman" w:hAnsi="Times New Roman" w:cs="Times New Roman" w:eastAsia="SimSun"/>
+        </w:rPr>
+        <w:t xml:space="preserve">二维钙钛矿在太阳能电池领域展现出极大的应用前景,这与其非线性光学性质息息相关。二次谐波(Second</w:t>
+      </w:r>
+      <w:r>
+        <w:t xml:space="preserve"> Harmonic Generation, </w:t>
+      </w:r>
+      <w:r>
+        <w:rPr>
+          <w:rFonts w:ascii="Times New Roman" w:hAnsi="Times New Roman" w:cs="Times New Roman" w:eastAsia="SimSun"/>
+        </w:rPr>
+        <w:t xml:space="preserve">SHG)是指非线性介质将相同频率的光子混合而产生的频率加倍的信号,一系列不具有对称中心的二维钙钛矿晶体均能产生二次谐波信号。</w:t>
+      </w:r>
+    </w:p>
+    <w:p>
+      <w:pPr>
+        <w:pStyle w:val="BodyText"/>
+        <w:spacing w:before="0" w:after="0" w:line="276" w:lineRule="auto"/>
+      </w:pPr>
       <w:r>
         <w:t xml:space="preserve">1-3 </w:t>
       </w:r>
@@ -1877,74 +1988,18 @@
         </w:rPr>
         <w:t xml:space="preserve">理论极限。使用非线性光学器件可能可以突破理论上限，解释原因。</w:t>
       </w:r>
-      <w:r>
-        <w:t xml:space="preserve"> </w:t>
-      </w:r>
-      <w:r>
-        <w:t xml:space="preserve">1-4-1 </w:t>
-      </w:r>
-      <w:r>
-        <w:rPr>
-          <w:rFonts w:ascii="Times New Roman" w:hAnsi="Times New Roman" w:cs="Times New Roman" w:eastAsia="SimSun"/>
-        </w:rPr>
-        <w:t xml:space="preserve">直接指出</w:t>
-      </w:r>
-      <w:r>
-        <w:t xml:space="preserve"> M </w:t>
-      </w:r>
-      <w:r>
-        <w:rPr>
-          <w:rFonts w:ascii="Times New Roman" w:hAnsi="Times New Roman" w:cs="Times New Roman" w:eastAsia="SimSun"/>
-        </w:rPr>
-        <w:t xml:space="preserve">属于哪种类型的二维钙钛矿(Ruddlesden-Popper</w:t>
-      </w:r>
-      <w:r>
-        <w:t xml:space="preserve"> </w:t>
-      </w:r>
-      <w:r>
-        <w:rPr>
-          <w:rFonts w:ascii="Times New Roman" w:hAnsi="Times New Roman" w:cs="Times New Roman" w:eastAsia="SimSun"/>
-        </w:rPr>
-        <w:t xml:space="preserve">相、Dion-Jacobson</w:t>
-      </w:r>
-      <w:r>
-        <w:t xml:space="preserve"> </w:t>
-      </w:r>
-      <w:r>
-        <w:rPr>
-          <w:rFonts w:ascii="Times New Roman" w:hAnsi="Times New Roman" w:cs="Times New Roman" w:eastAsia="SimSun"/>
-        </w:rPr>
-        <w:t xml:space="preserve">相或</w:t>
-      </w:r>
-      <w:r>
-        <w:t xml:space="preserve"> Aurivillius </w:t>
-      </w:r>
-      <w:r>
-        <w:rPr>
-          <w:rFonts w:ascii="Times New Roman" w:hAnsi="Times New Roman" w:cs="Times New Roman" w:eastAsia="SimSun"/>
-        </w:rPr>
-        <w:t xml:space="preserve">相)。</w:t>
-      </w:r>
-      <w:r>
-        <w:t xml:space="preserve"> </w:t>
-      </w:r>
-      <w:r>
-        <w:t xml:space="preserve">1-4-2 X </w:t>
-      </w:r>
-      <w:r>
-        <w:rPr>
-          <w:rFonts w:ascii="Times New Roman" w:hAnsi="Times New Roman" w:cs="Times New Roman" w:eastAsia="SimSun"/>
-        </w:rPr>
-        <w:t xml:space="preserve">射线衍射测得</w:t>
-      </w:r>
-      <w:r>
-        <w:t xml:space="preserve"> M </w:t>
-      </w:r>
-      <w:r>
-        <w:rPr>
-          <w:rFonts w:ascii="Times New Roman" w:hAnsi="Times New Roman" w:cs="Times New Roman" w:eastAsia="SimSun"/>
-        </w:rPr>
-        <w:t xml:space="preserve">属于正交晶系，晶胞参数</w:t>
+    </w:p>
+    <w:p>
+      <w:pPr>
+        <w:pStyle w:val="BodyText"/>
+        <w:spacing w:before="0" w:after="0" w:line="276" w:lineRule="auto"/>
+        <w:ind w:firstLineChars="200" w:firstLine="420"/>
+      </w:pPr>
+      <w:r>
+        <w:rPr>
+          <w:rFonts w:ascii="Times New Roman" w:hAnsi="Times New Roman" w:cs="Times New Roman" w:eastAsia="SimSun"/>
+        </w:rPr>
+        <w:t xml:space="preserve">有机-无机杂化钙钛矿已成为材料领域的热门研究对象。称取</w:t>
       </w:r>
       <w:r>
         <w:t xml:space="preserve"> </w:t>
@@ -1954,54 +2009,39 @@
           <w:rPr>
             <w:rFonts w:ascii="Times New Roman" w:hAnsi="Times New Roman" w:cs="Times New Roman" w:eastAsia="SimSun"/>
           </w:rPr>
-          <m:t>a</m:t>
-        </m:r>
-        <m:r>
-          <m:rPr>
-            <m:sty m:val="p"/>
-          </m:rPr>
-          <w:rPr>
-            <w:rFonts w:ascii="Times New Roman" w:hAnsi="Times New Roman" w:cs="Times New Roman" w:eastAsia="SimSun"/>
-          </w:rPr>
-          <m:t>=</m:t>
-        </m:r>
-        <m:r>
-          <w:rPr>
-            <w:rFonts w:ascii="Times New Roman" w:hAnsi="Times New Roman" w:cs="Times New Roman" w:eastAsia="SimSun"/>
-          </w:rPr>
-          <m:t>8.435</m:t>
-        </m:r>
-        <m:r>
-          <w:rPr>
-            <w:rFonts w:ascii="Times New Roman" w:hAnsi="Times New Roman" w:cs="Times New Roman" w:eastAsia="SimSun"/>
-          </w:rPr>
-          <m:t> </m:t>
-        </m:r>
-        <m:r>
-          <m:rPr>
-            <m:nor/>
-            <m:sty m:val="p"/>
-          </m:rPr>
-          <w:rPr>
-            <w:rFonts w:ascii="Times New Roman" w:hAnsi="Times New Roman" w:cs="Times New Roman" w:eastAsia="SimSun"/>
-          </w:rPr>
-          <m:t>Å</m:t>
-        </m:r>
-      </m:oMath>
-      <w:r>
-        <w:t xml:space="preserve"> </w:t>
-      </w:r>
-      <w:r>
-        <w:rPr>
-          <w:rFonts w:ascii="Times New Roman" w:hAnsi="Times New Roman" w:cs="Times New Roman" w:eastAsia="SimSun"/>
-        </w:rPr>
-        <w:t xml:space="preserve">，</w:t>
-      </w:r>
-      <w:r>
-        <w:t xml:space="preserve"> </w:t>
-      </w:r>
-      <m:oMath>
-        <m:r>
+          <m:t>1.89</m:t>
+        </m:r>
+        <m:r>
+          <m:rPr>
+            <m:sty m:val="p"/>
+          </m:rPr>
+          <w:rPr>
+            <w:rFonts w:ascii="Times New Roman" w:hAnsi="Times New Roman" w:cs="Times New Roman" w:eastAsia="SimSun"/>
+          </w:rPr>
+          <m:t> </m:t>
+        </m:r>
+        <m:r>
+          <m:rPr>
+            <m:sty m:val="p"/>
+          </m:rPr>
+          <w:rPr>
+            <w:rFonts w:ascii="Times New Roman" w:hAnsi="Times New Roman" w:cs="Times New Roman" w:eastAsia="SimSun"/>
+          </w:rPr>
+          <m:t>g</m:t>
+        </m:r>
+        <m:r>
+          <m:rPr>
+            <m:sty m:val="p"/>
+          </m:rPr>
+          <w:rPr>
+            <w:rFonts w:ascii="Times New Roman" w:hAnsi="Times New Roman" w:cs="Times New Roman" w:eastAsia="SimSun"/>
+          </w:rPr>
+          <m:t>P</m:t>
+        </m:r>
+        <m:r>
+          <m:rPr>
+            <m:sty m:val="p"/>
+          </m:rPr>
           <w:rPr>
             <w:rFonts w:ascii="Times New Roman" w:hAnsi="Times New Roman" w:cs="Times New Roman" w:eastAsia="SimSun"/>
           </w:rPr>
@@ -2014,150 +2054,9 @@
           <w:rPr>
             <w:rFonts w:ascii="Times New Roman" w:hAnsi="Times New Roman" w:cs="Times New Roman" w:eastAsia="SimSun"/>
           </w:rPr>
-          <m:t>=</m:t>
-        </m:r>
-        <m:r>
-          <w:rPr>
-            <w:rFonts w:ascii="Times New Roman" w:hAnsi="Times New Roman" w:cs="Times New Roman" w:eastAsia="SimSun"/>
-          </w:rPr>
-          <m:t>46.305</m:t>
-        </m:r>
-        <m:r>
-          <w:rPr>
-            <w:rFonts w:ascii="Times New Roman" w:hAnsi="Times New Roman" w:cs="Times New Roman" w:eastAsia="SimSun"/>
-          </w:rPr>
-          <m:t> </m:t>
-        </m:r>
-        <m:r>
-          <m:rPr>
-            <m:nor/>
-            <m:sty m:val="p"/>
-          </m:rPr>
-          <w:rPr>
-            <w:rFonts w:ascii="Times New Roman" w:hAnsi="Times New Roman" w:cs="Times New Roman" w:eastAsia="SimSun"/>
-          </w:rPr>
-          <m:t>Å</m:t>
-        </m:r>
-      </m:oMath>
-      <w:r>
-        <w:t xml:space="preserve"> </w:t>
-      </w:r>
-      <w:r>
-        <w:rPr>
-          <w:rFonts w:ascii="Times New Roman" w:hAnsi="Times New Roman" w:cs="Times New Roman" w:eastAsia="SimSun"/>
-        </w:rPr>
-        <w:t xml:space="preserve">，</w:t>
-      </w:r>
-      <w:r>
-        <w:t xml:space="preserve"> </w:t>
-      </w:r>
-      <m:oMath>
-        <m:r>
-          <w:rPr>
-            <w:rFonts w:ascii="Times New Roman" w:hAnsi="Times New Roman" w:cs="Times New Roman" w:eastAsia="SimSun"/>
-          </w:rPr>
-          <m:t>c</m:t>
-        </m:r>
-        <m:r>
-          <m:rPr>
-            <m:sty m:val="p"/>
-          </m:rPr>
-          <w:rPr>
-            <w:rFonts w:ascii="Times New Roman" w:hAnsi="Times New Roman" w:cs="Times New Roman" w:eastAsia="SimSun"/>
-          </w:rPr>
-          <m:t>=</m:t>
-        </m:r>
-        <m:r>
-          <w:rPr>
-            <w:rFonts w:ascii="Times New Roman" w:hAnsi="Times New Roman" w:cs="Times New Roman" w:eastAsia="SimSun"/>
-          </w:rPr>
-          <m:t>8.436</m:t>
-        </m:r>
-        <m:r>
-          <w:rPr>
-            <w:rFonts w:ascii="Times New Roman" w:hAnsi="Times New Roman" w:cs="Times New Roman" w:eastAsia="SimSun"/>
-          </w:rPr>
-          <m:t> </m:t>
-        </m:r>
-        <m:r>
-          <m:rPr>
-            <m:nor/>
-            <m:sty m:val="p"/>
-          </m:rPr>
-          <w:rPr>
-            <w:rFonts w:ascii="Times New Roman" w:hAnsi="Times New Roman" w:cs="Times New Roman" w:eastAsia="SimSun"/>
-          </w:rPr>
-          <m:t>Å</m:t>
-        </m:r>
-      </m:oMath>
-      <w:r>
-        <w:t xml:space="preserve"> </w:t>
-      </w:r>
-      <w:r>
-        <w:rPr>
-          <w:rFonts w:ascii="Times New Roman" w:hAnsi="Times New Roman" w:cs="Times New Roman" w:eastAsia="SimSun"/>
-        </w:rPr>
-        <w:t xml:space="preserve">，计算出的理论密度</w:t>
-      </w:r>
-      <w:r>
-        <w:t xml:space="preserve"> </w:t>
-      </w:r>
-      <m:oMath>
-        <m:r>
-          <w:rPr>
-            <w:rFonts w:ascii="Times New Roman" w:hAnsi="Times New Roman" w:cs="Times New Roman" w:eastAsia="SimSun"/>
-          </w:rPr>
-          <m:t>D</m:t>
-        </m:r>
-        <m:r>
-          <m:rPr>
-            <m:sty m:val="p"/>
-          </m:rPr>
-          <w:rPr>
-            <w:rFonts w:ascii="Times New Roman" w:hAnsi="Times New Roman" w:cs="Times New Roman" w:eastAsia="SimSun"/>
-          </w:rPr>
-          <m:t>=</m:t>
-        </m:r>
-        <m:r>
-          <w:rPr>
-            <w:rFonts w:ascii="Times New Roman" w:hAnsi="Times New Roman" w:cs="Times New Roman" w:eastAsia="SimSun"/>
-          </w:rPr>
-          <m:t>3.243</m:t>
-        </m:r>
-        <m:r>
-          <w:rPr>
-            <w:rFonts w:ascii="Times New Roman" w:hAnsi="Times New Roman" w:cs="Times New Roman" w:eastAsia="SimSun"/>
-          </w:rPr>
-          <m:t> </m:t>
-        </m:r>
-        <m:r>
-          <m:rPr>
-            <m:sty m:val="p"/>
-          </m:rPr>
-          <w:rPr>
-            <w:rFonts w:ascii="Times New Roman" w:hAnsi="Times New Roman" w:cs="Times New Roman" w:eastAsia="SimSun"/>
-          </w:rPr>
-          <m:t>g</m:t>
-        </m:r>
-        <m:r>
-          <m:rPr>
-            <m:sty m:val="p"/>
-          </m:rPr>
-          <w:rPr>
-            <w:rFonts w:ascii="Times New Roman" w:hAnsi="Times New Roman" w:cs="Times New Roman" w:eastAsia="SimSun"/>
-          </w:rPr>
-          <m:t>/</m:t>
-        </m:r>
-        <m:r>
-          <m:rPr>
-            <m:sty m:val="p"/>
-          </m:rPr>
-          <w:rPr>
-            <w:rFonts w:ascii="Times New Roman" w:hAnsi="Times New Roman" w:cs="Times New Roman" w:eastAsia="SimSun"/>
-          </w:rPr>
-          <m:t>c</m:t>
-        </m:r>
-        <m:sSup>
+          <m:t>(</m:t>
+        </m:r>
+        <m:sSub>
           <m:e>
             <m:r>
               <m:rPr>
@@ -2166,10 +2065,8 @@
               <w:rPr>
                 <w:rFonts w:ascii="Times New Roman" w:hAnsi="Times New Roman" w:cs="Times New Roman" w:eastAsia="SimSun"/>
               </w:rPr>
-              <m:t>m</m:t>
-            </m:r>
-          </m:e>
-          <m:sup>
+              <m:t>C</m:t>
+            </m:r>
             <m:r>
               <m:rPr>
                 <m:sty m:val="p"/>
@@ -2177,6 +2074,495 @@
               <w:rPr>
                 <w:rFonts w:ascii="Times New Roman" w:hAnsi="Times New Roman" w:cs="Times New Roman" w:eastAsia="SimSun"/>
               </w:rPr>
+              <m:t>H</m:t>
+            </m:r>
+          </m:e>
+          <m:sub>
+            <m:r>
+              <w:rPr>
+                <w:rFonts w:ascii="Times New Roman" w:hAnsi="Times New Roman" w:cs="Times New Roman" w:eastAsia="SimSun"/>
+              </w:rPr>
+              <m:t>3</m:t>
+            </m:r>
+          </m:sub>
+        </m:sSub>
+        <m:r>
+          <m:rPr>
+            <m:sty m:val="p"/>
+          </m:rPr>
+          <w:rPr>
+            <w:rFonts w:ascii="Times New Roman" w:hAnsi="Times New Roman" w:cs="Times New Roman" w:eastAsia="SimSun"/>
+          </w:rPr>
+          <m:t>C</m:t>
+        </m:r>
+        <m:r>
+          <m:rPr>
+            <m:sty m:val="p"/>
+          </m:rPr>
+          <w:rPr>
+            <w:rFonts w:ascii="Times New Roman" w:hAnsi="Times New Roman" w:cs="Times New Roman" w:eastAsia="SimSun"/>
+          </w:rPr>
+          <m:t>O</m:t>
+        </m:r>
+        <m:r>
+          <m:rPr>
+            <m:sty m:val="p"/>
+          </m:rPr>
+          <w:rPr>
+            <w:rFonts w:ascii="Times New Roman" w:hAnsi="Times New Roman" w:cs="Times New Roman" w:eastAsia="SimSun"/>
+          </w:rPr>
+          <m:t>O</m:t>
+        </m:r>
+        <m:sSub>
+          <m:e>
+            <m:r>
+              <m:rPr>
+                <m:sty m:val="p"/>
+              </m:rPr>
+              <w:rPr>
+                <w:rFonts w:ascii="Times New Roman" w:hAnsi="Times New Roman" w:cs="Times New Roman" w:eastAsia="SimSun"/>
+              </w:rPr>
+              <m:t>)</m:t>
+            </m:r>
+          </m:e>
+          <m:sub>
+            <m:r>
+              <w:rPr>
+                <w:rFonts w:ascii="Times New Roman" w:hAnsi="Times New Roman" w:cs="Times New Roman" w:eastAsia="SimSun"/>
+              </w:rPr>
+              <m:t>2</m:t>
+            </m:r>
+          </m:sub>
+        </m:sSub>
+        <m:r>
+          <m:rPr>
+            <m:sty m:val="p"/>
+          </m:rPr>
+          <w:rPr>
+            <w:rFonts w:ascii="Times New Roman" w:hAnsi="Times New Roman" w:cs="Times New Roman" w:eastAsia="SimSun"/>
+          </w:rPr>
+          <m:t>⋅</m:t>
+        </m:r>
+        <m:r>
+          <w:rPr>
+            <w:rFonts w:ascii="Times New Roman" w:hAnsi="Times New Roman" w:cs="Times New Roman" w:eastAsia="SimSun"/>
+          </w:rPr>
+          <m:t>3</m:t>
+        </m:r>
+        <m:sSub>
+          <m:e>
+            <m:r>
+              <m:rPr>
+                <m:sty m:val="p"/>
+              </m:rPr>
+              <w:rPr>
+                <w:rFonts w:ascii="Times New Roman" w:hAnsi="Times New Roman" w:cs="Times New Roman" w:eastAsia="SimSun"/>
+              </w:rPr>
+              <m:t>H</m:t>
+            </m:r>
+          </m:e>
+          <m:sub>
+            <m:r>
+              <w:rPr>
+                <w:rFonts w:ascii="Times New Roman" w:hAnsi="Times New Roman" w:cs="Times New Roman" w:eastAsia="SimSun"/>
+              </w:rPr>
+              <m:t>2</m:t>
+            </m:r>
+          </m:sub>
+        </m:sSub>
+        <m:r>
+          <m:rPr>
+            <m:sty m:val="p"/>
+          </m:rPr>
+          <w:rPr>
+            <w:rFonts w:ascii="Times New Roman" w:hAnsi="Times New Roman" w:cs="Times New Roman" w:eastAsia="SimSun"/>
+          </w:rPr>
+          <m:t>O</m:t>
+        </m:r>
+      </m:oMath>
+      <w:r>
+        <w:t xml:space="preserve"> </w:t>
+      </w:r>
+      <w:r>
+        <w:rPr>
+          <w:rFonts w:ascii="Times New Roman" w:hAnsi="Times New Roman" w:cs="Times New Roman" w:eastAsia="SimSun"/>
+        </w:rPr>
+        <w:t xml:space="preserve">溶解在</w:t>
+      </w:r>
+      <w:r>
+        <w:t xml:space="preserve"> HBr </w:t>
+      </w:r>
+      <w:r>
+        <w:rPr>
+          <w:rFonts w:ascii="Times New Roman" w:hAnsi="Times New Roman" w:cs="Times New Roman" w:eastAsia="SimSun"/>
+        </w:rPr>
+        <w:t xml:space="preserve">溶液中,</w:t>
+      </w:r>
+      <w:r>
+        <w:t xml:space="preserve"> </w:t>
+      </w:r>
+      <w:r>
+        <w:rPr>
+          <w:rFonts w:ascii="Times New Roman" w:hAnsi="Times New Roman" w:cs="Times New Roman" w:eastAsia="SimSun"/>
+        </w:rPr>
+        <w:t xml:space="preserve">再加入</w:t>
+      </w:r>
+      <w:r>
+        <w:t xml:space="preserve"> </w:t>
+      </w:r>
+      <m:oMath>
+        <m:r>
+          <w:rPr>
+            <w:rFonts w:ascii="Times New Roman" w:hAnsi="Times New Roman" w:cs="Times New Roman" w:eastAsia="SimSun"/>
+          </w:rPr>
+          <m:t>0.32</m:t>
+        </m:r>
+        <m:r>
+          <m:rPr>
+            <m:sty m:val="p"/>
+          </m:rPr>
+          <w:rPr>
+            <w:rFonts w:ascii="Times New Roman" w:hAnsi="Times New Roman" w:cs="Times New Roman" w:eastAsia="SimSun"/>
+          </w:rPr>
+          <m:t> </m:t>
+        </m:r>
+        <m:r>
+          <m:rPr>
+            <m:sty m:val="p"/>
+          </m:rPr>
+          <w:rPr>
+            <w:rFonts w:ascii="Times New Roman" w:hAnsi="Times New Roman" w:cs="Times New Roman" w:eastAsia="SimSun"/>
+          </w:rPr>
+          <m:t>g</m:t>
+        </m:r>
+      </m:oMath>
+      <w:r>
+        <w:t xml:space="preserve"> </w:t>
+      </w:r>
+      <w:r>
+        <w:rPr>
+          <w:rFonts w:ascii="Times New Roman" w:hAnsi="Times New Roman" w:cs="Times New Roman" w:eastAsia="SimSun"/>
+        </w:rPr>
+        <w:t xml:space="preserve">乙胺,</w:t>
+      </w:r>
+      <w:r>
+        <w:t xml:space="preserve"> </w:t>
+      </w:r>
+      <w:r>
+        <w:rPr>
+          <w:rFonts w:ascii="Times New Roman" w:hAnsi="Times New Roman" w:cs="Times New Roman" w:eastAsia="SimSun"/>
+        </w:rPr>
+        <w:t xml:space="preserve">在合适的条件下反应即可得到一种二维钙钛矿晶体</w:t>
+      </w:r>
+      <w:r>
+        <w:t xml:space="preserve"> M。</w:t>
+      </w:r>
+    </w:p>
+    <w:p>
+      <w:pPr>
+        <w:pStyle w:val="BodyText"/>
+        <w:spacing w:before="0" w:after="0" w:line="276" w:lineRule="auto"/>
+      </w:pPr>
+      <w:r>
+        <w:t xml:space="preserve">1-4-1 </w:t>
+      </w:r>
+      <w:r>
+        <w:rPr>
+          <w:rFonts w:ascii="Times New Roman" w:hAnsi="Times New Roman" w:cs="Times New Roman" w:eastAsia="SimSun"/>
+        </w:rPr>
+        <w:t xml:space="preserve">直接指出</w:t>
+      </w:r>
+      <w:r>
+        <w:t xml:space="preserve"> M </w:t>
+      </w:r>
+      <w:r>
+        <w:rPr>
+          <w:rFonts w:ascii="Times New Roman" w:hAnsi="Times New Roman" w:cs="Times New Roman" w:eastAsia="SimSun"/>
+        </w:rPr>
+        <w:t xml:space="preserve">属于哪种类型的二维钙钛矿(Ruddlesden-Popper</w:t>
+      </w:r>
+      <w:r>
+        <w:t xml:space="preserve"> </w:t>
+      </w:r>
+      <w:r>
+        <w:rPr>
+          <w:rFonts w:ascii="Times New Roman" w:hAnsi="Times New Roman" w:cs="Times New Roman" w:eastAsia="SimSun"/>
+        </w:rPr>
+        <w:t xml:space="preserve">相、Dion-Jacobson</w:t>
+      </w:r>
+      <w:r>
+        <w:t xml:space="preserve"> </w:t>
+      </w:r>
+      <w:r>
+        <w:rPr>
+          <w:rFonts w:ascii="Times New Roman" w:hAnsi="Times New Roman" w:cs="Times New Roman" w:eastAsia="SimSun"/>
+        </w:rPr>
+        <w:t xml:space="preserve">相或</w:t>
+      </w:r>
+      <w:r>
+        <w:t xml:space="preserve"> Aurivillius </w:t>
+      </w:r>
+      <w:r>
+        <w:rPr>
+          <w:rFonts w:ascii="Times New Roman" w:hAnsi="Times New Roman" w:cs="Times New Roman" w:eastAsia="SimSun"/>
+        </w:rPr>
+        <w:t xml:space="preserve">相)。</w:t>
+      </w:r>
+    </w:p>
+    <w:p>
+      <w:pPr>
+        <w:pStyle w:val="BodyText"/>
+        <w:spacing w:before="0" w:after="0" w:line="276" w:lineRule="auto"/>
+      </w:pPr>
+      <w:r>
+        <w:t xml:space="preserve">1-4-2 X </w:t>
+      </w:r>
+      <w:r>
+        <w:rPr>
+          <w:rFonts w:ascii="Times New Roman" w:hAnsi="Times New Roman" w:cs="Times New Roman" w:eastAsia="SimSun"/>
+        </w:rPr>
+        <w:t xml:space="preserve">射线衍射测得</w:t>
+      </w:r>
+      <w:r>
+        <w:t xml:space="preserve"> M </w:t>
+      </w:r>
+      <w:r>
+        <w:rPr>
+          <w:rFonts w:ascii="Times New Roman" w:hAnsi="Times New Roman" w:cs="Times New Roman" w:eastAsia="SimSun"/>
+        </w:rPr>
+        <w:t xml:space="preserve">属于正交晶系，晶胞参数</w:t>
+      </w:r>
+      <w:r>
+        <w:t xml:space="preserve"> </w:t>
+      </w:r>
+      <m:oMath>
+        <m:r>
+          <w:rPr>
+            <w:rFonts w:ascii="Times New Roman" w:hAnsi="Times New Roman" w:cs="Times New Roman" w:eastAsia="SimSun"/>
+          </w:rPr>
+          <m:t>a</m:t>
+        </m:r>
+        <m:r>
+          <m:rPr>
+            <m:sty m:val="p"/>
+          </m:rPr>
+          <w:rPr>
+            <w:rFonts w:ascii="Times New Roman" w:hAnsi="Times New Roman" w:cs="Times New Roman" w:eastAsia="SimSun"/>
+          </w:rPr>
+          <m:t>=</m:t>
+        </m:r>
+        <m:r>
+          <w:rPr>
+            <w:rFonts w:ascii="Times New Roman" w:hAnsi="Times New Roman" w:cs="Times New Roman" w:eastAsia="SimSun"/>
+          </w:rPr>
+          <m:t>8.435</m:t>
+        </m:r>
+        <m:r>
+          <w:rPr>
+            <w:rFonts w:ascii="Times New Roman" w:hAnsi="Times New Roman" w:cs="Times New Roman" w:eastAsia="SimSun"/>
+          </w:rPr>
+          <m:t> </m:t>
+        </m:r>
+        <m:r>
+          <m:rPr>
+            <m:nor/>
+            <m:sty m:val="p"/>
+          </m:rPr>
+          <w:rPr>
+            <w:rFonts w:ascii="Times New Roman" w:hAnsi="Times New Roman" w:cs="Times New Roman" w:eastAsia="SimSun"/>
+          </w:rPr>
+          <m:t>Å</m:t>
+        </m:r>
+      </m:oMath>
+      <w:r>
+        <w:t xml:space="preserve"> </w:t>
+      </w:r>
+      <w:r>
+        <w:rPr>
+          <w:rFonts w:ascii="Times New Roman" w:hAnsi="Times New Roman" w:cs="Times New Roman" w:eastAsia="SimSun"/>
+        </w:rPr>
+        <w:t xml:space="preserve">，</w:t>
+      </w:r>
+      <w:r>
+        <w:t xml:space="preserve"> </w:t>
+      </w:r>
+      <m:oMath>
+        <m:r>
+          <w:rPr>
+            <w:rFonts w:ascii="Times New Roman" w:hAnsi="Times New Roman" w:cs="Times New Roman" w:eastAsia="SimSun"/>
+          </w:rPr>
+          <m:t>b</m:t>
+        </m:r>
+        <m:r>
+          <m:rPr>
+            <m:sty m:val="p"/>
+          </m:rPr>
+          <w:rPr>
+            <w:rFonts w:ascii="Times New Roman" w:hAnsi="Times New Roman" w:cs="Times New Roman" w:eastAsia="SimSun"/>
+          </w:rPr>
+          <m:t>=</m:t>
+        </m:r>
+        <m:r>
+          <w:rPr>
+            <w:rFonts w:ascii="Times New Roman" w:hAnsi="Times New Roman" w:cs="Times New Roman" w:eastAsia="SimSun"/>
+          </w:rPr>
+          <m:t>46.305</m:t>
+        </m:r>
+        <m:r>
+          <w:rPr>
+            <w:rFonts w:ascii="Times New Roman" w:hAnsi="Times New Roman" w:cs="Times New Roman" w:eastAsia="SimSun"/>
+          </w:rPr>
+          <m:t> </m:t>
+        </m:r>
+        <m:r>
+          <m:rPr>
+            <m:nor/>
+            <m:sty m:val="p"/>
+          </m:rPr>
+          <w:rPr>
+            <w:rFonts w:ascii="Times New Roman" w:hAnsi="Times New Roman" w:cs="Times New Roman" w:eastAsia="SimSun"/>
+          </w:rPr>
+          <m:t>Å</m:t>
+        </m:r>
+      </m:oMath>
+      <w:r>
+        <w:t xml:space="preserve"> </w:t>
+      </w:r>
+      <w:r>
+        <w:rPr>
+          <w:rFonts w:ascii="Times New Roman" w:hAnsi="Times New Roman" w:cs="Times New Roman" w:eastAsia="SimSun"/>
+        </w:rPr>
+        <w:t xml:space="preserve">，</w:t>
+      </w:r>
+      <w:r>
+        <w:t xml:space="preserve"> </w:t>
+      </w:r>
+      <m:oMath>
+        <m:r>
+          <w:rPr>
+            <w:rFonts w:ascii="Times New Roman" w:hAnsi="Times New Roman" w:cs="Times New Roman" w:eastAsia="SimSun"/>
+          </w:rPr>
+          <m:t>c</m:t>
+        </m:r>
+        <m:r>
+          <m:rPr>
+            <m:sty m:val="p"/>
+          </m:rPr>
+          <w:rPr>
+            <w:rFonts w:ascii="Times New Roman" w:hAnsi="Times New Roman" w:cs="Times New Roman" w:eastAsia="SimSun"/>
+          </w:rPr>
+          <m:t>=</m:t>
+        </m:r>
+        <m:r>
+          <w:rPr>
+            <w:rFonts w:ascii="Times New Roman" w:hAnsi="Times New Roman" w:cs="Times New Roman" w:eastAsia="SimSun"/>
+          </w:rPr>
+          <m:t>8.436</m:t>
+        </m:r>
+        <m:r>
+          <w:rPr>
+            <w:rFonts w:ascii="Times New Roman" w:hAnsi="Times New Roman" w:cs="Times New Roman" w:eastAsia="SimSun"/>
+          </w:rPr>
+          <m:t> </m:t>
+        </m:r>
+        <m:r>
+          <m:rPr>
+            <m:nor/>
+            <m:sty m:val="p"/>
+          </m:rPr>
+          <w:rPr>
+            <w:rFonts w:ascii="Times New Roman" w:hAnsi="Times New Roman" w:cs="Times New Roman" w:eastAsia="SimSun"/>
+          </w:rPr>
+          <m:t>Å</m:t>
+        </m:r>
+      </m:oMath>
+      <w:r>
+        <w:t xml:space="preserve"> </w:t>
+      </w:r>
+      <w:r>
+        <w:rPr>
+          <w:rFonts w:ascii="Times New Roman" w:hAnsi="Times New Roman" w:cs="Times New Roman" w:eastAsia="SimSun"/>
+        </w:rPr>
+        <w:t xml:space="preserve">，计算出的理论密度</w:t>
+      </w:r>
+      <w:r>
+        <w:t xml:space="preserve"> </w:t>
+      </w:r>
+      <m:oMath>
+        <m:r>
+          <w:rPr>
+            <w:rFonts w:ascii="Times New Roman" w:hAnsi="Times New Roman" w:cs="Times New Roman" w:eastAsia="SimSun"/>
+          </w:rPr>
+          <m:t>D</m:t>
+        </m:r>
+        <m:r>
+          <m:rPr>
+            <m:sty m:val="p"/>
+          </m:rPr>
+          <w:rPr>
+            <w:rFonts w:ascii="Times New Roman" w:hAnsi="Times New Roman" w:cs="Times New Roman" w:eastAsia="SimSun"/>
+          </w:rPr>
+          <m:t>=</m:t>
+        </m:r>
+        <m:r>
+          <w:rPr>
+            <w:rFonts w:ascii="Times New Roman" w:hAnsi="Times New Roman" w:cs="Times New Roman" w:eastAsia="SimSun"/>
+          </w:rPr>
+          <m:t>3.243</m:t>
+        </m:r>
+        <m:r>
+          <w:rPr>
+            <w:rFonts w:ascii="Times New Roman" w:hAnsi="Times New Roman" w:cs="Times New Roman" w:eastAsia="SimSun"/>
+          </w:rPr>
+          <m:t> </m:t>
+        </m:r>
+        <m:r>
+          <m:rPr>
+            <m:sty m:val="p"/>
+          </m:rPr>
+          <w:rPr>
+            <w:rFonts w:ascii="Times New Roman" w:hAnsi="Times New Roman" w:cs="Times New Roman" w:eastAsia="SimSun"/>
+          </w:rPr>
+          <m:t>g</m:t>
+        </m:r>
+        <m:r>
+          <m:rPr>
+            <m:sty m:val="p"/>
+          </m:rPr>
+          <w:rPr>
+            <w:rFonts w:ascii="Times New Roman" w:hAnsi="Times New Roman" w:cs="Times New Roman" w:eastAsia="SimSun"/>
+          </w:rPr>
+          <m:t>/</m:t>
+        </m:r>
+        <m:r>
+          <m:rPr>
+            <m:sty m:val="p"/>
+          </m:rPr>
+          <w:rPr>
+            <w:rFonts w:ascii="Times New Roman" w:hAnsi="Times New Roman" w:cs="Times New Roman" w:eastAsia="SimSun"/>
+          </w:rPr>
+          <m:t>c</m:t>
+        </m:r>
+        <m:sSup>
+          <m:e>
+            <m:r>
+              <m:rPr>
+                <m:sty m:val="p"/>
+              </m:rPr>
+              <w:rPr>
+                <w:rFonts w:ascii="Times New Roman" w:hAnsi="Times New Roman" w:cs="Times New Roman" w:eastAsia="SimSun"/>
+              </w:rPr>
+              <m:t>m</m:t>
+            </m:r>
+          </m:e>
+          <m:sup>
+            <m:r>
+              <m:rPr>
+                <m:sty m:val="p"/>
+              </m:rPr>
+              <w:rPr>
+                <w:rFonts w:ascii="Times New Roman" w:hAnsi="Times New Roman" w:cs="Times New Roman" w:eastAsia="SimSun"/>
+              </w:rPr>
               <m:t>3</m:t>
             </m:r>
           </m:sup>
@@ -2200,9 +2586,12 @@
         </w:rPr>
         <w:t xml:space="preserve">的化学式。</w:t>
       </w:r>
-      <w:r>
-        <w:t xml:space="preserve"> </w:t>
-      </w:r>
+    </w:p>
+    <w:p>
+      <w:pPr>
+        <w:pStyle w:val="BodyText"/>
+        <w:spacing w:before="0" w:after="0" w:line="276" w:lineRule="auto"/>
+      </w:pPr>
       <w:r>
         <w:t xml:space="preserve">1-4-3 </w:t>
       </w:r>
@@ -2249,8 +2638,8 @@
         <w:t xml:space="preserve">信号强度和温度之间的关系图。</w:t>
       </w:r>
     </w:p>
-    <w:bookmarkEnd w:id="22"/>
-    <w:bookmarkStart w:id="38" w:name="第-2-题13-分"/>
+    <w:bookmarkEnd w:id="25"/>
+    <w:bookmarkStart w:id="41" w:name="第-2-题13-分"/>
     <w:p>
       <w:pPr>
         <w:pStyle w:val="Heading3"/>
@@ -2368,18 +2757,18 @@
                 <wp:inline>
                   <wp:extent cx="1865914" cy="1655999"/>
                   <wp:effectExtent b="0" l="0" r="0" t="0"/>
-                  <wp:docPr descr="" title="" id="24" name="Picture"/>
+                  <wp:docPr descr="" title="" id="27" name="Picture"/>
                   <a:graphic>
                     <a:graphicData uri="http://schemas.openxmlformats.org/drawingml/2006/picture">
                       <pic:pic>
                         <pic:nvPicPr>
-                          <pic:cNvPr descr="5fc4764497bebbbd924885aad5494e91c5dea9d3db1c9494b35ccd0ab4db1bfa.jpg" id="25" name="Picture"/>
+                          <pic:cNvPr descr="5fc4764497bebbbd924885aad5494e91c5dea9d3db1c9494b35ccd0ab4db1bfa.jpg" id="28" name="Picture"/>
                           <pic:cNvPicPr>
                             <a:picLocks noChangeArrowheads="1" noChangeAspect="1"/>
                           </pic:cNvPicPr>
                         </pic:nvPicPr>
                         <pic:blipFill>
-                          <a:blip r:embed="rId23"/>
+                          <a:blip r:embed="rId26"/>
                           <a:stretch>
                             <a:fillRect/>
                           </a:stretch>
@@ -2422,18 +2811,18 @@
                 <wp:inline>
                   <wp:extent cx="1686894" cy="1655999"/>
                   <wp:effectExtent b="0" l="0" r="0" t="0"/>
-                  <wp:docPr descr="" title="" id="27" name="Picture"/>
+                  <wp:docPr descr="" title="" id="30" name="Picture"/>
                   <a:graphic>
                     <a:graphicData uri="http://schemas.openxmlformats.org/drawingml/2006/picture">
                       <pic:pic>
                         <pic:nvPicPr>
-                          <pic:cNvPr descr="bddab23ff37b8554e19e06a54dcc437ab0d1fba489ddb76c43301f1f2f56ea02.jpg" id="28" name="Picture"/>
+                          <pic:cNvPr descr="bddab23ff37b8554e19e06a54dcc437ab0d1fba489ddb76c43301f1f2f56ea02.jpg" id="31" name="Picture"/>
                           <pic:cNvPicPr>
                             <a:picLocks noChangeArrowheads="1" noChangeAspect="1"/>
                           </pic:cNvPicPr>
                         </pic:nvPicPr>
                         <pic:blipFill>
-                          <a:blip r:embed="rId26"/>
+                          <a:blip r:embed="rId29"/>
                           <a:stretch>
                             <a:fillRect/>
                           </a:stretch>
@@ -2572,18 +2961,18 @@
                 <wp:inline>
                   <wp:extent cx="1267728" cy="1655999"/>
                   <wp:effectExtent b="0" l="0" r="0" t="0"/>
-                  <wp:docPr descr="" title="" id="30" name="Picture"/>
+                  <wp:docPr descr="" title="" id="33" name="Picture"/>
                   <a:graphic>
                     <a:graphicData uri="http://schemas.openxmlformats.org/drawingml/2006/picture">
                       <pic:pic>
                         <pic:nvPicPr>
-                          <pic:cNvPr descr="2b1ebe6a2ed3201cb7d01454f418c9d01c69224d0472316c7def280b2271f3fa.jpg" id="31" name="Picture"/>
+                          <pic:cNvPr descr="2b1ebe6a2ed3201cb7d01454f418c9d01c69224d0472316c7def280b2271f3fa.jpg" id="34" name="Picture"/>
                           <pic:cNvPicPr>
                             <a:picLocks noChangeArrowheads="1" noChangeAspect="1"/>
                           </pic:cNvPicPr>
                         </pic:nvPicPr>
                         <pic:blipFill>
-                          <a:blip r:embed="rId29"/>
+                          <a:blip r:embed="rId32"/>
                           <a:stretch>
                             <a:fillRect/>
                           </a:stretch>
@@ -2626,18 +3015,18 @@
                 <wp:inline>
                   <wp:extent cx="940499" cy="1655999"/>
                   <wp:effectExtent b="0" l="0" r="0" t="0"/>
-                  <wp:docPr descr="" title="" id="33" name="Picture"/>
+                  <wp:docPr descr="" title="" id="36" name="Picture"/>
                   <a:graphic>
                     <a:graphicData uri="http://schemas.openxmlformats.org/drawingml/2006/picture">
                       <pic:pic>
                         <pic:nvPicPr>
-                          <pic:cNvPr descr="ed3cb5dc5dc5e91c3868ea6ce38fcce8dc3c2fe3114125c80233df878e8bcc39.jpg" id="34" name="Picture"/>
+                          <pic:cNvPr descr="ed3cb5dc5dc5e91c3868ea6ce38fcce8dc3c2fe3114125c80233df878e8bcc39.jpg" id="37" name="Picture"/>
                           <pic:cNvPicPr>
                             <a:picLocks noChangeArrowheads="1" noChangeAspect="1"/>
                           </pic:cNvPicPr>
                         </pic:nvPicPr>
                         <pic:blipFill>
-                          <a:blip r:embed="rId32"/>
+                          <a:blip r:embed="rId35"/>
                           <a:stretch>
                             <a:fillRect/>
                           </a:stretch>
@@ -2680,18 +3069,18 @@
                 <wp:inline>
                   <wp:extent cx="917562" cy="1655998"/>
                   <wp:effectExtent b="0" l="0" r="0" t="0"/>
-                  <wp:docPr descr="" title="" id="36" name="Picture"/>
+                  <wp:docPr descr="" title="" id="39" name="Picture"/>
                   <a:graphic>
                     <a:graphicData uri="http://schemas.openxmlformats.org/drawingml/2006/picture">
                       <pic:pic>
                         <pic:nvPicPr>
-                          <pic:cNvPr descr="2b32cb3837c2abde14c1dc2a3f877f3f21f864165228547d18f609b129c63bb2.jpg" id="37" name="Picture"/>
+                          <pic:cNvPr descr="2b32cb3837c2abde14c1dc2a3f877f3f21f864165228547d18f609b129c63bb2.jpg" id="40" name="Picture"/>
                           <pic:cNvPicPr>
                             <a:picLocks noChangeArrowheads="1" noChangeAspect="1"/>
                           </pic:cNvPicPr>
                         </pic:nvPicPr>
                         <pic:blipFill>
-                          <a:blip r:embed="rId35"/>
+                          <a:blip r:embed="rId38"/>
                           <a:stretch>
                             <a:fillRect/>
                           </a:stretch>
@@ -2871,8 +3260,8 @@
         <w:t xml:space="preserve">中所述晶体正当晶胞的晶胞参数通式。</w:t>
       </w:r>
     </w:p>
-    <w:bookmarkEnd w:id="38"/>
-    <w:bookmarkStart w:id="39" w:name="第-3-题13-分"/>
+    <w:bookmarkEnd w:id="41"/>
+    <w:bookmarkStart w:id="42" w:name="第-3-题13-分"/>
     <w:p>
       <w:pPr>
         <w:pStyle w:val="Heading3"/>
@@ -3769,19 +4158,55 @@
         <w:rPr>
           <w:rFonts w:ascii="Times New Roman" w:hAnsi="Times New Roman" w:cs="Times New Roman" w:eastAsia="SimSun"/>
         </w:rPr>
-        <w:t xml:space="preserve">下，BaGeO</w:t>
-      </w:r>
-      <w:r>
-        <w:t xml:space="preserve"> </w:t>
+        <w:t xml:space="preserve">下，</w:t>
       </w:r>
       <m:oMath>
         <m:sSub>
           <m:e>
             <m:r>
-              <w:rPr>
-                <w:rFonts w:ascii="Times New Roman" w:hAnsi="Times New Roman" w:cs="Times New Roman" w:eastAsia="SimSun"/>
-              </w:rPr>
-              <m:t xml:space="preserve"> </m:t>
+              <m:rPr>
+                <m:sty m:val="p"/>
+              </m:rPr>
+              <w:rPr>
+                <w:rFonts w:ascii="Times New Roman" w:hAnsi="Times New Roman" w:cs="Times New Roman" w:eastAsia="SimSun"/>
+              </w:rPr>
+              <m:t>B</m:t>
+            </m:r>
+            <m:r>
+              <m:rPr>
+                <m:sty m:val="p"/>
+              </m:rPr>
+              <w:rPr>
+                <w:rFonts w:ascii="Times New Roman" w:hAnsi="Times New Roman" w:cs="Times New Roman" w:eastAsia="SimSun"/>
+              </w:rPr>
+              <m:t>a</m:t>
+            </m:r>
+            <m:r>
+              <m:rPr>
+                <m:sty m:val="p"/>
+              </m:rPr>
+              <w:rPr>
+                <w:rFonts w:ascii="Times New Roman" w:hAnsi="Times New Roman" w:cs="Times New Roman" w:eastAsia="SimSun"/>
+              </w:rPr>
+              <m:t>G</m:t>
+            </m:r>
+            <m:r>
+              <m:rPr>
+                <m:sty m:val="p"/>
+              </m:rPr>
+              <w:rPr>
+                <w:rFonts w:ascii="Times New Roman" w:hAnsi="Times New Roman" w:cs="Times New Roman" w:eastAsia="SimSun"/>
+              </w:rPr>
+              <m:t>e</m:t>
+            </m:r>
+            <m:r>
+              <m:rPr>
+                <m:sty m:val="p"/>
+              </m:rPr>
+              <w:rPr>
+                <w:rFonts w:ascii="Times New Roman" w:hAnsi="Times New Roman" w:cs="Times New Roman" w:eastAsia="SimSun"/>
+              </w:rPr>
+              <m:t>O</m:t>
             </m:r>
           </m:e>
           <m:sub>
@@ -4463,8 +4888,8 @@
         <w:t xml:space="preserve">的压力？简述判断理由。</w:t>
       </w:r>
     </w:p>
-    <w:bookmarkEnd w:id="39"/>
-    <w:bookmarkStart w:id="46" w:name="第-4-题13-分"/>
+    <w:bookmarkEnd w:id="42"/>
+    <w:bookmarkStart w:id="49" w:name="第-4-题13-分"/>
     <w:p>
       <w:pPr>
         <w:pStyle w:val="Heading3"/>
@@ -4569,18 +4994,18 @@
                 <wp:inline>
                   <wp:extent cx="816204" cy="1655999"/>
                   <wp:effectExtent b="0" l="0" r="0" t="0"/>
-                  <wp:docPr descr="" title="" id="41" name="Picture"/>
+                  <wp:docPr descr="" title="" id="44" name="Picture"/>
                   <a:graphic>
                     <a:graphicData uri="http://schemas.openxmlformats.org/drawingml/2006/picture">
                       <pic:pic>
                         <pic:nvPicPr>
-                          <pic:cNvPr descr="6a7cbcf3dfd44a534bf6325f3b4687aa361245698395205597594924db34c817.jpg" id="42" name="Picture"/>
+                          <pic:cNvPr descr="6a7cbcf3dfd44a534bf6325f3b4687aa361245698395205597594924db34c817.jpg" id="45" name="Picture"/>
                           <pic:cNvPicPr>
                             <a:picLocks noChangeArrowheads="1" noChangeAspect="1"/>
                           </pic:cNvPicPr>
                         </pic:nvPicPr>
                         <pic:blipFill>
-                          <a:blip r:embed="rId40"/>
+                          <a:blip r:embed="rId43"/>
                           <a:stretch>
                             <a:fillRect/>
                           </a:stretch>
@@ -4623,18 +5048,18 @@
                 <wp:inline>
                   <wp:extent cx="1583254" cy="1655999"/>
                   <wp:effectExtent b="0" l="0" r="0" t="0"/>
-                  <wp:docPr descr="" title="" id="44" name="Picture"/>
+                  <wp:docPr descr="" title="" id="47" name="Picture"/>
                   <a:graphic>
                     <a:graphicData uri="http://schemas.openxmlformats.org/drawingml/2006/picture">
                       <pic:pic>
                         <pic:nvPicPr>
-                          <pic:cNvPr descr="2166f9778b29c1758cde1d80fe2cc1ed68459e80798e911b603824eaae559953.jpg" id="45" name="Picture"/>
+                          <pic:cNvPr descr="2166f9778b29c1758cde1d80fe2cc1ed68459e80798e911b603824eaae559953.jpg" id="48" name="Picture"/>
                           <pic:cNvPicPr>
                             <a:picLocks noChangeArrowheads="1" noChangeAspect="1"/>
                           </pic:cNvPicPr>
                         </pic:nvPicPr>
                         <pic:blipFill>
-                          <a:blip r:embed="rId43"/>
+                          <a:blip r:embed="rId46"/>
                           <a:stretch>
                             <a:fillRect/>
                           </a:stretch>
@@ -5227,8 +5652,8 @@
         <w:t xml:space="preserve">的配位多面体。</w:t>
       </w:r>
     </w:p>
-    <w:bookmarkEnd w:id="46"/>
-    <w:bookmarkStart w:id="47" w:name="第-5-题13-分"/>
+    <w:bookmarkEnd w:id="49"/>
+    <w:bookmarkStart w:id="50" w:name="第-5-题13-分"/>
     <w:p>
       <w:pPr>
         <w:pStyle w:val="Heading3"/>
@@ -6617,8 +7042,8 @@
         <w:t xml:space="preserve">填充于哪两层间和填充多面体空隙的种类。</w:t>
       </w:r>
     </w:p>
-    <w:bookmarkEnd w:id="47"/>
-    <w:bookmarkStart w:id="54" w:name="第-6-题13-分"/>
+    <w:bookmarkEnd w:id="50"/>
+    <w:bookmarkStart w:id="57" w:name="第-6-题13-分"/>
     <w:p>
       <w:pPr>
         <w:pStyle w:val="Heading3"/>
@@ -7123,18 +7548,18 @@
           <wp:inline>
             <wp:extent cx="2520000" cy="1090746"/>
             <wp:effectExtent b="0" l="0" r="0" t="0"/>
-            <wp:docPr descr="" title="" id="49" name="Picture"/>
+            <wp:docPr descr="" title="" id="52" name="Picture"/>
             <a:graphic>
               <a:graphicData uri="http://schemas.openxmlformats.org/drawingml/2006/picture">
                 <pic:pic>
                   <pic:nvPicPr>
-                    <pic:cNvPr descr="a84c322c75e285eecf7d5bd04daf64a30a02b452005190b85d311c485ad83f48.jpg" id="50" name="Picture"/>
+                    <pic:cNvPr descr="a84c322c75e285eecf7d5bd04daf64a30a02b452005190b85d311c485ad83f48.jpg" id="53" name="Picture"/>
                     <pic:cNvPicPr>
                       <a:picLocks noChangeArrowheads="1" noChangeAspect="1"/>
                     </pic:cNvPicPr>
                   </pic:nvPicPr>
                   <pic:blipFill>
-                    <a:blip r:embed="rId48"/>
+                    <a:blip r:embed="rId51"/>
                     <a:stretch>
                       <a:fillRect/>
                     </a:stretch>
@@ -7310,18 +7735,18 @@
           <wp:inline>
             <wp:extent cx="2520000" cy="983293"/>
             <wp:effectExtent b="0" l="0" r="0" t="0"/>
-            <wp:docPr descr="" title="" id="52" name="Picture"/>
+            <wp:docPr descr="" title="" id="55" name="Picture"/>
             <a:graphic>
               <a:graphicData uri="http://schemas.openxmlformats.org/drawingml/2006/picture">
                 <pic:pic>
                   <pic:nvPicPr>
-                    <pic:cNvPr descr="c45e6c669682ebb68089a4b065f540963891886ee8a11e95b2fbb74545abe126.jpg" id="53" name="Picture"/>
+                    <pic:cNvPr descr="c45e6c669682ebb68089a4b065f540963891886ee8a11e95b2fbb74545abe126.jpg" id="56" name="Picture"/>
                     <pic:cNvPicPr>
                       <a:picLocks noChangeArrowheads="1" noChangeAspect="1"/>
                     </pic:cNvPicPr>
                   </pic:nvPicPr>
                   <pic:blipFill>
-                    <a:blip r:embed="rId51"/>
+                    <a:blip r:embed="rId54"/>
                     <a:stretch>
                       <a:fillRect/>
                     </a:stretch>
@@ -7484,8 +7909,8 @@
         <w:t xml:space="preserve">原子），并写出脱水的反应方程式。</w:t>
       </w:r>
     </w:p>
-    <w:bookmarkEnd w:id="54"/>
-    <w:bookmarkStart w:id="58" w:name="第-7-题13-分"/>
+    <w:bookmarkEnd w:id="57"/>
+    <w:bookmarkStart w:id="61" w:name="第-7-题13-分"/>
     <w:p>
       <w:pPr>
         <w:pStyle w:val="Heading3"/>
@@ -7966,18 +8391,18 @@
           <wp:inline>
             <wp:extent cx="2520000" cy="1306755"/>
             <wp:effectExtent b="0" l="0" r="0" t="0"/>
-            <wp:docPr descr="" title="" id="56" name="Picture"/>
+            <wp:docPr descr="" title="" id="59" name="Picture"/>
             <a:graphic>
               <a:graphicData uri="http://schemas.openxmlformats.org/drawingml/2006/picture">
                 <pic:pic>
                   <pic:nvPicPr>
-                    <pic:cNvPr descr="5d242c2ff37a0a11d72965d10a19e8b746beb20b069b35f225a6549491319b69.jpg" id="57" name="Picture"/>
+                    <pic:cNvPr descr="5d242c2ff37a0a11d72965d10a19e8b746beb20b069b35f225a6549491319b69.jpg" id="60" name="Picture"/>
                     <pic:cNvPicPr>
                       <a:picLocks noChangeArrowheads="1" noChangeAspect="1"/>
                     </pic:cNvPicPr>
                   </pic:nvPicPr>
                   <pic:blipFill>
-                    <a:blip r:embed="rId55"/>
+                    <a:blip r:embed="rId58"/>
                     <a:stretch>
                       <a:fillRect/>
                     </a:stretch>
@@ -8067,8 +8492,8 @@
         <w:t xml:space="preserve">键长。</w:t>
       </w:r>
     </w:p>
-    <w:bookmarkEnd w:id="58"/>
-    <w:bookmarkStart w:id="65" w:name="第-8-题13-分"/>
+    <w:bookmarkEnd w:id="61"/>
+    <w:bookmarkStart w:id="68" w:name="第-8-题13-分"/>
     <w:p>
       <w:pPr>
         <w:pStyle w:val="Heading3"/>
@@ -8226,18 +8651,18 @@
           <wp:inline>
             <wp:extent cx="2002993" cy="2015999"/>
             <wp:effectExtent b="0" l="0" r="0" t="0"/>
-            <wp:docPr descr="" title="" id="60" name="Picture"/>
+            <wp:docPr descr="" title="" id="63" name="Picture"/>
             <a:graphic>
               <a:graphicData uri="http://schemas.openxmlformats.org/drawingml/2006/picture">
                 <pic:pic>
                   <pic:nvPicPr>
-                    <pic:cNvPr descr="199ccb97f5a43eef2b419c09c8b461126b96673305332dfa560e2aa12f56c04b.jpg" id="61" name="Picture"/>
+                    <pic:cNvPr descr="199ccb97f5a43eef2b419c09c8b461126b96673305332dfa560e2aa12f56c04b.jpg" id="64" name="Picture"/>
                     <pic:cNvPicPr>
                       <a:picLocks noChangeArrowheads="1" noChangeAspect="1"/>
                     </pic:cNvPicPr>
                   </pic:nvPicPr>
                   <pic:blipFill>
-                    <a:blip r:embed="rId59"/>
+                    <a:blip r:embed="rId62"/>
                     <a:stretch>
                       <a:fillRect/>
                     </a:stretch>
@@ -8712,18 +9137,18 @@
           <wp:inline>
             <wp:extent cx="2015999" cy="2000898"/>
             <wp:effectExtent b="0" l="0" r="0" t="0"/>
-            <wp:docPr descr="" title="" id="63" name="Picture"/>
+            <wp:docPr descr="" title="" id="66" name="Picture"/>
             <a:graphic>
               <a:graphicData uri="http://schemas.openxmlformats.org/drawingml/2006/picture">
                 <pic:pic>
                   <pic:nvPicPr>
-                    <pic:cNvPr descr="01e85a99b208849aaab1cb9d6f982e319ea775224b88ddc07b2538d8dd008e15.jpg" id="64" name="Picture"/>
+                    <pic:cNvPr descr="01e85a99b208849aaab1cb9d6f982e319ea775224b88ddc07b2538d8dd008e15.jpg" id="67" name="Picture"/>
                     <pic:cNvPicPr>
                       <a:picLocks noChangeArrowheads="1" noChangeAspect="1"/>
                     </pic:cNvPicPr>
                   </pic:nvPicPr>
                   <pic:blipFill>
-                    <a:blip r:embed="rId62"/>
+                    <a:blip r:embed="rId65"/>
                     <a:stretch>
                       <a:fillRect/>
                     </a:stretch>
@@ -9280,19 +9705,46 @@
         <w:spacing w:before="0" w:after="0" w:line="276" w:lineRule="auto"/>
       </w:pPr>
       <w:r>
-        <w:t xml:space="preserve">8-2-3 “CoAs</w:t>
-      </w:r>
-      <w:r>
-        <w:t xml:space="preserve"> </w:t>
+        <w:t xml:space="preserve">8-2-3 “</w:t>
       </w:r>
       <m:oMath>
         <m:sSub>
           <m:e>
             <m:r>
-              <w:rPr>
-                <w:rFonts w:ascii="Times New Roman" w:hAnsi="Times New Roman" w:cs="Times New Roman" w:eastAsia="SimSun"/>
-              </w:rPr>
-              <m:t xml:space="preserve"> </m:t>
+              <m:rPr>
+                <m:sty m:val="p"/>
+              </m:rPr>
+              <w:rPr>
+                <w:rFonts w:ascii="Times New Roman" w:hAnsi="Times New Roman" w:cs="Times New Roman" w:eastAsia="SimSun"/>
+              </w:rPr>
+              <m:t>C</m:t>
+            </m:r>
+            <m:r>
+              <m:rPr>
+                <m:sty m:val="p"/>
+              </m:rPr>
+              <w:rPr>
+                <w:rFonts w:ascii="Times New Roman" w:hAnsi="Times New Roman" w:cs="Times New Roman" w:eastAsia="SimSun"/>
+              </w:rPr>
+              <m:t>o</m:t>
+            </m:r>
+            <m:r>
+              <m:rPr>
+                <m:sty m:val="p"/>
+              </m:rPr>
+              <w:rPr>
+                <w:rFonts w:ascii="Times New Roman" w:hAnsi="Times New Roman" w:cs="Times New Roman" w:eastAsia="SimSun"/>
+              </w:rPr>
+              <m:t>A</m:t>
+            </m:r>
+            <m:r>
+              <m:rPr>
+                <m:sty m:val="p"/>
+              </m:rPr>
+              <w:rPr>
+                <w:rFonts w:ascii="Times New Roman" w:hAnsi="Times New Roman" w:cs="Times New Roman" w:eastAsia="SimSun"/>
+              </w:rPr>
+              <m:t>s</m:t>
             </m:r>
           </m:e>
           <m:sub>
@@ -9315,19 +9767,37 @@
         <w:t xml:space="preserve">的晶体结构由立方</w:t>
       </w:r>
       <w:r>
-        <w:t xml:space="preserve"> ReO</w:t>
-      </w:r>
-      <w:r>
         <w:t xml:space="preserve"> </w:t>
       </w:r>
       <m:oMath>
         <m:sSub>
           <m:e>
             <m:r>
-              <w:rPr>
-                <w:rFonts w:ascii="Times New Roman" w:hAnsi="Times New Roman" w:cs="Times New Roman" w:eastAsia="SimSun"/>
-              </w:rPr>
-              <m:t xml:space="preserve"> </m:t>
+              <m:rPr>
+                <m:sty m:val="p"/>
+              </m:rPr>
+              <w:rPr>
+                <w:rFonts w:ascii="Times New Roman" w:hAnsi="Times New Roman" w:cs="Times New Roman" w:eastAsia="SimSun"/>
+              </w:rPr>
+              <m:t>R</m:t>
+            </m:r>
+            <m:r>
+              <m:rPr>
+                <m:sty m:val="p"/>
+              </m:rPr>
+              <w:rPr>
+                <w:rFonts w:ascii="Times New Roman" w:hAnsi="Times New Roman" w:cs="Times New Roman" w:eastAsia="SimSun"/>
+              </w:rPr>
+              <m:t>e</m:t>
+            </m:r>
+            <m:r>
+              <m:rPr>
+                <m:sty m:val="p"/>
+              </m:rPr>
+              <w:rPr>
+                <w:rFonts w:ascii="Times New Roman" w:hAnsi="Times New Roman" w:cs="Times New Roman" w:eastAsia="SimSun"/>
+              </w:rPr>
+              <m:t>O</m:t>
             </m:r>
           </m:e>
           <m:sub>
@@ -9404,19 +9874,37 @@
         <w:t xml:space="preserve">时，该晶胞即与</w:t>
       </w:r>
       <w:r>
-        <w:t xml:space="preserve"> ReO</w:t>
-      </w:r>
-      <w:r>
         <w:t xml:space="preserve"> </w:t>
       </w:r>
       <m:oMath>
         <m:sSub>
           <m:e>
             <m:r>
-              <w:rPr>
-                <w:rFonts w:ascii="Times New Roman" w:hAnsi="Times New Roman" w:cs="Times New Roman" w:eastAsia="SimSun"/>
-              </w:rPr>
-              <m:t xml:space="preserve"> </m:t>
+              <m:rPr>
+                <m:sty m:val="p"/>
+              </m:rPr>
+              <w:rPr>
+                <w:rFonts w:ascii="Times New Roman" w:hAnsi="Times New Roman" w:cs="Times New Roman" w:eastAsia="SimSun"/>
+              </w:rPr>
+              <m:t>R</m:t>
+            </m:r>
+            <m:r>
+              <m:rPr>
+                <m:sty m:val="p"/>
+              </m:rPr>
+              <w:rPr>
+                <w:rFonts w:ascii="Times New Roman" w:hAnsi="Times New Roman" w:cs="Times New Roman" w:eastAsia="SimSun"/>
+              </w:rPr>
+              <m:t>e</m:t>
+            </m:r>
+            <m:r>
+              <m:rPr>
+                <m:sty m:val="p"/>
+              </m:rPr>
+              <w:rPr>
+                <w:rFonts w:ascii="Times New Roman" w:hAnsi="Times New Roman" w:cs="Times New Roman" w:eastAsia="SimSun"/>
+              </w:rPr>
+              <m:t>O</m:t>
             </m:r>
           </m:e>
           <m:sub>
@@ -9742,8 +10230,8 @@
         <w:t xml:space="preserve">(晶胞顶点可以没有原子)。</w:t>
       </w:r>
     </w:p>
-    <w:bookmarkEnd w:id="65"/>
-    <w:bookmarkStart w:id="75" w:name="第-9-题13-分"/>
+    <w:bookmarkEnd w:id="68"/>
+    <w:bookmarkStart w:id="78" w:name="第-9-题13-分"/>
     <w:p>
       <w:pPr>
         <w:pStyle w:val="Heading3"/>
@@ -11503,18 +11991,18 @@
           <wp:inline>
             <wp:extent cx="2520000" cy="1659512"/>
             <wp:effectExtent b="0" l="0" r="0" t="0"/>
-            <wp:docPr descr="" title="" id="67" name="Picture"/>
+            <wp:docPr descr="" title="" id="70" name="Picture"/>
             <a:graphic>
               <a:graphicData uri="http://schemas.openxmlformats.org/drawingml/2006/picture">
                 <pic:pic>
                   <pic:nvPicPr>
-                    <pic:cNvPr descr="081ec994d346d21e8330865be748708fc78f8d5420fce5e2de8d9e717ba1b8d5.jpg" id="68" name="Picture"/>
+                    <pic:cNvPr descr="081ec994d346d21e8330865be748708fc78f8d5420fce5e2de8d9e717ba1b8d5.jpg" id="71" name="Picture"/>
                     <pic:cNvPicPr>
                       <a:picLocks noChangeArrowheads="1" noChangeAspect="1"/>
                     </pic:cNvPicPr>
                   </pic:nvPicPr>
                   <pic:blipFill>
-                    <a:blip r:embed="rId66"/>
+                    <a:blip r:embed="rId69"/>
                     <a:stretch>
                       <a:fillRect/>
                     </a:stretch>
@@ -11567,18 +12055,18 @@
           <wp:inline>
             <wp:extent cx="2520000" cy="1637468"/>
             <wp:effectExtent b="0" l="0" r="0" t="0"/>
-            <wp:docPr descr="" title="" id="70" name="Picture"/>
+            <wp:docPr descr="" title="" id="73" name="Picture"/>
             <a:graphic>
               <a:graphicData uri="http://schemas.openxmlformats.org/drawingml/2006/picture">
                 <pic:pic>
                   <pic:nvPicPr>
-                    <pic:cNvPr descr="32c7c3122a41b319c5e330c481f60132d7f63da6935959754ec872c196dd1e8f.jpg" id="71" name="Picture"/>
+                    <pic:cNvPr descr="32c7c3122a41b319c5e330c481f60132d7f63da6935959754ec872c196dd1e8f.jpg" id="74" name="Picture"/>
                     <pic:cNvPicPr>
                       <a:picLocks noChangeArrowheads="1" noChangeAspect="1"/>
                     </pic:cNvPicPr>
                   </pic:nvPicPr>
                   <pic:blipFill>
-                    <a:blip r:embed="rId69"/>
+                    <a:blip r:embed="rId72"/>
                     <a:stretch>
                       <a:fillRect/>
                     </a:stretch>
@@ -11631,18 +12119,18 @@
           <wp:inline>
             <wp:extent cx="1948424" cy="2015999"/>
             <wp:effectExtent b="0" l="0" r="0" t="0"/>
-            <wp:docPr descr="" title="" id="73" name="Picture"/>
+            <wp:docPr descr="" title="" id="76" name="Picture"/>
             <a:graphic>
               <a:graphicData uri="http://schemas.openxmlformats.org/drawingml/2006/picture">
                 <pic:pic>
                   <pic:nvPicPr>
-                    <pic:cNvPr descr="1e688759fd1e2da5288b4b381b0726b12b3818092f92408bb0e51cff0a892cb3.jpg" id="74" name="Picture"/>
+                    <pic:cNvPr descr="1e688759fd1e2da5288b4b381b0726b12b3818092f92408bb0e51cff0a892cb3.jpg" id="77" name="Picture"/>
                     <pic:cNvPicPr>
                       <a:picLocks noChangeArrowheads="1" noChangeAspect="1"/>
                     </pic:cNvPicPr>
                   </pic:nvPicPr>
                   <pic:blipFill>
-                    <a:blip r:embed="rId72"/>
+                    <a:blip r:embed="rId75"/>
                     <a:stretch>
                       <a:fillRect/>
                     </a:stretch>
@@ -11669,8 +12157,8 @@
         </w:drawing>
       </w:r>
     </w:p>
-    <w:bookmarkEnd w:id="75"/>
-    <w:bookmarkStart w:id="85" w:name="第-10-题13-分"/>
+    <w:bookmarkEnd w:id="78"/>
+    <w:bookmarkStart w:id="88" w:name="第-10-题13-分"/>
     <w:p>
       <w:pPr>
         <w:pStyle w:val="Heading3"/>
@@ -11744,18 +12232,18 @@
           <wp:inline>
             <wp:extent cx="2520000" cy="1397125"/>
             <wp:effectExtent b="0" l="0" r="0" t="0"/>
-            <wp:docPr descr="" title="" id="77" name="Picture"/>
+            <wp:docPr descr="" title="" id="80" name="Picture"/>
             <a:graphic>
               <a:graphicData uri="http://schemas.openxmlformats.org/drawingml/2006/picture">
                 <pic:pic>
                   <pic:nvPicPr>
-                    <pic:cNvPr descr="b923065217cd2f46b0d48a15c71f300e06b2e7ea19b50d98873bc16515f92651.jpg" id="78" name="Picture"/>
+                    <pic:cNvPr descr="b923065217cd2f46b0d48a15c71f300e06b2e7ea19b50d98873bc16515f92651.jpg" id="81" name="Picture"/>
                     <pic:cNvPicPr>
                       <a:picLocks noChangeArrowheads="1" noChangeAspect="1"/>
                     </pic:cNvPicPr>
                   </pic:nvPicPr>
                   <pic:blipFill>
-                    <a:blip r:embed="rId76"/>
+                    <a:blip r:embed="rId79"/>
                     <a:stretch>
                       <a:fillRect/>
                     </a:stretch>
@@ -12366,18 +12854,18 @@
           <wp:inline>
             <wp:extent cx="2015999" cy="1966068"/>
             <wp:effectExtent b="0" l="0" r="0" t="0"/>
-            <wp:docPr descr="" title="" id="80" name="Picture"/>
+            <wp:docPr descr="" title="" id="83" name="Picture"/>
             <a:graphic>
               <a:graphicData uri="http://schemas.openxmlformats.org/drawingml/2006/picture">
                 <pic:pic>
                   <pic:nvPicPr>
-                    <pic:cNvPr descr="f39cc210ff974c0c0aa6dded6592917d8541f38c86677428e74fea5967095792.jpg" id="81" name="Picture"/>
+                    <pic:cNvPr descr="f39cc210ff974c0c0aa6dded6592917d8541f38c86677428e74fea5967095792.jpg" id="84" name="Picture"/>
                     <pic:cNvPicPr>
                       <a:picLocks noChangeArrowheads="1" noChangeAspect="1"/>
                     </pic:cNvPicPr>
                   </pic:nvPicPr>
                   <pic:blipFill>
-                    <a:blip r:embed="rId79"/>
+                    <a:blip r:embed="rId82"/>
                     <a:stretch>
                       <a:fillRect/>
                     </a:stretch>
@@ -12520,18 +13008,18 @@
           <wp:inline>
             <wp:extent cx="2015999" cy="1984984"/>
             <wp:effectExtent b="0" l="0" r="0" t="0"/>
-            <wp:docPr descr="" title="" id="83" name="Picture"/>
+            <wp:docPr descr="" title="" id="86" name="Picture"/>
             <a:graphic>
               <a:graphicData uri="http://schemas.openxmlformats.org/drawingml/2006/picture">
                 <pic:pic>
                   <pic:nvPicPr>
-                    <pic:cNvPr descr="50edbee358c78d6ef62eab9f004cf03befba0ea49840da5b3aebb94be27cbcc3.jpg" id="84" name="Picture"/>
+                    <pic:cNvPr descr="50edbee358c78d6ef62eab9f004cf03befba0ea49840da5b3aebb94be27cbcc3.jpg" id="87" name="Picture"/>
                     <pic:cNvPicPr>
                       <a:picLocks noChangeArrowheads="1" noChangeAspect="1"/>
                     </pic:cNvPicPr>
                   </pic:nvPicPr>
                   <pic:blipFill>
-                    <a:blip r:embed="rId82"/>
+                    <a:blip r:embed="rId85"/>
                     <a:stretch>
                       <a:fillRect/>
                     </a:stretch>
@@ -12856,9 +13344,9 @@
         <w:t xml:space="preserve">的配位数。</w:t>
       </w:r>
     </w:p>
-    <w:bookmarkEnd w:id="85"/>
-    <w:bookmarkEnd w:id="86"/>
-    <w:bookmarkEnd w:id="87"/>
+    <w:bookmarkEnd w:id="88"/>
+    <w:bookmarkEnd w:id="89"/>
+    <w:bookmarkEnd w:id="90"/>
     <w:sectPr>
       <w:footerReference r:id="rId9" w:type="default"/>
       <w:headerReference r:id="rId10" w:type="default"/>

--- a/00-首页/题组Word/初赛模拟卷/真题版式/初赛模拟卷XIV（非有机·学生版·真题版式）.docx
+++ b/00-首页/题组Word/初赛模拟卷/真题版式/初赛模拟卷XIV（非有机·学生版·真题版式）.docx
@@ -2809,7 +2809,7 @@
             <w:r>
               <w:drawing>
                 <wp:inline>
-                  <wp:extent cx="1686894" cy="1655999"/>
+                  <wp:extent cx="1664208" cy="1633728"/>
                   <wp:effectExtent b="0" l="0" r="0" t="0"/>
                   <wp:docPr descr="" title="" id="30" name="Picture"/>
                   <a:graphic>
@@ -2830,7 +2830,7 @@
                         <pic:spPr bwMode="auto">
                           <a:xfrm>
                             <a:off x="0" y="0"/>
-                            <a:ext cx="1686894" cy="1655999"/>
+                            <a:ext cx="1664208" cy="1633728"/>
                           </a:xfrm>
                           <a:prstGeom prst="rect">
                             <a:avLst/>
@@ -9135,7 +9135,7 @@
       <w:r>
         <w:drawing>
           <wp:inline>
-            <wp:extent cx="2015999" cy="2000898"/>
+            <wp:extent cx="1627632" cy="1615440"/>
             <wp:effectExtent b="0" l="0" r="0" t="0"/>
             <wp:docPr descr="" title="" id="66" name="Picture"/>
             <a:graphic>
@@ -9156,7 +9156,7 @@
                   <pic:spPr bwMode="auto">
                     <a:xfrm>
                       <a:off x="0" y="0"/>
-                      <a:ext cx="2015999" cy="2000898"/>
+                      <a:ext cx="1627632" cy="1615440"/>
                     </a:xfrm>
                     <a:prstGeom prst="rect">
                       <a:avLst/>
@@ -11989,7 +11989,7 @@
       <w:r>
         <w:drawing>
           <wp:inline>
-            <wp:extent cx="2520000" cy="1659512"/>
+            <wp:extent cx="1499616" cy="987552"/>
             <wp:effectExtent b="0" l="0" r="0" t="0"/>
             <wp:docPr descr="" title="" id="70" name="Picture"/>
             <a:graphic>
@@ -12010,7 +12010,7 @@
                   <pic:spPr bwMode="auto">
                     <a:xfrm>
                       <a:off x="0" y="0"/>
-                      <a:ext cx="2520000" cy="1659512"/>
+                      <a:ext cx="1499616" cy="987552"/>
                     </a:xfrm>
                     <a:prstGeom prst="rect">
                       <a:avLst/>
@@ -12053,7 +12053,7 @@
       <w:r>
         <w:drawing>
           <wp:inline>
-            <wp:extent cx="2520000" cy="1637468"/>
+            <wp:extent cx="1444752" cy="938784"/>
             <wp:effectExtent b="0" l="0" r="0" t="0"/>
             <wp:docPr descr="" title="" id="73" name="Picture"/>
             <a:graphic>
@@ -12074,7 +12074,7 @@
                   <pic:spPr bwMode="auto">
                     <a:xfrm>
                       <a:off x="0" y="0"/>
-                      <a:ext cx="2520000" cy="1637468"/>
+                      <a:ext cx="1444752" cy="938784"/>
                     </a:xfrm>
                     <a:prstGeom prst="rect">
                       <a:avLst/>
@@ -12117,7 +12117,7 @@
       <w:r>
         <w:drawing>
           <wp:inline>
-            <wp:extent cx="1948424" cy="2015999"/>
+            <wp:extent cx="1054608" cy="1091184"/>
             <wp:effectExtent b="0" l="0" r="0" t="0"/>
             <wp:docPr descr="" title="" id="76" name="Picture"/>
             <a:graphic>
@@ -12138,7 +12138,7 @@
                   <pic:spPr bwMode="auto">
                     <a:xfrm>
                       <a:off x="0" y="0"/>
-                      <a:ext cx="1948424" cy="2015999"/>
+                      <a:ext cx="1054608" cy="1091184"/>
                     </a:xfrm>
                     <a:prstGeom prst="rect">
                       <a:avLst/>
@@ -12852,7 +12852,7 @@
       <w:r>
         <w:drawing>
           <wp:inline>
-            <wp:extent cx="2015999" cy="1966068"/>
+            <wp:extent cx="1969007" cy="1920240"/>
             <wp:effectExtent b="0" l="0" r="0" t="0"/>
             <wp:docPr descr="" title="" id="83" name="Picture"/>
             <a:graphic>
@@ -12873,7 +12873,7 @@
                   <pic:spPr bwMode="auto">
                     <a:xfrm>
                       <a:off x="0" y="0"/>
-                      <a:ext cx="2015999" cy="1966068"/>
+                      <a:ext cx="1969007" cy="1920240"/>
                     </a:xfrm>
                     <a:prstGeom prst="rect">
                       <a:avLst/>

--- a/00-首页/题组Word/初赛模拟卷/真题版式/初赛模拟卷XIV（非有机·学生版·真题版式）.docx
+++ b/00-首页/题组Word/初赛模拟卷/真题版式/初赛模拟卷XIV（非有机·学生版·真题版式）.docx
@@ -62,7 +62,7 @@
         <w:t xml:space="preserve">分）</w:t>
       </w:r>
     </w:p>
-    <w:bookmarkStart w:id="25" w:name="第-1-题13-分"/>
+    <w:bookmarkStart w:id="25" w:name="第-1-题13-分迷人的钙钛矿"/>
     <w:p>
       <w:pPr>
         <w:pStyle w:val="Heading3"/>
@@ -89,7 +89,7 @@
         <w:rPr>
           <w:rFonts w:ascii="Times New Roman" w:hAnsi="Times New Roman" w:cs="Times New Roman" w:eastAsia="SimSun"/>
         </w:rPr>
-        <w:t xml:space="preserve">分）</w:t>
+        <w:t xml:space="preserve">分）迷人的钙钛矿</w:t>
       </w:r>
     </w:p>
     <w:p>
@@ -425,13 +425,14 @@
     <w:p>
       <w:pPr>
         <w:pStyle w:val="BodyText"/>
-        <w:spacing w:before="120" w:after="120" w:line="240" w:lineRule="auto"/>
+        <w:keepNext/>
+        <w:spacing w:before="120" w:after="40" w:line="240" w:lineRule="auto"/>
         <w:jc w:val="center"/>
       </w:pPr>
       <w:r>
         <w:drawing>
           <wp:inline>
-            <wp:extent cx="2520000" cy="1322530"/>
+            <wp:extent cx="3024000" cy="1587036"/>
             <wp:effectExtent b="0" l="0" r="0" t="0"/>
             <wp:docPr descr="" title="" id="20" name="Picture"/>
             <a:graphic>
@@ -452,7 +453,7 @@
                   <pic:spPr bwMode="auto">
                     <a:xfrm>
                       <a:off x="0" y="0"/>
-                      <a:ext cx="2520000" cy="1322530"/>
+                      <a:ext cx="3024000" cy="1587036"/>
                     </a:xfrm>
                     <a:prstGeom prst="rect">
                       <a:avLst/>
@@ -1897,13 +1898,14 @@
     <w:p>
       <w:pPr>
         <w:pStyle w:val="BodyText"/>
-        <w:spacing w:before="120" w:after="120" w:line="240" w:lineRule="auto"/>
+        <w:keepNext/>
+        <w:spacing w:before="120" w:after="40" w:line="240" w:lineRule="auto"/>
         <w:jc w:val="center"/>
       </w:pPr>
       <w:r>
         <w:drawing>
           <wp:inline>
-            <wp:extent cx="2520000" cy="1482666"/>
+            <wp:extent cx="3024000" cy="1779199"/>
             <wp:effectExtent b="0" l="0" r="0" t="0"/>
             <wp:docPr descr="" title="" id="23" name="Picture"/>
             <a:graphic>
@@ -1924,7 +1926,7 @@
                   <pic:spPr bwMode="auto">
                     <a:xfrm>
                       <a:off x="0" y="0"/>
-                      <a:ext cx="2520000" cy="1482666"/>
+                      <a:ext cx="3024000" cy="1779199"/>
                     </a:xfrm>
                     <a:prstGeom prst="rect">
                       <a:avLst/>
@@ -2695,13 +2697,14 @@
       <w:tblPr>
         <w:tblStyle w:val="Table"/>
         <w:tblW w:type="dxa" w:w="9752"/>
+        <w:jc w:val="center"/>
         <w:tblBorders>
-          <w:top w:val="single" w:sz="6" w:space="0" w:color="000000"/>
-          <w:left w:val="single" w:sz="6" w:space="0" w:color="000000"/>
-          <w:bottom w:val="single" w:sz="6" w:space="0" w:color="000000"/>
-          <w:right w:val="single" w:sz="6" w:space="0" w:color="000000"/>
-          <w:insideH w:val="single" w:sz="6" w:space="0" w:color="000000"/>
-          <w:insideV w:val="single" w:sz="6" w:space="0" w:color="000000"/>
+          <w:top w:val="nil"/>
+          <w:left w:val="nil"/>
+          <w:bottom w:val="nil"/>
+          <w:right w:val="nil"/>
+          <w:insideH w:val="nil"/>
+          <w:insideV w:val="nil"/>
         </w:tblBorders>
         <w:tblLayout w:type="fixed"/>
         <w:tblLook w:firstRow="1" w:lastRow="0" w:firstColumn="0" w:lastColumn="0" w:noHBand="0" w:noVBand="0" w:val="0020"/>
@@ -2809,7 +2812,7 @@
             <w:r>
               <w:drawing>
                 <wp:inline>
-                  <wp:extent cx="1664208" cy="1633728"/>
+                  <wp:extent cx="1664207" cy="1633728"/>
                   <wp:effectExtent b="0" l="0" r="0" t="0"/>
                   <wp:docPr descr="" title="" id="30" name="Picture"/>
                   <a:graphic>
@@ -2830,7 +2833,7 @@
                         <pic:spPr bwMode="auto">
                           <a:xfrm>
                             <a:off x="0" y="0"/>
-                            <a:ext cx="1664208" cy="1633728"/>
+                            <a:ext cx="1664207" cy="1633728"/>
                           </a:xfrm>
                           <a:prstGeom prst="rect">
                             <a:avLst/>
@@ -2929,13 +2932,14 @@
       <w:tblPr>
         <w:tblStyle w:val="Table"/>
         <w:tblW w:type="dxa" w:w="9752"/>
+        <w:jc w:val="center"/>
         <w:tblBorders>
-          <w:top w:val="single" w:sz="6" w:space="0" w:color="000000"/>
-          <w:left w:val="single" w:sz="6" w:space="0" w:color="000000"/>
-          <w:bottom w:val="single" w:sz="6" w:space="0" w:color="000000"/>
-          <w:right w:val="single" w:sz="6" w:space="0" w:color="000000"/>
-          <w:insideH w:val="single" w:sz="6" w:space="0" w:color="000000"/>
-          <w:insideV w:val="single" w:sz="6" w:space="0" w:color="000000"/>
+          <w:top w:val="nil"/>
+          <w:left w:val="nil"/>
+          <w:bottom w:val="nil"/>
+          <w:right w:val="nil"/>
+          <w:insideH w:val="nil"/>
+          <w:insideV w:val="nil"/>
         </w:tblBorders>
         <w:tblLayout w:type="fixed"/>
         <w:tblLook w:firstRow="0" w:lastRow="0" w:firstColumn="0" w:lastColumn="0" w:noHBand="0" w:noVBand="0" w:val="0000"/>
@@ -3261,7 +3265,7 @@
       </w:r>
     </w:p>
     <w:bookmarkEnd w:id="41"/>
-    <w:bookmarkStart w:id="42" w:name="第-3-题13-分"/>
+    <w:bookmarkStart w:id="42" w:name="第-3-题13-分锗酸钡及其结构变化"/>
     <w:p>
       <w:pPr>
         <w:pStyle w:val="Heading3"/>
@@ -3288,7 +3292,7 @@
         <w:rPr>
           <w:rFonts w:ascii="Times New Roman" w:hAnsi="Times New Roman" w:cs="Times New Roman" w:eastAsia="SimSun"/>
         </w:rPr>
-        <w:t xml:space="preserve">分）</w:t>
+        <w:t xml:space="preserve">分）锗酸钡及其结构变化</w:t>
       </w:r>
     </w:p>
     <w:p>
@@ -4889,7 +4893,7 @@
       </w:r>
     </w:p>
     <w:bookmarkEnd w:id="42"/>
-    <w:bookmarkStart w:id="49" w:name="第-4-题13-分"/>
+    <w:bookmarkStart w:id="49" w:name="第-4-题13-分简单的晶体结构"/>
     <w:p>
       <w:pPr>
         <w:pStyle w:val="Heading3"/>
@@ -4916,7 +4920,7 @@
         <w:rPr>
           <w:rFonts w:ascii="Times New Roman" w:hAnsi="Times New Roman" w:cs="Times New Roman" w:eastAsia="SimSun"/>
         </w:rPr>
-        <w:t xml:space="preserve">分）</w:t>
+        <w:t xml:space="preserve">分）简单的晶体结构</w:t>
       </w:r>
     </w:p>
     <w:p>
@@ -4963,13 +4967,14 @@
       <w:tblPr>
         <w:tblStyle w:val="Table"/>
         <w:tblW w:type="dxa" w:w="9752"/>
+        <w:jc w:val="center"/>
         <w:tblBorders>
-          <w:top w:val="single" w:sz="6" w:space="0" w:color="000000"/>
-          <w:left w:val="single" w:sz="6" w:space="0" w:color="000000"/>
-          <w:bottom w:val="single" w:sz="6" w:space="0" w:color="000000"/>
-          <w:right w:val="single" w:sz="6" w:space="0" w:color="000000"/>
-          <w:insideH w:val="single" w:sz="6" w:space="0" w:color="000000"/>
-          <w:insideV w:val="single" w:sz="6" w:space="0" w:color="000000"/>
+          <w:top w:val="nil"/>
+          <w:left w:val="nil"/>
+          <w:bottom w:val="nil"/>
+          <w:right w:val="nil"/>
+          <w:insideH w:val="nil"/>
+          <w:insideV w:val="nil"/>
         </w:tblBorders>
         <w:tblLayout w:type="fixed"/>
         <w:tblLook w:firstRow="0" w:lastRow="0" w:firstColumn="0" w:lastColumn="0" w:noHBand="0" w:noVBand="0" w:val="0000"/>
@@ -5653,7 +5658,7 @@
       </w:r>
     </w:p>
     <w:bookmarkEnd w:id="49"/>
-    <w:bookmarkStart w:id="50" w:name="第-5-题13-分"/>
+    <w:bookmarkStart w:id="50" w:name="第-5-题13-分钙钛矿衍生结构"/>
     <w:p>
       <w:pPr>
         <w:pStyle w:val="Heading3"/>
@@ -5680,7 +5685,7 @@
         <w:rPr>
           <w:rFonts w:ascii="Times New Roman" w:hAnsi="Times New Roman" w:cs="Times New Roman" w:eastAsia="SimSun"/>
         </w:rPr>
-        <w:t xml:space="preserve">分）</w:t>
+        <w:t xml:space="preserve">分）钙钛矿衍生结构</w:t>
       </w:r>
     </w:p>
     <w:p>
@@ -7540,13 +7545,14 @@
     <w:p>
       <w:pPr>
         <w:pStyle w:val="BodyText"/>
-        <w:spacing w:before="120" w:after="120" w:line="240" w:lineRule="auto"/>
+        <w:keepNext/>
+        <w:spacing w:before="120" w:after="40" w:line="240" w:lineRule="auto"/>
         <w:jc w:val="center"/>
       </w:pPr>
       <w:r>
         <w:drawing>
           <wp:inline>
-            <wp:extent cx="2520000" cy="1090746"/>
+            <wp:extent cx="3024000" cy="1308895"/>
             <wp:effectExtent b="0" l="0" r="0" t="0"/>
             <wp:docPr descr="" title="" id="52" name="Picture"/>
             <a:graphic>
@@ -7567,7 +7573,7 @@
                   <pic:spPr bwMode="auto">
                     <a:xfrm>
                       <a:off x="0" y="0"/>
-                      <a:ext cx="2520000" cy="1090746"/>
+                      <a:ext cx="3024000" cy="1308895"/>
                     </a:xfrm>
                     <a:prstGeom prst="rect">
                       <a:avLst/>
@@ -7727,13 +7733,14 @@
     <w:p>
       <w:pPr>
         <w:pStyle w:val="BodyText"/>
-        <w:spacing w:before="120" w:after="120" w:line="240" w:lineRule="auto"/>
+        <w:keepNext/>
+        <w:spacing w:before="120" w:after="40" w:line="240" w:lineRule="auto"/>
         <w:jc w:val="center"/>
       </w:pPr>
       <w:r>
         <w:drawing>
           <wp:inline>
-            <wp:extent cx="2520000" cy="983293"/>
+            <wp:extent cx="3024000" cy="1179952"/>
             <wp:effectExtent b="0" l="0" r="0" t="0"/>
             <wp:docPr descr="" title="" id="55" name="Picture"/>
             <a:graphic>
@@ -7754,7 +7761,7 @@
                   <pic:spPr bwMode="auto">
                     <a:xfrm>
                       <a:off x="0" y="0"/>
-                      <a:ext cx="2520000" cy="983293"/>
+                      <a:ext cx="3024000" cy="1179952"/>
                     </a:xfrm>
                     <a:prstGeom prst="rect">
                       <a:avLst/>
@@ -7910,7 +7917,7 @@
       </w:r>
     </w:p>
     <w:bookmarkEnd w:id="57"/>
-    <w:bookmarkStart w:id="61" w:name="第-7-题13-分"/>
+    <w:bookmarkStart w:id="61" w:name="第-7-题13-分对六方堆积层的探索"/>
     <w:p>
       <w:pPr>
         <w:pStyle w:val="Heading3"/>
@@ -7937,7 +7944,7 @@
         <w:rPr>
           <w:rFonts w:ascii="Times New Roman" w:hAnsi="Times New Roman" w:cs="Times New Roman" w:eastAsia="SimSun"/>
         </w:rPr>
-        <w:t xml:space="preserve">分）</w:t>
+        <w:t xml:space="preserve">分）对六方堆积层的探索</w:t>
       </w:r>
     </w:p>
     <w:p>
@@ -8383,13 +8390,14 @@
     <w:p>
       <w:pPr>
         <w:pStyle w:val="BodyText"/>
-        <w:spacing w:before="120" w:after="120" w:line="240" w:lineRule="auto"/>
+        <w:keepNext/>
+        <w:spacing w:before="120" w:after="40" w:line="240" w:lineRule="auto"/>
         <w:jc w:val="center"/>
       </w:pPr>
       <w:r>
         <w:drawing>
           <wp:inline>
-            <wp:extent cx="2520000" cy="1306755"/>
+            <wp:extent cx="3024000" cy="1568106"/>
             <wp:effectExtent b="0" l="0" r="0" t="0"/>
             <wp:docPr descr="" title="" id="59" name="Picture"/>
             <a:graphic>
@@ -8410,7 +8418,7 @@
                   <pic:spPr bwMode="auto">
                     <a:xfrm>
                       <a:off x="0" y="0"/>
-                      <a:ext cx="2520000" cy="1306755"/>
+                      <a:ext cx="3024000" cy="1568106"/>
                     </a:xfrm>
                     <a:prstGeom prst="rect">
                       <a:avLst/>
@@ -8493,7 +8501,7 @@
       </w:r>
     </w:p>
     <w:bookmarkEnd w:id="61"/>
-    <w:bookmarkStart w:id="68" w:name="第-8-题13-分"/>
+    <w:bookmarkStart w:id="68" w:name="第-8-题13-分尖晶石及其类似晶体结构的研究"/>
     <w:p>
       <w:pPr>
         <w:pStyle w:val="Heading3"/>
@@ -8520,7 +8528,7 @@
         <w:rPr>
           <w:rFonts w:ascii="Times New Roman" w:hAnsi="Times New Roman" w:cs="Times New Roman" w:eastAsia="SimSun"/>
         </w:rPr>
-        <w:t xml:space="preserve">分）</w:t>
+        <w:t xml:space="preserve">分）尖晶石及其类似晶体结构的研究</w:t>
       </w:r>
     </w:p>
     <w:p>
@@ -8643,13 +8651,14 @@
     <w:p>
       <w:pPr>
         <w:pStyle w:val="BodyText"/>
-        <w:spacing w:before="120" w:after="120" w:line="240" w:lineRule="auto"/>
+        <w:keepNext/>
+        <w:spacing w:before="120" w:after="40" w:line="240" w:lineRule="auto"/>
         <w:jc w:val="center"/>
       </w:pPr>
       <w:r>
         <w:drawing>
           <wp:inline>
-            <wp:extent cx="2002993" cy="2015999"/>
+            <wp:extent cx="2146064" cy="2160000"/>
             <wp:effectExtent b="0" l="0" r="0" t="0"/>
             <wp:docPr descr="" title="" id="63" name="Picture"/>
             <a:graphic>
@@ -8670,7 +8679,7 @@
                   <pic:spPr bwMode="auto">
                     <a:xfrm>
                       <a:off x="0" y="0"/>
-                      <a:ext cx="2002993" cy="2015999"/>
+                      <a:ext cx="2146064" cy="2160000"/>
                     </a:xfrm>
                     <a:prstGeom prst="rect">
                       <a:avLst/>
@@ -9129,13 +9138,14 @@
     <w:p>
       <w:pPr>
         <w:pStyle w:val="BodyText"/>
-        <w:spacing w:before="120" w:after="120" w:line="240" w:lineRule="auto"/>
+        <w:keepNext/>
+        <w:spacing w:before="120" w:after="40" w:line="240" w:lineRule="auto"/>
         <w:jc w:val="center"/>
       </w:pPr>
       <w:r>
         <w:drawing>
           <wp:inline>
-            <wp:extent cx="1627632" cy="1615440"/>
+            <wp:extent cx="1627632" cy="1615439"/>
             <wp:effectExtent b="0" l="0" r="0" t="0"/>
             <wp:docPr descr="" title="" id="66" name="Picture"/>
             <a:graphic>
@@ -9156,7 +9166,7 @@
                   <pic:spPr bwMode="auto">
                     <a:xfrm>
                       <a:off x="0" y="0"/>
-                      <a:ext cx="1627632" cy="1615440"/>
+                      <a:ext cx="1627632" cy="1615439"/>
                     </a:xfrm>
                     <a:prstGeom prst="rect">
                       <a:avLst/>
@@ -10231,7 +10241,7 @@
       </w:r>
     </w:p>
     <w:bookmarkEnd w:id="68"/>
-    <w:bookmarkStart w:id="78" w:name="第-9-题13-分"/>
+    <w:bookmarkStart w:id="78" w:name="第-9-题13-分基本点阵形式问题"/>
     <w:p>
       <w:pPr>
         <w:pStyle w:val="Heading3"/>
@@ -10258,7 +10268,7 @@
         <w:rPr>
           <w:rFonts w:ascii="Times New Roman" w:hAnsi="Times New Roman" w:cs="Times New Roman" w:eastAsia="SimSun"/>
         </w:rPr>
-        <w:t xml:space="preserve">分）</w:t>
+        <w:t xml:space="preserve">分）基本点阵形式问题</w:t>
       </w:r>
     </w:p>
     <w:p>
@@ -11983,13 +11993,14 @@
     <w:p>
       <w:pPr>
         <w:pStyle w:val="BodyText"/>
-        <w:spacing w:before="120" w:after="120" w:line="240" w:lineRule="auto"/>
+        <w:keepNext/>
+        <w:spacing w:before="120" w:after="40" w:line="240" w:lineRule="auto"/>
         <w:jc w:val="center"/>
       </w:pPr>
       <w:r>
         <w:drawing>
           <wp:inline>
-            <wp:extent cx="1499616" cy="987552"/>
+            <wp:extent cx="1499615" cy="987552"/>
             <wp:effectExtent b="0" l="0" r="0" t="0"/>
             <wp:docPr descr="" title="" id="70" name="Picture"/>
             <a:graphic>
@@ -12010,7 +12021,7 @@
                   <pic:spPr bwMode="auto">
                     <a:xfrm>
                       <a:off x="0" y="0"/>
-                      <a:ext cx="1499616" cy="987552"/>
+                      <a:ext cx="1499615" cy="987552"/>
                     </a:xfrm>
                     <a:prstGeom prst="rect">
                       <a:avLst/>
@@ -12047,13 +12058,14 @@
     <w:p>
       <w:pPr>
         <w:pStyle w:val="BodyText"/>
-        <w:spacing w:before="120" w:after="120" w:line="240" w:lineRule="auto"/>
+        <w:keepNext/>
+        <w:spacing w:before="120" w:after="40" w:line="240" w:lineRule="auto"/>
         <w:jc w:val="center"/>
       </w:pPr>
       <w:r>
         <w:drawing>
           <wp:inline>
-            <wp:extent cx="1444752" cy="938784"/>
+            <wp:extent cx="1444751" cy="938784"/>
             <wp:effectExtent b="0" l="0" r="0" t="0"/>
             <wp:docPr descr="" title="" id="73" name="Picture"/>
             <a:graphic>
@@ -12074,7 +12086,7 @@
                   <pic:spPr bwMode="auto">
                     <a:xfrm>
                       <a:off x="0" y="0"/>
-                      <a:ext cx="1444752" cy="938784"/>
+                      <a:ext cx="1444751" cy="938784"/>
                     </a:xfrm>
                     <a:prstGeom prst="rect">
                       <a:avLst/>
@@ -12111,13 +12123,14 @@
     <w:p>
       <w:pPr>
         <w:pStyle w:val="BodyText"/>
-        <w:spacing w:before="120" w:after="120" w:line="240" w:lineRule="auto"/>
+        <w:keepNext/>
+        <w:spacing w:before="120" w:after="40" w:line="240" w:lineRule="auto"/>
         <w:jc w:val="center"/>
       </w:pPr>
       <w:r>
         <w:drawing>
           <wp:inline>
-            <wp:extent cx="1054608" cy="1091184"/>
+            <wp:extent cx="1054607" cy="1091184"/>
             <wp:effectExtent b="0" l="0" r="0" t="0"/>
             <wp:docPr descr="" title="" id="76" name="Picture"/>
             <a:graphic>
@@ -12138,7 +12151,7 @@
                   <pic:spPr bwMode="auto">
                     <a:xfrm>
                       <a:off x="0" y="0"/>
-                      <a:ext cx="1054608" cy="1091184"/>
+                      <a:ext cx="1054607" cy="1091184"/>
                     </a:xfrm>
                     <a:prstGeom prst="rect">
                       <a:avLst/>
@@ -12158,10 +12171,12 @@
       </w:r>
     </w:p>
     <w:bookmarkEnd w:id="78"/>
-    <w:bookmarkStart w:id="88" w:name="第-10-题13-分"/>
+    <w:bookmarkStart w:id="88" w:name="第-10-题13-分金红石及其相似结构"/>
     <w:p>
       <w:pPr>
         <w:pStyle w:val="Heading3"/>
+        <w:spacing w:before="0" w:after="120" w:line="240" w:lineRule="auto"/>
+        <w:jc w:val="center"/>
       </w:pPr>
       <w:r>
         <w:rPr>
@@ -12185,7 +12200,7 @@
         <w:rPr>
           <w:rFonts w:ascii="Times New Roman" w:hAnsi="Times New Roman" w:cs="Times New Roman" w:eastAsia="SimSun"/>
         </w:rPr>
-        <w:t xml:space="preserve">分）</w:t>
+        <w:t xml:space="preserve">分）金红石及其相似结构</w:t>
       </w:r>
     </w:p>
     <w:p>
@@ -12224,13 +12239,14 @@
     <w:p>
       <w:pPr>
         <w:pStyle w:val="BodyText"/>
-        <w:spacing w:before="120" w:after="120" w:line="240" w:lineRule="auto"/>
+        <w:keepNext/>
+        <w:spacing w:before="120" w:after="40" w:line="240" w:lineRule="auto"/>
         <w:jc w:val="center"/>
       </w:pPr>
       <w:r>
         <w:drawing>
           <wp:inline>
-            <wp:extent cx="2520000" cy="1397125"/>
+            <wp:extent cx="2968752" cy="1645919"/>
             <wp:effectExtent b="0" l="0" r="0" t="0"/>
             <wp:docPr descr="" title="" id="80" name="Picture"/>
             <a:graphic>
@@ -12251,7 +12267,7 @@
                   <pic:spPr bwMode="auto">
                     <a:xfrm>
                       <a:off x="0" y="0"/>
-                      <a:ext cx="2520000" cy="1397125"/>
+                      <a:ext cx="2968752" cy="1645919"/>
                     </a:xfrm>
                     <a:prstGeom prst="rect">
                       <a:avLst/>
@@ -12846,13 +12862,14 @@
     <w:p>
       <w:pPr>
         <w:pStyle w:val="BodyText"/>
-        <w:spacing w:before="120" w:after="120" w:line="240" w:lineRule="auto"/>
+        <w:keepNext/>
+        <w:spacing w:before="120" w:after="40" w:line="240" w:lineRule="auto"/>
         <w:jc w:val="center"/>
       </w:pPr>
       <w:r>
         <w:drawing>
           <wp:inline>
-            <wp:extent cx="1969007" cy="1920240"/>
+            <wp:extent cx="1969008" cy="1920239"/>
             <wp:effectExtent b="0" l="0" r="0" t="0"/>
             <wp:docPr descr="" title="" id="83" name="Picture"/>
             <a:graphic>
@@ -12873,7 +12890,7 @@
                   <pic:spPr bwMode="auto">
                     <a:xfrm>
                       <a:off x="0" y="0"/>
-                      <a:ext cx="1969007" cy="1920240"/>
+                      <a:ext cx="1969008" cy="1920239"/>
                     </a:xfrm>
                     <a:prstGeom prst="rect">
                       <a:avLst/>
@@ -13000,13 +13017,14 @@
     <w:p>
       <w:pPr>
         <w:pStyle w:val="BodyText"/>
-        <w:spacing w:before="120" w:after="120" w:line="240" w:lineRule="auto"/>
+        <w:keepNext/>
+        <w:spacing w:before="120" w:after="40" w:line="240" w:lineRule="auto"/>
         <w:jc w:val="center"/>
       </w:pPr>
       <w:r>
         <w:drawing>
           <wp:inline>
-            <wp:extent cx="2015999" cy="1984984"/>
+            <wp:extent cx="2160000" cy="2126769"/>
             <wp:effectExtent b="0" l="0" r="0" t="0"/>
             <wp:docPr descr="" title="" id="86" name="Picture"/>
             <a:graphic>
@@ -13027,7 +13045,7 @@
                   <pic:spPr bwMode="auto">
                     <a:xfrm>
                       <a:off x="0" y="0"/>
-                      <a:ext cx="2015999" cy="1984984"/>
+                      <a:ext cx="2160000" cy="2126769"/>
                     </a:xfrm>
                     <a:prstGeom prst="rect">
                       <a:avLst/>

--- a/00-首页/题组Word/初赛模拟卷/真题版式/初赛模拟卷XIV（非有机·学生版·真题版式）.docx
+++ b/00-首页/题组Word/初赛模拟卷/真题版式/初赛模拟卷XIV（非有机·学生版·真题版式）.docx
@@ -432,7 +432,7 @@
       <w:r>
         <w:drawing>
           <wp:inline>
-            <wp:extent cx="3024000" cy="1587036"/>
+            <wp:extent cx="4082400" cy="2142498"/>
             <wp:effectExtent b="0" l="0" r="0" t="0"/>
             <wp:docPr descr="" title="" id="20" name="Picture"/>
             <a:graphic>
@@ -453,7 +453,7 @@
                   <pic:spPr bwMode="auto">
                     <a:xfrm>
                       <a:off x="0" y="0"/>
-                      <a:ext cx="3024000" cy="1587036"/>
+                      <a:ext cx="4082400" cy="2142498"/>
                     </a:xfrm>
                     <a:prstGeom prst="rect">
                       <a:avLst/>
@@ -1905,7 +1905,7 @@
       <w:r>
         <w:drawing>
           <wp:inline>
-            <wp:extent cx="3024000" cy="1779199"/>
+            <wp:extent cx="4082400" cy="2401918"/>
             <wp:effectExtent b="0" l="0" r="0" t="0"/>
             <wp:docPr descr="" title="" id="23" name="Picture"/>
             <a:graphic>
@@ -1926,7 +1926,7 @@
                   <pic:spPr bwMode="auto">
                     <a:xfrm>
                       <a:off x="0" y="0"/>
-                      <a:ext cx="3024000" cy="1779199"/>
+                      <a:ext cx="4082400" cy="2401918"/>
                     </a:xfrm>
                     <a:prstGeom prst="rect">
                       <a:avLst/>
@@ -2758,7 +2758,7 @@
             <w:r>
               <w:drawing>
                 <wp:inline>
-                  <wp:extent cx="1865914" cy="1655999"/>
+                  <wp:extent cx="1950719" cy="1731264"/>
                   <wp:effectExtent b="0" l="0" r="0" t="0"/>
                   <wp:docPr descr="" title="" id="27" name="Picture"/>
                   <a:graphic>
@@ -2779,7 +2779,7 @@
                         <pic:spPr bwMode="auto">
                           <a:xfrm>
                             <a:off x="0" y="0"/>
-                            <a:ext cx="1865914" cy="1655999"/>
+                            <a:ext cx="1950719" cy="1731264"/>
                           </a:xfrm>
                           <a:prstGeom prst="rect">
                             <a:avLst/>
@@ -2963,7 +2963,7 @@
             <w:r>
               <w:drawing>
                 <wp:inline>
-                  <wp:extent cx="1267728" cy="1655999"/>
+                  <wp:extent cx="1652015" cy="2157984"/>
                   <wp:effectExtent b="0" l="0" r="0" t="0"/>
                   <wp:docPr descr="" title="" id="33" name="Picture"/>
                   <a:graphic>
@@ -2984,7 +2984,7 @@
                         <pic:spPr bwMode="auto">
                           <a:xfrm>
                             <a:off x="0" y="0"/>
-                            <a:ext cx="1267728" cy="1655999"/>
+                            <a:ext cx="1652015" cy="2157984"/>
                           </a:xfrm>
                           <a:prstGeom prst="rect">
                             <a:avLst/>
@@ -3017,7 +3017,7 @@
             <w:r>
               <w:drawing>
                 <wp:inline>
-                  <wp:extent cx="940499" cy="1655999"/>
+                  <wp:extent cx="1274063" cy="2243328"/>
                   <wp:effectExtent b="0" l="0" r="0" t="0"/>
                   <wp:docPr descr="" title="" id="36" name="Picture"/>
                   <a:graphic>
@@ -3038,7 +3038,7 @@
                         <pic:spPr bwMode="auto">
                           <a:xfrm>
                             <a:off x="0" y="0"/>
-                            <a:ext cx="940499" cy="1655999"/>
+                            <a:ext cx="1274063" cy="2243328"/>
                           </a:xfrm>
                           <a:prstGeom prst="rect">
                             <a:avLst/>
@@ -3071,7 +3071,7 @@
             <w:r>
               <w:drawing>
                 <wp:inline>
-                  <wp:extent cx="917562" cy="1655998"/>
+                  <wp:extent cx="1530096" cy="2761487"/>
                   <wp:effectExtent b="0" l="0" r="0" t="0"/>
                   <wp:docPr descr="" title="" id="39" name="Picture"/>
                   <a:graphic>
@@ -3092,7 +3092,7 @@
                         <pic:spPr bwMode="auto">
                           <a:xfrm>
                             <a:off x="0" y="0"/>
-                            <a:ext cx="917562" cy="1655998"/>
+                            <a:ext cx="1530096" cy="2761487"/>
                           </a:xfrm>
                           <a:prstGeom prst="rect">
                             <a:avLst/>
@@ -4997,7 +4997,7 @@
             <w:r>
               <w:drawing>
                 <wp:inline>
-                  <wp:extent cx="816204" cy="1655999"/>
+                  <wp:extent cx="1628860" cy="3304800"/>
                   <wp:effectExtent b="0" l="0" r="0" t="0"/>
                   <wp:docPr descr="" title="" id="44" name="Picture"/>
                   <a:graphic>
@@ -5018,7 +5018,7 @@
                         <pic:spPr bwMode="auto">
                           <a:xfrm>
                             <a:off x="0" y="0"/>
-                            <a:ext cx="816204" cy="1655999"/>
+                            <a:ext cx="1628860" cy="3304800"/>
                           </a:xfrm>
                           <a:prstGeom prst="rect">
                             <a:avLst/>
@@ -5051,7 +5051,7 @@
             <w:r>
               <w:drawing>
                 <wp:inline>
-                  <wp:extent cx="1583254" cy="1655999"/>
+                  <wp:extent cx="2255518" cy="2359152"/>
                   <wp:effectExtent b="0" l="0" r="0" t="0"/>
                   <wp:docPr descr="" title="" id="47" name="Picture"/>
                   <a:graphic>
@@ -5072,7 +5072,7 @@
                         <pic:spPr bwMode="auto">
                           <a:xfrm>
                             <a:off x="0" y="0"/>
-                            <a:ext cx="1583254" cy="1655999"/>
+                            <a:ext cx="2255518" cy="2359152"/>
                           </a:xfrm>
                           <a:prstGeom prst="rect">
                             <a:avLst/>
@@ -7552,7 +7552,7 @@
       <w:r>
         <w:drawing>
           <wp:inline>
-            <wp:extent cx="3024000" cy="1308895"/>
+            <wp:extent cx="4082400" cy="1767008"/>
             <wp:effectExtent b="0" l="0" r="0" t="0"/>
             <wp:docPr descr="" title="" id="52" name="Picture"/>
             <a:graphic>
@@ -7573,7 +7573,7 @@
                   <pic:spPr bwMode="auto">
                     <a:xfrm>
                       <a:off x="0" y="0"/>
-                      <a:ext cx="3024000" cy="1308895"/>
+                      <a:ext cx="4082400" cy="1767008"/>
                     </a:xfrm>
                     <a:prstGeom prst="rect">
                       <a:avLst/>
@@ -7740,7 +7740,7 @@
       <w:r>
         <w:drawing>
           <wp:inline>
-            <wp:extent cx="3024000" cy="1179952"/>
+            <wp:extent cx="4082400" cy="1592935"/>
             <wp:effectExtent b="0" l="0" r="0" t="0"/>
             <wp:docPr descr="" title="" id="55" name="Picture"/>
             <a:graphic>
@@ -7761,7 +7761,7 @@
                   <pic:spPr bwMode="auto">
                     <a:xfrm>
                       <a:off x="0" y="0"/>
-                      <a:ext cx="3024000" cy="1179952"/>
+                      <a:ext cx="4082400" cy="1592935"/>
                     </a:xfrm>
                     <a:prstGeom prst="rect">
                       <a:avLst/>
@@ -8397,7 +8397,7 @@
       <w:r>
         <w:drawing>
           <wp:inline>
-            <wp:extent cx="3024000" cy="1568106"/>
+            <wp:extent cx="4082400" cy="2116943"/>
             <wp:effectExtent b="0" l="0" r="0" t="0"/>
             <wp:docPr descr="" title="" id="59" name="Picture"/>
             <a:graphic>
@@ -8418,7 +8418,7 @@
                   <pic:spPr bwMode="auto">
                     <a:xfrm>
                       <a:off x="0" y="0"/>
-                      <a:ext cx="3024000" cy="1568106"/>
+                      <a:ext cx="4082400" cy="2116943"/>
                     </a:xfrm>
                     <a:prstGeom prst="rect">
                       <a:avLst/>
@@ -8658,7 +8658,7 @@
       <w:r>
         <w:drawing>
           <wp:inline>
-            <wp:extent cx="2146064" cy="2160000"/>
+            <wp:extent cx="2816351" cy="2834640"/>
             <wp:effectExtent b="0" l="0" r="0" t="0"/>
             <wp:docPr descr="" title="" id="63" name="Picture"/>
             <a:graphic>
@@ -8679,7 +8679,7 @@
                   <pic:spPr bwMode="auto">
                     <a:xfrm>
                       <a:off x="0" y="0"/>
-                      <a:ext cx="2146064" cy="2160000"/>
+                      <a:ext cx="2816351" cy="2834640"/>
                     </a:xfrm>
                     <a:prstGeom prst="rect">
                       <a:avLst/>
@@ -13024,7 +13024,7 @@
       <w:r>
         <w:drawing>
           <wp:inline>
-            <wp:extent cx="2160000" cy="2126769"/>
+            <wp:extent cx="2377440" cy="2340863"/>
             <wp:effectExtent b="0" l="0" r="0" t="0"/>
             <wp:docPr descr="" title="" id="86" name="Picture"/>
             <a:graphic>
@@ -13045,7 +13045,7 @@
                   <pic:spPr bwMode="auto">
                     <a:xfrm>
                       <a:off x="0" y="0"/>
-                      <a:ext cx="2160000" cy="2126769"/>
+                      <a:ext cx="2377440" cy="2340863"/>
                     </a:xfrm>
                     <a:prstGeom prst="rect">
                       <a:avLst/>

--- a/00-首页/题组Word/初赛模拟卷/真题版式/初赛模拟卷XIV（非有机·学生版·真题版式）.docx
+++ b/00-首页/题组Word/初赛模拟卷/真题版式/初赛模拟卷XIV（非有机·学生版·真题版式）.docx
@@ -2758,7 +2758,7 @@
             <w:r>
               <w:drawing>
                 <wp:inline>
-                  <wp:extent cx="1950719" cy="1731264"/>
+                  <wp:extent cx="2889502" cy="2633472"/>
                   <wp:effectExtent b="0" l="0" r="0" t="0"/>
                   <wp:docPr descr="" title="" id="27" name="Picture"/>
                   <a:graphic>
@@ -2779,7 +2779,7 @@
                         <pic:spPr bwMode="auto">
                           <a:xfrm>
                             <a:off x="0" y="0"/>
-                            <a:ext cx="1950719" cy="1731264"/>
+                            <a:ext cx="2889502" cy="2633472"/>
                           </a:xfrm>
                           <a:prstGeom prst="rect">
                             <a:avLst/>
@@ -2812,7 +2812,7 @@
             <w:r>
               <w:drawing>
                 <wp:inline>
-                  <wp:extent cx="1664207" cy="1633728"/>
+                  <wp:extent cx="2468880" cy="2474974"/>
                   <wp:effectExtent b="0" l="0" r="0" t="0"/>
                   <wp:docPr descr="" title="" id="30" name="Picture"/>
                   <a:graphic>
@@ -2833,7 +2833,7 @@
                         <pic:spPr bwMode="auto">
                           <a:xfrm>
                             <a:off x="0" y="0"/>
-                            <a:ext cx="1664207" cy="1633728"/>
+                            <a:ext cx="2468880" cy="2474974"/>
                           </a:xfrm>
                           <a:prstGeom prst="rect">
                             <a:avLst/>
@@ -2963,7 +2963,7 @@
             <w:r>
               <w:drawing>
                 <wp:inline>
-                  <wp:extent cx="1652015" cy="2157984"/>
+                  <wp:extent cx="1920239" cy="3151632"/>
                   <wp:effectExtent b="0" l="0" r="0" t="0"/>
                   <wp:docPr descr="" title="" id="33" name="Picture"/>
                   <a:graphic>
@@ -2984,7 +2984,7 @@
                         <pic:spPr bwMode="auto">
                           <a:xfrm>
                             <a:off x="0" y="0"/>
-                            <a:ext cx="1652015" cy="2157984"/>
+                            <a:ext cx="1920239" cy="3151632"/>
                           </a:xfrm>
                           <a:prstGeom prst="rect">
                             <a:avLst/>
@@ -3017,7 +3017,7 @@
             <w:r>
               <w:drawing>
                 <wp:inline>
-                  <wp:extent cx="1274063" cy="2243328"/>
+                  <wp:extent cx="1894509" cy="3304800"/>
                   <wp:effectExtent b="0" l="0" r="0" t="0"/>
                   <wp:docPr descr="" title="" id="36" name="Picture"/>
                   <a:graphic>
@@ -3038,7 +3038,7 @@
                         <pic:spPr bwMode="auto">
                           <a:xfrm>
                             <a:off x="0" y="0"/>
-                            <a:ext cx="1274063" cy="2243328"/>
+                            <a:ext cx="1894509" cy="3304800"/>
                           </a:xfrm>
                           <a:prstGeom prst="rect">
                             <a:avLst/>
@@ -3071,7 +3071,7 @@
             <w:r>
               <w:drawing>
                 <wp:inline>
-                  <wp:extent cx="1530096" cy="2761487"/>
+                  <wp:extent cx="1720099" cy="3304800"/>
                   <wp:effectExtent b="0" l="0" r="0" t="0"/>
                   <wp:docPr descr="" title="" id="39" name="Picture"/>
                   <a:graphic>
@@ -3092,7 +3092,7 @@
                         <pic:spPr bwMode="auto">
                           <a:xfrm>
                             <a:off x="0" y="0"/>
-                            <a:ext cx="1530096" cy="2761487"/>
+                            <a:ext cx="1720099" cy="3304800"/>
                           </a:xfrm>
                           <a:prstGeom prst="rect">
                             <a:avLst/>
@@ -4997,7 +4997,7 @@
             <w:r>
               <w:drawing>
                 <wp:inline>
-                  <wp:extent cx="1628860" cy="3304800"/>
+                  <wp:extent cx="1736120" cy="3304800"/>
                   <wp:effectExtent b="0" l="0" r="0" t="0"/>
                   <wp:docPr descr="" title="" id="44" name="Picture"/>
                   <a:graphic>
@@ -5018,7 +5018,7 @@
                         <pic:spPr bwMode="auto">
                           <a:xfrm>
                             <a:off x="0" y="0"/>
-                            <a:ext cx="1628860" cy="3304800"/>
+                            <a:ext cx="1736120" cy="3304800"/>
                           </a:xfrm>
                           <a:prstGeom prst="rect">
                             <a:avLst/>
@@ -5051,7 +5051,7 @@
             <w:r>
               <w:drawing>
                 <wp:inline>
-                  <wp:extent cx="2255518" cy="2359152"/>
+                  <wp:extent cx="2609086" cy="2676144"/>
                   <wp:effectExtent b="0" l="0" r="0" t="0"/>
                   <wp:docPr descr="" title="" id="47" name="Picture"/>
                   <a:graphic>
@@ -5072,7 +5072,7 @@
                         <pic:spPr bwMode="auto">
                           <a:xfrm>
                             <a:off x="0" y="0"/>
-                            <a:ext cx="2255518" cy="2359152"/>
+                            <a:ext cx="2609086" cy="2676144"/>
                           </a:xfrm>
                           <a:prstGeom prst="rect">
                             <a:avLst/>
@@ -8658,7 +8658,7 @@
       <w:r>
         <w:drawing>
           <wp:inline>
-            <wp:extent cx="2816351" cy="2834640"/>
+            <wp:extent cx="2882179" cy="2916000"/>
             <wp:effectExtent b="0" l="0" r="0" t="0"/>
             <wp:docPr descr="" title="" id="63" name="Picture"/>
             <a:graphic>
@@ -8679,7 +8679,7 @@
                   <pic:spPr bwMode="auto">
                     <a:xfrm>
                       <a:off x="0" y="0"/>
-                      <a:ext cx="2816351" cy="2834640"/>
+                      <a:ext cx="2882179" cy="2916000"/>
                     </a:xfrm>
                     <a:prstGeom prst="rect">
                       <a:avLst/>
@@ -9145,7 +9145,7 @@
       <w:r>
         <w:drawing>
           <wp:inline>
-            <wp:extent cx="1627632" cy="1615439"/>
+            <wp:extent cx="2724912" cy="2706623"/>
             <wp:effectExtent b="0" l="0" r="0" t="0"/>
             <wp:docPr descr="" title="" id="66" name="Picture"/>
             <a:graphic>
@@ -9166,7 +9166,7 @@
                   <pic:spPr bwMode="auto">
                     <a:xfrm>
                       <a:off x="0" y="0"/>
-                      <a:ext cx="1627632" cy="1615439"/>
+                      <a:ext cx="2724912" cy="2706623"/>
                     </a:xfrm>
                     <a:prstGeom prst="rect">
                       <a:avLst/>
@@ -12000,7 +12000,7 @@
       <w:r>
         <w:drawing>
           <wp:inline>
-            <wp:extent cx="1499615" cy="987552"/>
+            <wp:extent cx="2584703" cy="1676399"/>
             <wp:effectExtent b="0" l="0" r="0" t="0"/>
             <wp:docPr descr="" title="" id="70" name="Picture"/>
             <a:graphic>
@@ -12021,7 +12021,7 @@
                   <pic:spPr bwMode="auto">
                     <a:xfrm>
                       <a:off x="0" y="0"/>
-                      <a:ext cx="1499615" cy="987552"/>
+                      <a:ext cx="2584703" cy="1676399"/>
                     </a:xfrm>
                     <a:prstGeom prst="rect">
                       <a:avLst/>
@@ -12065,7 +12065,7 @@
       <w:r>
         <w:drawing>
           <wp:inline>
-            <wp:extent cx="1444751" cy="938784"/>
+            <wp:extent cx="2450591" cy="1652016"/>
             <wp:effectExtent b="0" l="0" r="0" t="0"/>
             <wp:docPr descr="" title="" id="73" name="Picture"/>
             <a:graphic>
@@ -12086,7 +12086,7 @@
                   <pic:spPr bwMode="auto">
                     <a:xfrm>
                       <a:off x="0" y="0"/>
-                      <a:ext cx="1444751" cy="938784"/>
+                      <a:ext cx="2450591" cy="1652016"/>
                     </a:xfrm>
                     <a:prstGeom prst="rect">
                       <a:avLst/>
@@ -12130,7 +12130,7 @@
       <w:r>
         <w:drawing>
           <wp:inline>
-            <wp:extent cx="1054607" cy="1091184"/>
+            <wp:extent cx="1780031" cy="1804416"/>
             <wp:effectExtent b="0" l="0" r="0" t="0"/>
             <wp:docPr descr="" title="" id="76" name="Picture"/>
             <a:graphic>
@@ -12151,7 +12151,7 @@
                   <pic:spPr bwMode="auto">
                     <a:xfrm>
                       <a:off x="0" y="0"/>
-                      <a:ext cx="1054607" cy="1091184"/>
+                      <a:ext cx="1780031" cy="1804416"/>
                     </a:xfrm>
                     <a:prstGeom prst="rect">
                       <a:avLst/>
@@ -12246,7 +12246,7 @@
       <w:r>
         <w:drawing>
           <wp:inline>
-            <wp:extent cx="2968752" cy="1645919"/>
+            <wp:extent cx="4082400" cy="1687914"/>
             <wp:effectExtent b="0" l="0" r="0" t="0"/>
             <wp:docPr descr="" title="" id="80" name="Picture"/>
             <a:graphic>
@@ -12267,7 +12267,7 @@
                   <pic:spPr bwMode="auto">
                     <a:xfrm>
                       <a:off x="0" y="0"/>
-                      <a:ext cx="2968752" cy="1645919"/>
+                      <a:ext cx="4082400" cy="1687914"/>
                     </a:xfrm>
                     <a:prstGeom prst="rect">
                       <a:avLst/>
@@ -12869,7 +12869,7 @@
       <w:r>
         <w:drawing>
           <wp:inline>
-            <wp:extent cx="1969008" cy="1920239"/>
+            <wp:extent cx="4082400" cy="1875268"/>
             <wp:effectExtent b="0" l="0" r="0" t="0"/>
             <wp:docPr descr="" title="" id="83" name="Picture"/>
             <a:graphic>
@@ -12890,7 +12890,7 @@
                   <pic:spPr bwMode="auto">
                     <a:xfrm>
                       <a:off x="0" y="0"/>
-                      <a:ext cx="1969008" cy="1920239"/>
+                      <a:ext cx="4082400" cy="1875268"/>
                     </a:xfrm>
                     <a:prstGeom prst="rect">
                       <a:avLst/>
@@ -13024,7 +13024,7 @@
       <w:r>
         <w:drawing>
           <wp:inline>
-            <wp:extent cx="2377440" cy="2340863"/>
+            <wp:extent cx="2761487" cy="2773680"/>
             <wp:effectExtent b="0" l="0" r="0" t="0"/>
             <wp:docPr descr="" title="" id="86" name="Picture"/>
             <a:graphic>
@@ -13045,7 +13045,7 @@
                   <pic:spPr bwMode="auto">
                     <a:xfrm>
                       <a:off x="0" y="0"/>
-                      <a:ext cx="2377440" cy="2340863"/>
+                      <a:ext cx="2761487" cy="2773680"/>
                     </a:xfrm>
                     <a:prstGeom prst="rect">
                       <a:avLst/>

--- a/00-首页/题组Word/初赛模拟卷/真题版式/初赛模拟卷XIV（非有机·学生版·真题版式）.docx
+++ b/00-首页/题组Word/初赛模拟卷/真题版式/初赛模拟卷XIV（非有机·学生版·真题版式）.docx
@@ -2758,7 +2758,7 @@
             <w:r>
               <w:drawing>
                 <wp:inline>
-                  <wp:extent cx="2889502" cy="2633472"/>
+                  <wp:extent cx="1950719" cy="1731264"/>
                   <wp:effectExtent b="0" l="0" r="0" t="0"/>
                   <wp:docPr descr="" title="" id="27" name="Picture"/>
                   <a:graphic>
@@ -2779,7 +2779,7 @@
                         <pic:spPr bwMode="auto">
                           <a:xfrm>
                             <a:off x="0" y="0"/>
-                            <a:ext cx="2889502" cy="2633472"/>
+                            <a:ext cx="1950719" cy="1731264"/>
                           </a:xfrm>
                           <a:prstGeom prst="rect">
                             <a:avLst/>
@@ -2812,7 +2812,7 @@
             <w:r>
               <w:drawing>
                 <wp:inline>
-                  <wp:extent cx="2468880" cy="2474974"/>
+                  <wp:extent cx="1664207" cy="1633728"/>
                   <wp:effectExtent b="0" l="0" r="0" t="0"/>
                   <wp:docPr descr="" title="" id="30" name="Picture"/>
                   <a:graphic>
@@ -2833,7 +2833,7 @@
                         <pic:spPr bwMode="auto">
                           <a:xfrm>
                             <a:off x="0" y="0"/>
-                            <a:ext cx="2468880" cy="2474974"/>
+                            <a:ext cx="1664207" cy="1633728"/>
                           </a:xfrm>
                           <a:prstGeom prst="rect">
                             <a:avLst/>
@@ -2963,7 +2963,7 @@
             <w:r>
               <w:drawing>
                 <wp:inline>
-                  <wp:extent cx="1920239" cy="3151632"/>
+                  <wp:extent cx="1652015" cy="2157984"/>
                   <wp:effectExtent b="0" l="0" r="0" t="0"/>
                   <wp:docPr descr="" title="" id="33" name="Picture"/>
                   <a:graphic>
@@ -2984,7 +2984,7 @@
                         <pic:spPr bwMode="auto">
                           <a:xfrm>
                             <a:off x="0" y="0"/>
-                            <a:ext cx="1920239" cy="3151632"/>
+                            <a:ext cx="1652015" cy="2157984"/>
                           </a:xfrm>
                           <a:prstGeom prst="rect">
                             <a:avLst/>
@@ -3017,7 +3017,7 @@
             <w:r>
               <w:drawing>
                 <wp:inline>
-                  <wp:extent cx="1894509" cy="3304800"/>
+                  <wp:extent cx="1274063" cy="2243328"/>
                   <wp:effectExtent b="0" l="0" r="0" t="0"/>
                   <wp:docPr descr="" title="" id="36" name="Picture"/>
                   <a:graphic>
@@ -3038,7 +3038,7 @@
                         <pic:spPr bwMode="auto">
                           <a:xfrm>
                             <a:off x="0" y="0"/>
-                            <a:ext cx="1894509" cy="3304800"/>
+                            <a:ext cx="1274063" cy="2243328"/>
                           </a:xfrm>
                           <a:prstGeom prst="rect">
                             <a:avLst/>
@@ -3071,7 +3071,7 @@
             <w:r>
               <w:drawing>
                 <wp:inline>
-                  <wp:extent cx="1720099" cy="3304800"/>
+                  <wp:extent cx="1530096" cy="2761487"/>
                   <wp:effectExtent b="0" l="0" r="0" t="0"/>
                   <wp:docPr descr="" title="" id="39" name="Picture"/>
                   <a:graphic>
@@ -3092,7 +3092,7 @@
                         <pic:spPr bwMode="auto">
                           <a:xfrm>
                             <a:off x="0" y="0"/>
-                            <a:ext cx="1720099" cy="3304800"/>
+                            <a:ext cx="1530096" cy="2761487"/>
                           </a:xfrm>
                           <a:prstGeom prst="rect">
                             <a:avLst/>
@@ -4997,7 +4997,7 @@
             <w:r>
               <w:drawing>
                 <wp:inline>
-                  <wp:extent cx="1736120" cy="3304800"/>
+                  <wp:extent cx="1628860" cy="3304800"/>
                   <wp:effectExtent b="0" l="0" r="0" t="0"/>
                   <wp:docPr descr="" title="" id="44" name="Picture"/>
                   <a:graphic>
@@ -5018,7 +5018,7 @@
                         <pic:spPr bwMode="auto">
                           <a:xfrm>
                             <a:off x="0" y="0"/>
-                            <a:ext cx="1736120" cy="3304800"/>
+                            <a:ext cx="1628860" cy="3304800"/>
                           </a:xfrm>
                           <a:prstGeom prst="rect">
                             <a:avLst/>
@@ -5051,7 +5051,7 @@
             <w:r>
               <w:drawing>
                 <wp:inline>
-                  <wp:extent cx="2609086" cy="2676144"/>
+                  <wp:extent cx="2255518" cy="2359152"/>
                   <wp:effectExtent b="0" l="0" r="0" t="0"/>
                   <wp:docPr descr="" title="" id="47" name="Picture"/>
                   <a:graphic>
@@ -5072,7 +5072,7 @@
                         <pic:spPr bwMode="auto">
                           <a:xfrm>
                             <a:off x="0" y="0"/>
-                            <a:ext cx="2609086" cy="2676144"/>
+                            <a:ext cx="2255518" cy="2359152"/>
                           </a:xfrm>
                           <a:prstGeom prst="rect">
                             <a:avLst/>
@@ -8658,7 +8658,7 @@
       <w:r>
         <w:drawing>
           <wp:inline>
-            <wp:extent cx="2882179" cy="2916000"/>
+            <wp:extent cx="2816351" cy="2834640"/>
             <wp:effectExtent b="0" l="0" r="0" t="0"/>
             <wp:docPr descr="" title="" id="63" name="Picture"/>
             <a:graphic>
@@ -8679,7 +8679,7 @@
                   <pic:spPr bwMode="auto">
                     <a:xfrm>
                       <a:off x="0" y="0"/>
-                      <a:ext cx="2882179" cy="2916000"/>
+                      <a:ext cx="2816351" cy="2834640"/>
                     </a:xfrm>
                     <a:prstGeom prst="rect">
                       <a:avLst/>
@@ -9145,7 +9145,7 @@
       <w:r>
         <w:drawing>
           <wp:inline>
-            <wp:extent cx="2724912" cy="2706623"/>
+            <wp:extent cx="1627632" cy="1615439"/>
             <wp:effectExtent b="0" l="0" r="0" t="0"/>
             <wp:docPr descr="" title="" id="66" name="Picture"/>
             <a:graphic>
@@ -9166,7 +9166,7 @@
                   <pic:spPr bwMode="auto">
                     <a:xfrm>
                       <a:off x="0" y="0"/>
-                      <a:ext cx="2724912" cy="2706623"/>
+                      <a:ext cx="1627632" cy="1615439"/>
                     </a:xfrm>
                     <a:prstGeom prst="rect">
                       <a:avLst/>
@@ -12000,7 +12000,7 @@
       <w:r>
         <w:drawing>
           <wp:inline>
-            <wp:extent cx="2584703" cy="1676399"/>
+            <wp:extent cx="1499615" cy="987552"/>
             <wp:effectExtent b="0" l="0" r="0" t="0"/>
             <wp:docPr descr="" title="" id="70" name="Picture"/>
             <a:graphic>
@@ -12021,7 +12021,7 @@
                   <pic:spPr bwMode="auto">
                     <a:xfrm>
                       <a:off x="0" y="0"/>
-                      <a:ext cx="2584703" cy="1676399"/>
+                      <a:ext cx="1499615" cy="987552"/>
                     </a:xfrm>
                     <a:prstGeom prst="rect">
                       <a:avLst/>
@@ -12065,7 +12065,7 @@
       <w:r>
         <w:drawing>
           <wp:inline>
-            <wp:extent cx="2450591" cy="1652016"/>
+            <wp:extent cx="1444751" cy="938784"/>
             <wp:effectExtent b="0" l="0" r="0" t="0"/>
             <wp:docPr descr="" title="" id="73" name="Picture"/>
             <a:graphic>
@@ -12086,7 +12086,7 @@
                   <pic:spPr bwMode="auto">
                     <a:xfrm>
                       <a:off x="0" y="0"/>
-                      <a:ext cx="2450591" cy="1652016"/>
+                      <a:ext cx="1444751" cy="938784"/>
                     </a:xfrm>
                     <a:prstGeom prst="rect">
                       <a:avLst/>
@@ -12130,7 +12130,7 @@
       <w:r>
         <w:drawing>
           <wp:inline>
-            <wp:extent cx="1780031" cy="1804416"/>
+            <wp:extent cx="1054607" cy="1091184"/>
             <wp:effectExtent b="0" l="0" r="0" t="0"/>
             <wp:docPr descr="" title="" id="76" name="Picture"/>
             <a:graphic>
@@ -12151,7 +12151,7 @@
                   <pic:spPr bwMode="auto">
                     <a:xfrm>
                       <a:off x="0" y="0"/>
-                      <a:ext cx="1780031" cy="1804416"/>
+                      <a:ext cx="1054607" cy="1091184"/>
                     </a:xfrm>
                     <a:prstGeom prst="rect">
                       <a:avLst/>
@@ -12246,7 +12246,7 @@
       <w:r>
         <w:drawing>
           <wp:inline>
-            <wp:extent cx="4082400" cy="1687914"/>
+            <wp:extent cx="2968752" cy="1645919"/>
             <wp:effectExtent b="0" l="0" r="0" t="0"/>
             <wp:docPr descr="" title="" id="80" name="Picture"/>
             <a:graphic>
@@ -12267,7 +12267,7 @@
                   <pic:spPr bwMode="auto">
                     <a:xfrm>
                       <a:off x="0" y="0"/>
-                      <a:ext cx="4082400" cy="1687914"/>
+                      <a:ext cx="2968752" cy="1645919"/>
                     </a:xfrm>
                     <a:prstGeom prst="rect">
                       <a:avLst/>
@@ -12869,7 +12869,7 @@
       <w:r>
         <w:drawing>
           <wp:inline>
-            <wp:extent cx="4082400" cy="1875268"/>
+            <wp:extent cx="1969008" cy="1920239"/>
             <wp:effectExtent b="0" l="0" r="0" t="0"/>
             <wp:docPr descr="" title="" id="83" name="Picture"/>
             <a:graphic>
@@ -12890,7 +12890,7 @@
                   <pic:spPr bwMode="auto">
                     <a:xfrm>
                       <a:off x="0" y="0"/>
-                      <a:ext cx="4082400" cy="1875268"/>
+                      <a:ext cx="1969008" cy="1920239"/>
                     </a:xfrm>
                     <a:prstGeom prst="rect">
                       <a:avLst/>
@@ -13024,7 +13024,7 @@
       <w:r>
         <w:drawing>
           <wp:inline>
-            <wp:extent cx="2761487" cy="2773680"/>
+            <wp:extent cx="2377440" cy="2340863"/>
             <wp:effectExtent b="0" l="0" r="0" t="0"/>
             <wp:docPr descr="" title="" id="86" name="Picture"/>
             <a:graphic>
@@ -13045,7 +13045,7 @@
                   <pic:spPr bwMode="auto">
                     <a:xfrm>
                       <a:off x="0" y="0"/>
-                      <a:ext cx="2761487" cy="2773680"/>
+                      <a:ext cx="2377440" cy="2340863"/>
                     </a:xfrm>
                     <a:prstGeom prst="rect">
                       <a:avLst/>
